--- a/docs/prezentare/disertatie_prezentare_text.docx
+++ b/docs/prezentare/disertatie_prezentare_text.docx
@@ -10,34 +10,39 @@
           <w:bCs/>
         </w:rPr>
       </w:pPr>
-      <w:r>
-        <w:rPr>
-          <w:rFonts w:cstheme="minorHAnsi"/>
-          <w:b/>
-          <w:bCs/>
-        </w:rPr>
-        <w:t>Textul prezentării de disertație</w:t>
-      </w:r>
-    </w:p>
-    <w:p>
-      <w:pPr>
-        <w:rPr>
-          <w:rFonts w:cstheme="minorHAnsi"/>
-        </w:rPr>
-      </w:pPr>
-      <w:r>
-        <w:rPr>
-          <w:rFonts w:cstheme="minorHAnsi"/>
-        </w:rPr>
-        <w:pict w14:anchorId="0A5D04AA">
-          <v:rect id="_x0000_i1313" style="width:652.5pt;height:1.5pt" o:hrpct="0" o:hralign="center" o:hrstd="t" o:hr="t" fillcolor="#a0a0a0" stroked="f"/>
-        </w:pict>
-      </w:r>
-    </w:p>
-    <w:p>
-      <w:pPr>
-        <w:rPr>
-          <w:rFonts w:cstheme="minorHAnsi"/>
+    </w:p>
+    <w:p>
+      <w:pPr>
+        <w:rPr>
+          <w:rFonts w:cstheme="minorHAnsi"/>
+          <w:b/>
+          <w:bCs/>
+        </w:rPr>
+      </w:pPr>
+      <w:r>
+        <w:rPr>
+          <w:rFonts w:cstheme="minorHAnsi"/>
+          <w:b/>
+          <w:bCs/>
+        </w:rPr>
+        <w:t>Textul prezentării disertației (calibrat la 8-10 minute)</w:t>
+      </w:r>
+    </w:p>
+    <w:p>
+      <w:pPr>
+        <w:rPr>
+          <w:rFonts w:cstheme="minorHAnsi"/>
+          <w:b/>
+          <w:bCs/>
+        </w:rPr>
+      </w:pPr>
+    </w:p>
+    <w:p>
+      <w:pPr>
+        <w:rPr>
+          <w:rFonts w:cstheme="minorHAnsi"/>
+          <w:b/>
+          <w:bCs/>
         </w:rPr>
       </w:pPr>
       <w:r>
@@ -53,170 +58,188 @@
       <w:pPr>
         <w:rPr>
           <w:rFonts w:cstheme="minorHAnsi"/>
-        </w:rPr>
-      </w:pPr>
-      <w:r>
-        <w:rPr>
-          <w:rFonts w:cstheme="minorHAnsi"/>
+          <w:b/>
+          <w:bCs/>
+        </w:rPr>
+      </w:pPr>
+      <w:r>
+        <w:rPr>
+          <w:rFonts w:cstheme="minorHAnsi"/>
+          <w:b/>
+          <w:bCs/>
         </w:rPr>
         <w:t>În această prezentare voi aborda:</w:t>
       </w:r>
     </w:p>
     <w:p>
       <w:pPr>
-        <w:numPr>
-          <w:ilvl w:val="0"/>
-          <w:numId w:val="4"/>
-        </w:numPr>
-        <w:rPr>
-          <w:rFonts w:cstheme="minorHAnsi"/>
-        </w:rPr>
-      </w:pPr>
-      <w:r>
-        <w:rPr>
-          <w:rFonts w:cstheme="minorHAnsi"/>
-        </w:rPr>
-        <w:t>În introducere, contextul și motivația lucrării, evidențiind problemele autentificării clasice</w:t>
-      </w:r>
-    </w:p>
-    <w:p>
-      <w:pPr>
-        <w:numPr>
-          <w:ilvl w:val="0"/>
-          <w:numId w:val="4"/>
-        </w:numPr>
-        <w:rPr>
-          <w:rFonts w:cstheme="minorHAnsi"/>
-        </w:rPr>
-      </w:pPr>
-      <w:r>
-        <w:rPr>
-          <w:rFonts w:cstheme="minorHAnsi"/>
-        </w:rPr>
-        <w:t>Apoi, fundamentele teoretice: demonstrațiile cu cunoștințe zero și schema de identificare Schnorr</w:t>
-      </w:r>
-    </w:p>
-    <w:p>
-      <w:pPr>
-        <w:numPr>
-          <w:ilvl w:val="0"/>
-          <w:numId w:val="4"/>
-        </w:numPr>
-        <w:rPr>
-          <w:rFonts w:cstheme="minorHAnsi"/>
-        </w:rPr>
-      </w:pPr>
-      <w:r>
-        <w:rPr>
-          <w:rFonts w:cstheme="minorHAnsi"/>
-        </w:rPr>
-        <w:t>Tehnologiile utilizate în implementare</w:t>
-      </w:r>
-    </w:p>
-    <w:p>
-      <w:pPr>
-        <w:numPr>
-          <w:ilvl w:val="0"/>
-          <w:numId w:val="4"/>
-        </w:numPr>
-        <w:rPr>
-          <w:rFonts w:cstheme="minorHAnsi"/>
-        </w:rPr>
-      </w:pPr>
-      <w:r>
-        <w:rPr>
-          <w:rFonts w:cstheme="minorHAnsi"/>
-        </w:rPr>
-        <w:t>Arhitectura generală a sistemului pe trei niveluri</w:t>
-      </w:r>
-    </w:p>
-    <w:p>
-      <w:pPr>
-        <w:numPr>
-          <w:ilvl w:val="0"/>
-          <w:numId w:val="4"/>
-        </w:numPr>
-        <w:rPr>
-          <w:rFonts w:cstheme="minorHAnsi"/>
-        </w:rPr>
-      </w:pPr>
-      <w:r>
-        <w:rPr>
-          <w:rFonts w:cstheme="minorHAnsi"/>
-        </w:rPr>
-        <w:t>Implementarea fluxurilor de date și maparea protocolului ZKP peste cadrul OAuth 2.0</w:t>
-      </w:r>
-    </w:p>
-    <w:p>
-      <w:pPr>
-        <w:numPr>
-          <w:ilvl w:val="0"/>
-          <w:numId w:val="4"/>
-        </w:numPr>
-        <w:rPr>
-          <w:rFonts w:cstheme="minorHAnsi"/>
-        </w:rPr>
-      </w:pPr>
-      <w:r>
-        <w:rPr>
-          <w:rFonts w:cstheme="minorHAnsi"/>
-        </w:rPr>
-        <w:t>Proprietățile de securitate ale protocolului propus</w:t>
-      </w:r>
-    </w:p>
-    <w:p>
-      <w:pPr>
-        <w:numPr>
-          <w:ilvl w:val="0"/>
-          <w:numId w:val="4"/>
-        </w:numPr>
-        <w:rPr>
-          <w:rFonts w:cstheme="minorHAnsi"/>
-        </w:rPr>
-      </w:pPr>
-      <w:r>
-        <w:rPr>
-          <w:rFonts w:cstheme="minorHAnsi"/>
-        </w:rPr>
-        <w:t>Validarea experimentală, rezultatele de performanță și simularea atacurilor</w:t>
-      </w:r>
-    </w:p>
-    <w:p>
-      <w:pPr>
-        <w:numPr>
-          <w:ilvl w:val="0"/>
-          <w:numId w:val="4"/>
-        </w:numPr>
-        <w:rPr>
-          <w:rFonts w:cstheme="minorHAnsi"/>
-        </w:rPr>
-      </w:pPr>
-      <w:r>
-        <w:rPr>
-          <w:rFonts w:cstheme="minorHAnsi"/>
-        </w:rPr>
-        <w:t>La final, voi prezenta concluziile, limitările identificate și direcțiile de dezvoltare viitoare, urmate de bibliografia utilizată</w:t>
-      </w:r>
-    </w:p>
-    <w:p>
-      <w:pPr>
-        <w:rPr>
-          <w:rFonts w:cstheme="minorHAnsi"/>
-        </w:rPr>
-      </w:pPr>
-      <w:r>
-        <w:rPr>
-          <w:rFonts w:cstheme="minorHAnsi"/>
-        </w:rPr>
-        <w:pict w14:anchorId="2D88A2BC">
-          <v:rect id="_x0000_i1314" style="width:652.5pt;height:1.5pt" o:hrpct="0" o:hralign="center" o:hrstd="t" o:hr="t" fillcolor="#a0a0a0" stroked="f"/>
-        </w:pict>
-      </w:r>
-    </w:p>
-    <w:p>
-      <w:pPr>
-        <w:rPr>
-          <w:rFonts w:cstheme="minorHAnsi"/>
+        <w:rPr>
+          <w:rFonts w:cstheme="minorHAnsi"/>
+          <w:b/>
+          <w:bCs/>
+        </w:rPr>
+      </w:pPr>
+    </w:p>
+    <w:p>
+      <w:pPr>
+        <w:rPr>
+          <w:rFonts w:cstheme="minorHAnsi"/>
+          <w:b/>
+          <w:bCs/>
+        </w:rPr>
+      </w:pPr>
+      <w:r>
+        <w:rPr>
+          <w:rFonts w:cstheme="minorHAnsi"/>
+          <w:b/>
+          <w:bCs/>
+        </w:rPr>
+        <w:t>În introducere, contextul și motivația lucrării</w:t>
+      </w:r>
+    </w:p>
+    <w:p>
+      <w:pPr>
+        <w:rPr>
+          <w:rFonts w:cstheme="minorHAnsi"/>
+          <w:b/>
+          <w:bCs/>
+        </w:rPr>
+      </w:pPr>
+      <w:r>
+        <w:rPr>
+          <w:rFonts w:cstheme="minorHAnsi"/>
+          <w:b/>
+          <w:bCs/>
+        </w:rPr>
+        <w:t>Fundamentele teoretice: demonstrațiile cu cunoștințe zero și schema Schnorr</w:t>
+      </w:r>
+    </w:p>
+    <w:p>
+      <w:pPr>
+        <w:rPr>
+          <w:rFonts w:cstheme="minorHAnsi"/>
+          <w:b/>
+          <w:bCs/>
+        </w:rPr>
+      </w:pPr>
+      <w:r>
+        <w:rPr>
+          <w:rFonts w:cstheme="minorHAnsi"/>
+          <w:b/>
+          <w:bCs/>
+        </w:rPr>
+        <w:t>Tehnologiile utilizate</w:t>
+      </w:r>
+    </w:p>
+    <w:p>
+      <w:pPr>
+        <w:rPr>
+          <w:rFonts w:cstheme="minorHAnsi"/>
+          <w:b/>
+          <w:bCs/>
+        </w:rPr>
+      </w:pPr>
+      <w:r>
+        <w:rPr>
+          <w:rFonts w:cstheme="minorHAnsi"/>
+          <w:b/>
+          <w:bCs/>
+        </w:rPr>
+        <w:t>Arhitectura generală a sistemului</w:t>
+      </w:r>
+    </w:p>
+    <w:p>
+      <w:pPr>
+        <w:rPr>
+          <w:rFonts w:cstheme="minorHAnsi"/>
+          <w:b/>
+          <w:bCs/>
+        </w:rPr>
+      </w:pPr>
+      <w:r>
+        <w:rPr>
+          <w:rFonts w:cstheme="minorHAnsi"/>
+          <w:b/>
+          <w:bCs/>
+        </w:rPr>
+        <w:t>Implementarea fluxurilor de autentificare și maparea peste OAuth 2.0</w:t>
+      </w:r>
+    </w:p>
+    <w:p>
+      <w:pPr>
+        <w:rPr>
+          <w:rFonts w:cstheme="minorHAnsi"/>
+          <w:b/>
+          <w:bCs/>
+        </w:rPr>
+      </w:pPr>
+      <w:r>
+        <w:rPr>
+          <w:rFonts w:cstheme="minorHAnsi"/>
+          <w:b/>
+          <w:bCs/>
+        </w:rPr>
+        <w:t>Proprietățile de securitate</w:t>
+      </w:r>
+    </w:p>
+    <w:p>
+      <w:pPr>
+        <w:rPr>
+          <w:rFonts w:cstheme="minorHAnsi"/>
+          <w:b/>
+          <w:bCs/>
+        </w:rPr>
+      </w:pPr>
+      <w:r>
+        <w:rPr>
+          <w:rFonts w:cstheme="minorHAnsi"/>
+          <w:b/>
+          <w:bCs/>
+        </w:rPr>
+        <w:t>Rezultatele experimentale și simularea atacurilor</w:t>
+      </w:r>
+    </w:p>
+    <w:p>
+      <w:pPr>
+        <w:rPr>
+          <w:rFonts w:cstheme="minorHAnsi"/>
+          <w:b/>
+          <w:bCs/>
+        </w:rPr>
+      </w:pPr>
+      <w:r>
+        <w:rPr>
+          <w:rFonts w:cstheme="minorHAnsi"/>
+          <w:b/>
+          <w:bCs/>
+        </w:rPr>
+        <w:t>La final, concluziile, limitările și direcțiile de dezvoltare, urmate de bibliografie</w:t>
+      </w:r>
+    </w:p>
+    <w:p>
+      <w:pPr>
+        <w:rPr>
+          <w:rFonts w:cstheme="minorHAnsi"/>
+          <w:b/>
+          <w:bCs/>
+        </w:rPr>
+      </w:pPr>
+    </w:p>
+    <w:p>
+      <w:pPr>
+        <w:rPr>
+          <w:rFonts w:cstheme="minorHAnsi"/>
+          <w:b/>
+          <w:bCs/>
+        </w:rPr>
+      </w:pPr>
+    </w:p>
+    <w:p>
+      <w:pPr>
+        <w:rPr>
+          <w:rFonts w:cstheme="minorHAnsi"/>
+          <w:b/>
+          <w:bCs/>
         </w:rPr>
       </w:pPr>
       <w:r>
@@ -232,218 +255,206 @@
       <w:pPr>
         <w:rPr>
           <w:rFonts w:cstheme="minorHAnsi"/>
-        </w:rPr>
-      </w:pPr>
-      <w:r>
-        <w:rPr>
-          <w:rFonts w:cstheme="minorHAnsi"/>
-        </w:rPr>
-        <w:t>Tema lucrării pornește de la o problemă fundamentală a aplicațiilor web moderne: autentificarea la distanță se bazează, în mod tradițional, pe transmiterea unui secret partajat, precum o parolă, către server. Deși protocolul HTTPS reduce semnificativ probabilitatea interceptării datelor în tranzit, arhitectura clasică rămâne vulnerabilă în fața compromiterii bazelor de date, a reutilizării parolelor, a capturării traficului de rețea în vederea decriptării ulterioare și a atacurilor de tip replay.</w:t>
-      </w:r>
-    </w:p>
-    <w:p>
-      <w:pPr>
-        <w:rPr>
-          <w:rFonts w:cstheme="minorHAnsi"/>
-        </w:rPr>
-      </w:pPr>
-      <w:r>
-        <w:rPr>
-          <w:rFonts w:cstheme="minorHAnsi"/>
-        </w:rPr>
-        <w:t>Standardul OAuth 2.0, adoptat la scară largă pentru autorizarea delegată, nu soluționează în mod intrinsec această problemă. În majoritatea implementărilor actuale, faza de autentificare inițială continuă să se bazeze pe transmiterea credențialelor, expunând materialul secret în tranzit.</w:t>
-      </w:r>
-    </w:p>
-    <w:p>
-      <w:pPr>
-        <w:rPr>
-          <w:rFonts w:cstheme="minorHAnsi"/>
-        </w:rPr>
-      </w:pPr>
-      <w:r>
-        <w:rPr>
-          <w:rFonts w:cstheme="minorHAnsi"/>
-        </w:rPr>
-        <w:t>Scopul lucrării este proiectarea unui protocol hibrid care îmbină schema de identificare Schnorr, fundamentată pe demonstrații cu cunoștințe zero, cu cadrul de autorizare OAuth 2.0, astfel încât parola sau cheia privată să nu părăsească niciodată dispozitivul clientului. Accentul este plasat exclusiv pe faza de autentificare, în timp ce emiterea unui jeton JWT este integrată strict în scop demonstrativ, pentru a ilustra viabilitatea protocolului într-un flux web complet.</w:t>
-      </w:r>
-    </w:p>
-    <w:p>
-      <w:pPr>
-        <w:rPr>
-          <w:rFonts w:cstheme="minorHAnsi"/>
-        </w:rPr>
-      </w:pPr>
-      <w:r>
-        <w:rPr>
-          <w:rFonts w:cstheme="minorHAnsi"/>
-        </w:rPr>
-        <w:t>Suplimentar, au fost implementate trei fluxuri OAuth 2.0 auxiliare, incluzând o variantă PKCE, o versiune simplificată și una generată prin Authlib, cu rolul de bază de referință obiectivă pentru analiza comparativă a expunerii credențialelor.</w:t>
-      </w:r>
-    </w:p>
-    <w:p>
-      <w:pPr>
-        <w:rPr>
-          <w:rFonts w:cstheme="minorHAnsi"/>
-        </w:rPr>
-      </w:pPr>
-      <w:r>
-        <w:rPr>
-          <w:rFonts w:cstheme="minorHAnsi"/>
-        </w:rPr>
-        <w:pict w14:anchorId="6DD7C9E1">
-          <v:rect id="_x0000_i1315" style="width:652.5pt;height:1.5pt" o:hrpct="0" o:hralign="center" o:hrstd="t" o:hr="t" fillcolor="#a0a0a0" stroked="f"/>
-        </w:pict>
-      </w:r>
-    </w:p>
-    <w:p>
-      <w:pPr>
-        <w:rPr>
-          <w:rFonts w:cstheme="minorHAnsi"/>
-        </w:rPr>
-      </w:pPr>
-      <w:r>
-        <w:rPr>
-          <w:rFonts w:cstheme="minorHAnsi"/>
-          <w:b/>
-          <w:bCs/>
-        </w:rPr>
-        <w:t>Slide 4 (Fundamente teoretice: Zero-Knowledge Proof)</w:t>
-      </w:r>
-    </w:p>
-    <w:p>
-      <w:pPr>
-        <w:rPr>
-          <w:rFonts w:cstheme="minorHAnsi"/>
-        </w:rPr>
-      </w:pPr>
-      <w:r>
-        <w:rPr>
-          <w:rFonts w:cstheme="minorHAnsi"/>
-        </w:rPr>
-        <w:t xml:space="preserve">Demonstrația cu cunoștințe zero, formalizată inițial de Goldwasser, Micali și Rackoff, reprezintă un protocol criptografic prin care o entitate, denumită solicitant, poate demonstra altei entități, denumită verificator, </w:t>
-      </w:r>
-      <w:r>
-        <w:rPr>
-          <w:rFonts w:cstheme="minorHAnsi"/>
+          <w:b/>
+          <w:bCs/>
+        </w:rPr>
+      </w:pPr>
+      <w:r>
+        <w:rPr>
+          <w:rFonts w:cstheme="minorHAnsi"/>
+          <w:b/>
+          <w:bCs/>
+        </w:rPr>
+        <w:t>Tema pornește de la o problemă a aplicațiilor web moderne: autentificarea se bazează pe transmiterea unui secret partajat către server. Deși HTTPS reduce riscul interceptării, arhitectura clasică rămâne vulnerabilă în fața compromiterii bazelor de date, a reutilizării parolelor și a atacurilor de tip replay.</w:t>
+      </w:r>
+    </w:p>
+    <w:p>
+      <w:pPr>
+        <w:rPr>
+          <w:rFonts w:cstheme="minorHAnsi"/>
+          <w:b/>
+          <w:bCs/>
+        </w:rPr>
+      </w:pPr>
+      <w:r>
+        <w:rPr>
+          <w:rFonts w:cstheme="minorHAnsi"/>
+          <w:b/>
+          <w:bCs/>
+        </w:rPr>
+        <w:t>Standardul OAuth 2.0, adoptat pe scară largă, nu soluționează în mod intrinsec această problemă, faza de autentificare continuând să expună credențialele în tranzit.</w:t>
+      </w:r>
+    </w:p>
+    <w:p>
+      <w:pPr>
+        <w:rPr>
+          <w:rFonts w:cstheme="minorHAnsi"/>
+          <w:b/>
+          <w:bCs/>
+        </w:rPr>
+      </w:pPr>
+      <w:r>
+        <w:rPr>
+          <w:rFonts w:cstheme="minorHAnsi"/>
+          <w:b/>
+          <w:bCs/>
+        </w:rPr>
+        <w:t>Scopul este proiectarea unui protocol hibrid care îmbină schema Schnorr, bazată pe demonstrații cu cunoștințe zero, cu cadrul OAuth 2.0, astfel încât parola să nu părăsească niciodată dispozitivul clientului. Au fost implementate și trei fluxuri OAuth clasice ca bază de referință comparativă.</w:t>
+      </w:r>
+    </w:p>
+    <w:p>
+      <w:pPr>
+        <w:rPr>
+          <w:rFonts w:cstheme="minorHAnsi"/>
+          <w:b/>
+          <w:bCs/>
+        </w:rPr>
+      </w:pPr>
+    </w:p>
+    <w:p>
+      <w:pPr>
+        <w:rPr>
+          <w:rFonts w:cstheme="minorHAnsi"/>
+          <w:b/>
+          <w:bCs/>
+        </w:rPr>
+      </w:pPr>
+      <w:r>
+        <w:rPr>
+          <w:rFonts w:cstheme="minorHAnsi"/>
+          <w:b/>
+          <w:bCs/>
+        </w:rPr>
+        <w:t>Slide 4 (Zero-Knowledge Proof)</w:t>
+      </w:r>
+    </w:p>
+    <w:p>
+      <w:pPr>
+        <w:rPr>
+          <w:rFonts w:cstheme="minorHAnsi"/>
+          <w:b/>
+          <w:bCs/>
+        </w:rPr>
+      </w:pPr>
+      <w:r>
+        <w:rPr>
+          <w:rFonts w:cstheme="minorHAnsi"/>
+          <w:b/>
+          <w:bCs/>
+        </w:rPr>
+        <w:t>Demonstrația cu cunoștințe zero este un protocol criptografic prin care o entitate poate dovedi cunoașterea unui secret fără a dezvălui nicio informație suplimentară. Sistemul nu urmărește să afle parola, ci doar să obțină certitudinea matematică a cunoașterii acesteia.</w:t>
+      </w:r>
+    </w:p>
+    <w:p>
+      <w:pPr>
+        <w:rPr>
+          <w:rFonts w:cstheme="minorHAnsi"/>
+          <w:b/>
+          <w:bCs/>
+        </w:rPr>
+      </w:pPr>
+      <w:r>
+        <w:rPr>
+          <w:rFonts w:cstheme="minorHAnsi"/>
+          <w:b/>
+          <w:bCs/>
+        </w:rPr>
+        <w:t>Principiul fundamental impune ca parola să nu fie transmisă prin rețea, nici în clar, nici criptată. Rețeaua transportă exclusiv valori matematice efemere, care nu pot fi reutilizate și din care secretul nu poate fi extras.</w:t>
+      </w:r>
+    </w:p>
+    <w:p>
+      <w:pPr>
+        <w:rPr>
+          <w:rFonts w:cstheme="minorHAnsi"/>
+          <w:b/>
+          <w:bCs/>
+        </w:rPr>
+      </w:pPr>
+      <w:r>
+        <w:rPr>
+          <w:rFonts w:cstheme="minorHAnsi"/>
+          <w:b/>
+          <w:bCs/>
         </w:rPr>
         <w:lastRenderedPageBreak/>
-        <w:t>cunoașterea unui secret fără a dezvălui nicio informație suplimentară dincolo de simpla atestare a adevărului. Sistemul nu urmărește să afle parola, ci doar să obțină certitudinea matematică a cunoașterii acesteia.</w:t>
-      </w:r>
-    </w:p>
-    <w:p>
-      <w:pPr>
-        <w:rPr>
-          <w:rFonts w:cstheme="minorHAnsi"/>
-        </w:rPr>
-      </w:pPr>
-      <w:r>
-        <w:rPr>
-          <w:rFonts w:cstheme="minorHAnsi"/>
-        </w:rPr>
-        <w:t>Avantajul conceptual fundamental constă în faptul că, în niciun moment al procesului, parola sau cheia privată nu este transmisă prin rețea, nici în format brut, nici sub formă criptată. Rețeaua transportă exclusiv valori matematice efemere, care nu pot fi reutilizate și din care secretul nu poate fi extras. Astfel, protocolul oferă reziliență la atacurile de tip Store Now, Decrypt Later, previne atacurile replay prin utilizarea unei provocări unice la fiecare sesiune și atenuează complet impactul breșelor de date, deoarece serverul stochează exclusiv chei publice.</w:t>
-      </w:r>
-    </w:p>
-    <w:p>
-      <w:pPr>
-        <w:rPr>
-          <w:rFonts w:cstheme="minorHAnsi"/>
-        </w:rPr>
-      </w:pPr>
-      <w:r>
-        <w:rPr>
-          <w:rFonts w:cstheme="minorHAnsi"/>
-        </w:rPr>
-        <w:t>În cadrul acestui proiect, tehnologia ZKP este utilizată pentru a consolida și înlocui mecanismele vulnerabile din fluxul standard OAuth 2.0, realizându-se o mapare directă a fazelor ZKP peste etapele de autorizare delegată.</w:t>
-      </w:r>
-    </w:p>
-    <w:p>
-      <w:pPr>
-        <w:rPr>
-          <w:rFonts w:cstheme="minorHAnsi"/>
-        </w:rPr>
-      </w:pPr>
-      <w:r>
-        <w:rPr>
-          <w:rFonts w:cstheme="minorHAnsi"/>
-        </w:rPr>
-        <w:pict w14:anchorId="0A68B6CD">
-          <v:rect id="_x0000_i1316" style="width:652.5pt;height:1.5pt" o:hrpct="0" o:hralign="center" o:hrstd="t" o:hr="t" fillcolor="#a0a0a0" stroked="f"/>
-        </w:pict>
-      </w:r>
-    </w:p>
-    <w:p>
-      <w:pPr>
-        <w:rPr>
-          <w:rFonts w:cstheme="minorHAnsi"/>
-        </w:rPr>
-      </w:pPr>
-      <w:r>
-        <w:rPr>
-          <w:rFonts w:cstheme="minorHAnsi"/>
-          <w:b/>
-          <w:bCs/>
-        </w:rPr>
-        <w:t>Slide 5 (Fundamente teoretice: Schema Schnorr)</w:t>
-      </w:r>
-    </w:p>
-    <w:p>
-      <w:pPr>
-        <w:rPr>
-          <w:rFonts w:cstheme="minorHAnsi"/>
-        </w:rPr>
-      </w:pPr>
-      <w:r>
-        <w:rPr>
-          <w:rFonts w:cstheme="minorHAnsi"/>
-        </w:rPr>
-        <w:t>Schema Schnorr este o construcție criptografică fundamentată pe dificultatea computațională a problemei logaritmului discret în grupuri finite. Se utilizează un număr prim sigur P, unde P = 2Q + 1, un generator G al subgrupului de ordin Q, iar protocolul se desfășoară între solicitant și verificator prin patru etape secvențiale.</w:t>
-      </w:r>
-    </w:p>
-    <w:p>
-      <w:pPr>
-        <w:rPr>
-          <w:rFonts w:cstheme="minorHAnsi"/>
-        </w:rPr>
-      </w:pPr>
-      <w:r>
-        <w:rPr>
-          <w:rFonts w:cstheme="minorHAnsi"/>
-        </w:rPr>
-        <w:t>Prima etapă este generarea perechii de chei: cheia privată x este cunoscută exclusiv de solicitant, iar cheia publică y = G^x mod P este transmisă și stocată de verificator. A doua etapă este angajamentul, unde solicitantul generează un nonce aleatoriu r și transmite t = G^r mod P. A treia etapă constă în generarea provocării, verificatorul alegând aleatoriu o valoare c. În etapa de răspuns, solicitantul calculează s = (r + c * x) mod Q.</w:t>
-      </w:r>
-    </w:p>
-    <w:p>
-      <w:pPr>
-        <w:rPr>
-          <w:rFonts w:cstheme="minorHAnsi"/>
-        </w:rPr>
-      </w:pPr>
-      <w:r>
-        <w:rPr>
-          <w:rFonts w:cstheme="minorHAnsi"/>
-        </w:rPr>
-        <w:t>Verificarea se realizează prin evaluarea egalității G^s mod P = t * y^c mod P. Dacă egalitatea este satisfăcută, identitatea este confirmată matematic, fără ca secretul să fi fost transmis sau expus în niciun moment al procesului.</w:t>
-      </w:r>
-    </w:p>
-    <w:p>
-      <w:pPr>
-        <w:rPr>
-          <w:rFonts w:cstheme="minorHAnsi"/>
-        </w:rPr>
-      </w:pPr>
-      <w:r>
-        <w:rPr>
-          <w:rFonts w:cstheme="minorHAnsi"/>
-        </w:rPr>
-        <w:pict w14:anchorId="6E3985E6">
-          <v:rect id="_x0000_i1317" style="width:652.5pt;height:1.5pt" o:hrpct="0" o:hralign="center" o:hrstd="t" o:hr="t" fillcolor="#a0a0a0" stroked="f"/>
-        </w:pict>
-      </w:r>
-    </w:p>
-    <w:p>
-      <w:pPr>
-        <w:rPr>
-          <w:rFonts w:cstheme="minorHAnsi"/>
+        <w:t>Astfel, protocolul oferă reziliență la interceptare, previne atacurile replay și atenuează impactul breșelor de date, serverul stocând exclusiv chei publice.</w:t>
+      </w:r>
+    </w:p>
+    <w:p>
+      <w:pPr>
+        <w:rPr>
+          <w:rFonts w:cstheme="minorHAnsi"/>
+          <w:b/>
+          <w:bCs/>
+        </w:rPr>
+      </w:pPr>
+    </w:p>
+    <w:p>
+      <w:pPr>
+        <w:rPr>
+          <w:rFonts w:cstheme="minorHAnsi"/>
+          <w:b/>
+          <w:bCs/>
+        </w:rPr>
+      </w:pPr>
+      <w:r>
+        <w:rPr>
+          <w:rFonts w:cstheme="minorHAnsi"/>
+          <w:b/>
+          <w:bCs/>
+        </w:rPr>
+        <w:t>Slide 5 (Schema Schnorr)</w:t>
+      </w:r>
+    </w:p>
+    <w:p>
+      <w:pPr>
+        <w:rPr>
+          <w:rFonts w:cstheme="minorHAnsi"/>
+          <w:b/>
+          <w:bCs/>
+        </w:rPr>
+      </w:pPr>
+      <w:r>
+        <w:rPr>
+          <w:rFonts w:cstheme="minorHAnsi"/>
+          <w:b/>
+          <w:bCs/>
+        </w:rPr>
+        <w:t>Schema Schnorr se fundamentează pe dificultatea problemei logaritmului discret. Se utilizează un număr prim sigur P, un generator G al subgrupului de ordin Q, iar protocolul parcurge patru etape: generarea cheilor, unde cheia publică y = G^x mod P este stocată de server; angajamentul, unde clientul transmite t = G^r mod P; provocarea, unde serverul generează aleatoriu c; și răspunsul, unde clientul calculează s = (r + c * x) mod Q.</w:t>
+      </w:r>
+    </w:p>
+    <w:p>
+      <w:pPr>
+        <w:rPr>
+          <w:rFonts w:cstheme="minorHAnsi"/>
+          <w:b/>
+          <w:bCs/>
+        </w:rPr>
+      </w:pPr>
+      <w:r>
+        <w:rPr>
+          <w:rFonts w:cstheme="minorHAnsi"/>
+          <w:b/>
+          <w:bCs/>
+        </w:rPr>
+        <w:t>Verificarea constă în evaluarea egalității G^s = t * y^c mod P. Dacă este satisfăcută, identitatea este confirmată matematic, fără ca secretul să fi fost expus.</w:t>
+      </w:r>
+    </w:p>
+    <w:p>
+      <w:pPr>
+        <w:rPr>
+          <w:rFonts w:cstheme="minorHAnsi"/>
+          <w:b/>
+          <w:bCs/>
+        </w:rPr>
+      </w:pPr>
+    </w:p>
+    <w:p>
+      <w:pPr>
+        <w:rPr>
+          <w:rFonts w:cstheme="minorHAnsi"/>
+          <w:b/>
+          <w:bCs/>
         </w:rPr>
       </w:pPr>
       <w:r>
@@ -459,47 +470,51 @@
       <w:pPr>
         <w:rPr>
           <w:rFonts w:cstheme="minorHAnsi"/>
-        </w:rPr>
-      </w:pPr>
-      <w:r>
-        <w:rPr>
-          <w:rFonts w:cstheme="minorHAnsi"/>
-        </w:rPr>
-        <w:t>Fazele protocolului Schnorr se mapează direct peste fluxul OAuth 2.0. Angajamentul servește drept inițiere a cererii de acces prin metoda POST pe /login/commit, unde clientul transmite identificatorul și valoarea t. Provocarea generată de server funcționează ca nonce de sesiune. Răspunsul matematic, transmis prin POST pe /login/verify, acționează ca etapă de autentificare a clientului, înlocuind parametrul clasic client_secret. La finalizarea cu succes, serverul emite un jeton de acces JWT.</w:t>
-      </w:r>
-    </w:p>
-    <w:p>
-      <w:pPr>
-        <w:rPr>
-          <w:rFonts w:cstheme="minorHAnsi"/>
-        </w:rPr>
-      </w:pPr>
-      <w:r>
-        <w:rPr>
-          <w:rFonts w:cstheme="minorHAnsi"/>
-        </w:rPr>
-        <w:t>Diferența fundamentală față de fluxurile OAuth clasice constă în faptul că, în protocolul propus, niciun material secret nu traversează rețeaua în faza de autentificare, în timp ce în toate variantele clasice, parola sau un derivat al acesteia este transmis către serverul de autorizare.</w:t>
-      </w:r>
-    </w:p>
-    <w:p>
-      <w:pPr>
-        <w:rPr>
-          <w:rFonts w:cstheme="minorHAnsi"/>
-        </w:rPr>
-      </w:pPr>
-      <w:r>
-        <w:rPr>
-          <w:rFonts w:cstheme="minorHAnsi"/>
-        </w:rPr>
-        <w:pict w14:anchorId="2FD2C7EF">
-          <v:rect id="_x0000_i1318" style="width:652.5pt;height:1.5pt" o:hrpct="0" o:hralign="center" o:hrstd="t" o:hr="t" fillcolor="#a0a0a0" stroked="f"/>
-        </w:pict>
-      </w:r>
-    </w:p>
-    <w:p>
-      <w:pPr>
-        <w:rPr>
-          <w:rFonts w:cstheme="minorHAnsi"/>
+          <w:b/>
+          <w:bCs/>
+        </w:rPr>
+      </w:pPr>
+      <w:r>
+        <w:rPr>
+          <w:rFonts w:cstheme="minorHAnsi"/>
+          <w:b/>
+          <w:bCs/>
+        </w:rPr>
+        <w:t>Fazele protocolului Schnorr se mapează direct peste fluxul OAuth 2.0. Angajamentul servește drept inițiere a cererii de acces, provocarea funcționează ca nonce de sesiune, răspunsul matematic înlocuiește parametrul clasic client_secret, iar la finalizare serverul emite un jeton JWT.</w:t>
+      </w:r>
+    </w:p>
+    <w:p>
+      <w:pPr>
+        <w:rPr>
+          <w:rFonts w:cstheme="minorHAnsi"/>
+          <w:b/>
+          <w:bCs/>
+        </w:rPr>
+      </w:pPr>
+      <w:r>
+        <w:rPr>
+          <w:rFonts w:cstheme="minorHAnsi"/>
+          <w:b/>
+          <w:bCs/>
+        </w:rPr>
+        <w:t>Diferența fundamentală: în protocolul propus, niciun material secret nu traversează rețeaua, în timp ce în toate variantele OAuth clasice, parola este transmisă în faza de autentificare.</w:t>
+      </w:r>
+    </w:p>
+    <w:p>
+      <w:pPr>
+        <w:rPr>
+          <w:rFonts w:cstheme="minorHAnsi"/>
+          <w:b/>
+          <w:bCs/>
+        </w:rPr>
+      </w:pPr>
+    </w:p>
+    <w:p>
+      <w:pPr>
+        <w:rPr>
+          <w:rFonts w:cstheme="minorHAnsi"/>
+          <w:b/>
+          <w:bCs/>
         </w:rPr>
       </w:pPr>
       <w:r>
@@ -515,532 +530,523 @@
       <w:pPr>
         <w:rPr>
           <w:rFonts w:cstheme="minorHAnsi"/>
-        </w:rPr>
-      </w:pPr>
-      <w:r>
-        <w:rPr>
-          <w:rFonts w:cstheme="minorHAnsi"/>
+          <w:b/>
+          <w:bCs/>
+        </w:rPr>
+      </w:pPr>
+      <w:r>
+        <w:rPr>
+          <w:rFonts w:cstheme="minorHAnsi"/>
+          <w:b/>
+          <w:bCs/>
+        </w:rPr>
+        <w:t>Python cu Flask a fost ales pentru serverul de autentificare datorită ecosistemului extins de biblioteci criptografice. Flask-SQLAlchemy asigură persistența într-o bază SQLite locală. Am utilizat cryptography și sympy pentru parametrii criptografici, PyJWT pentru jetoane, iar Authlib pentru implementarea de referință OAuth 2.0 PKCE.</w:t>
+      </w:r>
+    </w:p>
+    <w:p>
+      <w:pPr>
+        <w:rPr>
+          <w:rFonts w:cstheme="minorHAnsi"/>
+          <w:b/>
+          <w:bCs/>
+        </w:rPr>
+      </w:pPr>
+      <w:r>
+        <w:rPr>
+          <w:rFonts w:cstheme="minorHAnsi"/>
+          <w:b/>
+          <w:bCs/>
+        </w:rPr>
+        <w:t>Suita de testare se bazează pe pytest pentru cazurile funcționale și vectorii de atac, iar Locust pentru evaluarea performanței sub încărcare.</w:t>
+      </w:r>
+    </w:p>
+    <w:p>
+      <w:pPr>
+        <w:rPr>
+          <w:rFonts w:cstheme="minorHAnsi"/>
+          <w:b/>
+          <w:bCs/>
+        </w:rPr>
+      </w:pPr>
+      <w:r>
+        <w:rPr>
+          <w:rFonts w:cstheme="minorHAnsi"/>
+          <w:b/>
+          <w:bCs/>
+        </w:rPr>
+        <w:t>JavaScript a fost ales pentru client, unde toate calculele criptografice se execută local, prin BigInt și Web Crypto, fără cadre de lucru externe.</w:t>
+      </w:r>
+    </w:p>
+    <w:p>
+      <w:pPr>
+        <w:rPr>
+          <w:rFonts w:cstheme="minorHAnsi"/>
+          <w:b/>
+          <w:bCs/>
+        </w:rPr>
+      </w:pPr>
+    </w:p>
+    <w:p>
+      <w:pPr>
+        <w:rPr>
+          <w:rFonts w:cstheme="minorHAnsi"/>
+          <w:b/>
+          <w:bCs/>
+        </w:rPr>
+      </w:pPr>
+      <w:r>
+        <w:rPr>
+          <w:rFonts w:cstheme="minorHAnsi"/>
+          <w:b/>
+          <w:bCs/>
+        </w:rPr>
+        <w:t>Slide 8 (Arhitectură)</w:t>
+      </w:r>
+    </w:p>
+    <w:p>
+      <w:pPr>
+        <w:rPr>
+          <w:rFonts w:cstheme="minorHAnsi"/>
+          <w:b/>
+          <w:bCs/>
+        </w:rPr>
+      </w:pPr>
+      <w:r>
+        <w:rPr>
+          <w:rFonts w:cstheme="minorHAnsi"/>
+          <w:b/>
+          <w:bCs/>
+        </w:rPr>
+        <w:t>Arhitectura este de tip trei niveluri. Nivelul de prezentare cuprinde interfața web statică unde se execută calculele criptografice ZKP pe dispozitivul utilizatorului.</w:t>
+      </w:r>
+    </w:p>
+    <w:p>
+      <w:pPr>
+        <w:rPr>
+          <w:rFonts w:cstheme="minorHAnsi"/>
+          <w:b/>
+          <w:bCs/>
+        </w:rPr>
+      </w:pPr>
+      <w:r>
+        <w:rPr>
+          <w:rFonts w:cstheme="minorHAnsi"/>
+          <w:b/>
+          <w:bCs/>
+        </w:rPr>
+        <w:t>Nivelul de aplicație, conturat de Flask, gestionează logica criptografică, emiterea jetoanelor JWT și modulele comparative OAuth 2.0.</w:t>
+      </w:r>
+    </w:p>
+    <w:p>
+      <w:pPr>
+        <w:rPr>
+          <w:rFonts w:cstheme="minorHAnsi"/>
+          <w:b/>
+          <w:bCs/>
+        </w:rPr>
+      </w:pPr>
+      <w:r>
+        <w:rPr>
+          <w:rFonts w:cstheme="minorHAnsi"/>
+          <w:b/>
+          <w:bCs/>
+        </w:rPr>
+        <w:t>Nivelul de date conține persistența într-o bază SQLite cu trei tabele: utilizatorii cu cheile publice, jetoanele emise și datele protejate. La nivelul bazei de date nu se stochează niciun secret privat.</w:t>
+      </w:r>
+    </w:p>
+    <w:p>
+      <w:pPr>
+        <w:rPr>
+          <w:rFonts w:cstheme="minorHAnsi"/>
+          <w:b/>
+          <w:bCs/>
+        </w:rPr>
+      </w:pPr>
+    </w:p>
+    <w:p>
+      <w:pPr>
+        <w:rPr>
+          <w:rFonts w:cstheme="minorHAnsi"/>
+          <w:b/>
+          <w:bCs/>
+        </w:rPr>
+      </w:pPr>
+      <w:r>
+        <w:rPr>
+          <w:rFonts w:cstheme="minorHAnsi"/>
+          <w:b/>
+          <w:bCs/>
+        </w:rPr>
+        <w:t>Slide 9 (Fluxul de înregistrare)</w:t>
+      </w:r>
+    </w:p>
+    <w:p>
+      <w:pPr>
+        <w:rPr>
+          <w:rFonts w:cstheme="minorHAnsi"/>
+          <w:b/>
+          <w:bCs/>
+        </w:rPr>
+      </w:pPr>
+      <w:r>
+        <w:rPr>
+          <w:rFonts w:cstheme="minorHAnsi"/>
+          <w:b/>
+          <w:bCs/>
+        </w:rPr>
+        <w:t>În procesul de înregistrare, clientul derivă local cheia privată din parolă și calculează cheia publică y = G^x mod P. Către server se transmite exclusiv cheia publică, care este stocată și asociată identității utilizatorului.</w:t>
+      </w:r>
+    </w:p>
+    <w:p>
+      <w:pPr>
+        <w:rPr>
+          <w:rFonts w:cstheme="minorHAnsi"/>
+          <w:b/>
+          <w:bCs/>
+        </w:rPr>
+      </w:pPr>
+      <w:r>
+        <w:rPr>
+          <w:rFonts w:cstheme="minorHAnsi"/>
+          <w:b/>
+          <w:bCs/>
+        </w:rPr>
+        <w:t>Parola și cheia privată nu părăsesc niciodată dispozitivul clientului. În eventualitatea compromiterii bazei de date, valorile publice sunt inutile criptografic, derivarea cheii private fiind echivalentă cu rezolvarea problemei logaritmului discret.</w:t>
+      </w:r>
+    </w:p>
+    <w:p>
+      <w:pPr>
+        <w:rPr>
+          <w:rFonts w:cstheme="minorHAnsi"/>
+          <w:b/>
+          <w:bCs/>
+        </w:rPr>
+      </w:pPr>
+    </w:p>
+    <w:p>
+      <w:pPr>
+        <w:rPr>
+          <w:rFonts w:cstheme="minorHAnsi"/>
+          <w:b/>
+          <w:bCs/>
+        </w:rPr>
+      </w:pPr>
+      <w:r>
+        <w:rPr>
+          <w:rFonts w:cstheme="minorHAnsi"/>
+          <w:b/>
+          <w:bCs/>
+        </w:rPr>
+        <w:t>Slide 10 (Fluxul de autentificare)</w:t>
+      </w:r>
+    </w:p>
+    <w:p>
+      <w:pPr>
+        <w:rPr>
+          <w:rFonts w:cstheme="minorHAnsi"/>
+          <w:b/>
+          <w:bCs/>
+        </w:rPr>
+      </w:pPr>
+      <w:r>
+        <w:rPr>
+          <w:rFonts w:cstheme="minorHAnsi"/>
+          <w:b/>
+          <w:bCs/>
+        </w:rPr>
+        <w:t>Clientul generează un nonce aleatoriu, calculează angajamentul t și îl transmite. Serverul creează o sesiune temporară cu un timp de viață de 5 secunde și returnează provocarea aleatorie c.</w:t>
+      </w:r>
+    </w:p>
+    <w:p>
+      <w:pPr>
+        <w:rPr>
+          <w:rFonts w:cstheme="minorHAnsi"/>
+          <w:b/>
+          <w:bCs/>
+        </w:rPr>
+      </w:pPr>
+      <w:r>
+        <w:rPr>
+          <w:rFonts w:cstheme="minorHAnsi"/>
+          <w:b/>
+          <w:bCs/>
+        </w:rPr>
+        <w:t>Clientul recalculează cheia privată din parolă, calculează răspunsul s = (r + c * x) mod Q și îl transmite. Serverul verifică egalitatea matematică utilizând exclusiv cheia publică stocată și, la succes, emite un jeton JWT ancorat de contextul sesiunii ZKP.</w:t>
+      </w:r>
+    </w:p>
+    <w:p>
+      <w:pPr>
+        <w:rPr>
+          <w:rFonts w:cstheme="minorHAnsi"/>
+          <w:b/>
+          <w:bCs/>
+        </w:rPr>
+      </w:pPr>
+    </w:p>
+    <w:p>
+      <w:pPr>
+        <w:rPr>
+          <w:rFonts w:cstheme="minorHAnsi"/>
+          <w:b/>
+          <w:bCs/>
+        </w:rPr>
+      </w:pPr>
+      <w:r>
+        <w:rPr>
+          <w:rFonts w:cstheme="minorHAnsi"/>
+          <w:b/>
+          <w:bCs/>
+        </w:rPr>
+        <w:t>Slide 11 (Proprietăți de securitate)</w:t>
+      </w:r>
+    </w:p>
+    <w:p>
+      <w:pPr>
+        <w:rPr>
+          <w:rFonts w:cstheme="minorHAnsi"/>
+          <w:b/>
+          <w:bCs/>
+        </w:rPr>
+      </w:pPr>
+      <w:r>
+        <w:rPr>
+          <w:rFonts w:cstheme="minorHAnsi"/>
+          <w:b/>
+          <w:bCs/>
+        </w:rPr>
+        <w:t>Rezistența la interceptare: un adversar vizualizează exclusiv transcrisul efemer, ecuația s = (r + c * x) mod Q neputând fi rezolvată fără nonce-ul r, care nu este transmis.</w:t>
+      </w:r>
+    </w:p>
+    <w:p>
+      <w:pPr>
+        <w:rPr>
+          <w:rFonts w:cstheme="minorHAnsi"/>
+          <w:b/>
+          <w:bCs/>
+        </w:rPr>
+      </w:pPr>
+      <w:r>
+        <w:rPr>
+          <w:rFonts w:cstheme="minorHAnsi"/>
+          <w:b/>
+          <w:bCs/>
+        </w:rPr>
+        <w:t>Eliminarea secretului partajat: serverul stochează doar cheia publică, neutralizând impactul breșelor de date. Provocarea unică per sesiune previne atacurile replay. Legarea de canal și expirarea JWT atenuează deturnarea sesiunii.</w:t>
+      </w:r>
+    </w:p>
+    <w:p>
+      <w:pPr>
+        <w:rPr>
+          <w:rFonts w:cstheme="minorHAnsi"/>
+          <w:b/>
+          <w:bCs/>
+        </w:rPr>
+      </w:pPr>
+      <w:r>
+        <w:rPr>
+          <w:rFonts w:cstheme="minorHAnsi"/>
+          <w:b/>
+          <w:bCs/>
+        </w:rPr>
+        <w:t>Arhitectura se înscrie în paradigma identității auto-suverane, validând identitatea prin rigoare matematică, fără furnizori terți de încredere.</w:t>
+      </w:r>
+    </w:p>
+    <w:p>
+      <w:pPr>
+        <w:rPr>
+          <w:rFonts w:cstheme="minorHAnsi"/>
+          <w:b/>
+          <w:bCs/>
+        </w:rPr>
+      </w:pPr>
+    </w:p>
+    <w:p>
+      <w:pPr>
+        <w:rPr>
+          <w:rFonts w:cstheme="minorHAnsi"/>
+          <w:b/>
+          <w:bCs/>
+        </w:rPr>
+      </w:pPr>
+      <w:r>
+        <w:rPr>
+          <w:rFonts w:cstheme="minorHAnsi"/>
+          <w:b/>
+          <w:bCs/>
+        </w:rPr>
+        <w:t>Slide 12 (Validare și teste de securitate)</w:t>
+      </w:r>
+    </w:p>
+    <w:p>
+      <w:pPr>
+        <w:rPr>
+          <w:rFonts w:cstheme="minorHAnsi"/>
+          <w:b/>
+          <w:bCs/>
+        </w:rPr>
+      </w:pPr>
+      <w:r>
+        <w:rPr>
+          <w:rFonts w:cstheme="minorHAnsi"/>
+          <w:b/>
+          <w:bCs/>
+        </w:rPr>
+        <w:t>Validarea a fost realizată prin suite pytest acoperind cazuri pozitive, negative, scenarii limită și vectori de atac. Ecuația de verificare este satisfăcută în toate scenariile cu credențiale valide și respinsă la tentative de falsificare.</w:t>
+      </w:r>
+    </w:p>
+    <w:p>
+      <w:pPr>
+        <w:rPr>
+          <w:rFonts w:cstheme="minorHAnsi"/>
+          <w:b/>
+          <w:bCs/>
+        </w:rPr>
+      </w:pPr>
+      <w:r>
+        <w:rPr>
+          <w:rFonts w:cstheme="minorHAnsi"/>
+          <w:b/>
+          <w:bCs/>
+        </w:rPr>
+        <w:t>Auditul de trafic a confirmat că niciun mesaj HTTP nu conține parola brută sau derivate directe. Atacurile simulate de tip replay, session hijacking, compromitere de date și simulator attacks au fost respinse cu succes.</w:t>
+      </w:r>
+    </w:p>
+    <w:p>
+      <w:pPr>
+        <w:rPr>
+          <w:rFonts w:cstheme="minorHAnsi"/>
+          <w:b/>
+          <w:bCs/>
+        </w:rPr>
+      </w:pPr>
+    </w:p>
+    <w:p>
+      <w:pPr>
+        <w:rPr>
+          <w:rFonts w:cstheme="minorHAnsi"/>
+          <w:b/>
+          <w:bCs/>
+        </w:rPr>
+      </w:pPr>
+      <w:r>
+        <w:rPr>
+          <w:rFonts w:cstheme="minorHAnsi"/>
+          <w:b/>
+          <w:bCs/>
+        </w:rPr>
+        <w:t>Slide 13 (Evaluarea performanței)</w:t>
+      </w:r>
+    </w:p>
+    <w:p>
+      <w:pPr>
+        <w:rPr>
+          <w:rFonts w:cstheme="minorHAnsi"/>
+          <w:b/>
+          <w:bCs/>
+        </w:rPr>
+      </w:pPr>
+      <w:r>
+        <w:rPr>
+          <w:rFonts w:cstheme="minorHAnsi"/>
+          <w:b/>
+          <w:bCs/>
         </w:rPr>
         <w:lastRenderedPageBreak/>
-        <w:t>Python, împreună cu cadrul de lucru Flask, a fost ales pentru nucleul serverului de autentificare datorită ecosistemului extins de biblioteci criptografice și a vitezei de prototipare. Flask gestionează rutarea cererilor HTTP și serializarea răspunsurilor JSON, iar Flask-SQLAlchemy asigură persistența datelor prin ORM peste o bază de date SQLite locală.</w:t>
-      </w:r>
-    </w:p>
-    <w:p>
-      <w:pPr>
-        <w:rPr>
-          <w:rFonts w:cstheme="minorHAnsi"/>
-        </w:rPr>
-      </w:pPr>
-      <w:r>
-        <w:rPr>
-          <w:rFonts w:cstheme="minorHAnsi"/>
-        </w:rPr>
-        <w:t>Pentru logica criptografică, am utilizat bibliotecile cryptography și sympy pentru generarea și validarea parametrilor grupului criptografic, iar PyJWT pentru crearea și verificarea jetoanelor JWT. Authlib a fost integrat cu rol strict analitic, furnizând o implementare de referință OAuth 2.0 conform specificațiilor PKCE pentru comparație.</w:t>
-      </w:r>
-    </w:p>
-    <w:p>
-      <w:pPr>
-        <w:rPr>
-          <w:rFonts w:cstheme="minorHAnsi"/>
-        </w:rPr>
-      </w:pPr>
-      <w:r>
-        <w:rPr>
-          <w:rFonts w:cstheme="minorHAnsi"/>
-        </w:rPr>
-        <w:t>Suita de testare automatizată se bazează pe pytest pentru cazurile funcționale, negative și vectorii de atac, iar Locust evaluează încărcarea concurentă și debitul de procesare.</w:t>
-      </w:r>
-    </w:p>
-    <w:p>
-      <w:pPr>
-        <w:rPr>
-          <w:rFonts w:cstheme="minorHAnsi"/>
-        </w:rPr>
-      </w:pPr>
-      <w:r>
-        <w:rPr>
-          <w:rFonts w:cstheme="minorHAnsi"/>
-        </w:rPr>
-        <w:t>JavaScript a fost ales pentru componenta client deoarece reprezintă limbajul standard pentru interfețele web. Toate calculele criptografice se execută local pe dispozitivul utilizatorului prin utilizarea tipului BigInt și a interfeței Web Crypto, fără cadre de lucru externe, pentru a permite observarea directă a mecanismelor de securitate.</w:t>
-      </w:r>
-    </w:p>
-    <w:p>
-      <w:pPr>
-        <w:rPr>
-          <w:rFonts w:cstheme="minorHAnsi"/>
-        </w:rPr>
-      </w:pPr>
-      <w:r>
-        <w:rPr>
-          <w:rFonts w:cstheme="minorHAnsi"/>
-        </w:rPr>
-        <w:pict w14:anchorId="444CED92">
-          <v:rect id="_x0000_i1319" style="width:652.5pt;height:1.5pt" o:hrpct="0" o:hralign="center" o:hrstd="t" o:hr="t" fillcolor="#a0a0a0" stroked="f"/>
-        </w:pict>
-      </w:r>
-    </w:p>
-    <w:p>
-      <w:pPr>
-        <w:rPr>
-          <w:rFonts w:cstheme="minorHAnsi"/>
-        </w:rPr>
-      </w:pPr>
-      <w:r>
-        <w:rPr>
-          <w:rFonts w:cstheme="minorHAnsi"/>
-          <w:b/>
-          <w:bCs/>
-        </w:rPr>
-        <w:t>Slide 8 (Arhitectură)</w:t>
-      </w:r>
-    </w:p>
-    <w:p>
-      <w:pPr>
-        <w:rPr>
-          <w:rFonts w:cstheme="minorHAnsi"/>
-        </w:rPr>
-      </w:pPr>
-      <w:r>
-        <w:rPr>
-          <w:rFonts w:cstheme="minorHAnsi"/>
-        </w:rPr>
-        <w:t>Arhitectura sistemului urmează un model pe trei niveluri. Nivelul de prezentare cuprinde interfața web statică, construită cu HTML, CSS și JavaScript, unde se execută toate calculele criptografice ale protocolului ZKP pe dispozitivul utilizatorului.</w:t>
-      </w:r>
-    </w:p>
-    <w:p>
-      <w:pPr>
-        <w:rPr>
-          <w:rFonts w:cstheme="minorHAnsi"/>
-        </w:rPr>
-      </w:pPr>
-      <w:r>
-        <w:rPr>
-          <w:rFonts w:cstheme="minorHAnsi"/>
-        </w:rPr>
-        <w:t>Nivelul de aplicație este conturat de Flask, care facilitează comunicarea prin cereri HTTP și înglobează logica criptografică ZKP, emiterea jetoanelor JWT, precum și modulele comparative OAuth 2.0 implementate ca bază de referință.</w:t>
-      </w:r>
-    </w:p>
-    <w:p>
-      <w:pPr>
-        <w:rPr>
-          <w:rFonts w:cstheme="minorHAnsi"/>
-        </w:rPr>
-      </w:pPr>
-      <w:r>
-        <w:rPr>
-          <w:rFonts w:cstheme="minorHAnsi"/>
-        </w:rPr>
-        <w:t>Nivelul de date conține persistența informațiilor într-o bază SQLite locală, cu trei tabele: utilizatorii înregistrați, unde se stochează exclusiv cheile publice, jetoanele emise și entitățile de date protejate. Este important de subliniat că la nivelul bazei de date nu se stochează niciun secret privat al utilizatorilor.</w:t>
-      </w:r>
-    </w:p>
-    <w:p>
-      <w:pPr>
-        <w:rPr>
-          <w:rFonts w:cstheme="minorHAnsi"/>
-        </w:rPr>
-      </w:pPr>
-      <w:r>
-        <w:rPr>
-          <w:rFonts w:cstheme="minorHAnsi"/>
-        </w:rPr>
-        <w:pict w14:anchorId="5642DA65">
-          <v:rect id="_x0000_i1320" style="width:652.5pt;height:1.5pt" o:hrpct="0" o:hralign="center" o:hrstd="t" o:hr="t" fillcolor="#a0a0a0" stroked="f"/>
-        </w:pict>
-      </w:r>
-    </w:p>
-    <w:p>
-      <w:pPr>
-        <w:rPr>
-          <w:rFonts w:cstheme="minorHAnsi"/>
-        </w:rPr>
-      </w:pPr>
-      <w:r>
-        <w:rPr>
-          <w:rFonts w:cstheme="minorHAnsi"/>
-          <w:b/>
-          <w:bCs/>
-        </w:rPr>
-        <w:t>Slide 9 (Fluxul de înregistrare)</w:t>
-      </w:r>
-    </w:p>
-    <w:p>
-      <w:pPr>
-        <w:rPr>
-          <w:rFonts w:cstheme="minorHAnsi"/>
-        </w:rPr>
-      </w:pPr>
-      <w:r>
-        <w:rPr>
-          <w:rFonts w:cstheme="minorHAnsi"/>
-        </w:rPr>
-        <w:t>În procesul de înregistrare, clientul derivă local cheia privată x din parola utilizatorului, fără ca aceasta să fie transmisă. Pe baza cheii private, se calculează cheia publică y = G^x mod P, care este singura valoare comunicată serverului. Serverul stochează această cheie publică și o asociază identității utilizatorului.</w:t>
-      </w:r>
-    </w:p>
-    <w:p>
-      <w:pPr>
-        <w:rPr>
-          <w:rFonts w:cstheme="minorHAnsi"/>
-        </w:rPr>
-      </w:pPr>
-      <w:r>
-        <w:rPr>
-          <w:rFonts w:cstheme="minorHAnsi"/>
-        </w:rPr>
-        <w:t>Principiul arhitectural fundamental impune ca parola și cheia privată să nu părăsească în niciun moment perimetrul securizat al dispozitivului clientului. În eventualitatea compromiterii bazei de date, valorile publice extrase sunt inutile din punct de vedere criptografic, deoarece derivarea cheii private din cheia publică este echivalentă cu rezolvarea problemei logaritmului discret.</w:t>
-      </w:r>
-    </w:p>
-    <w:p>
-      <w:pPr>
-        <w:rPr>
-          <w:rFonts w:cstheme="minorHAnsi"/>
-        </w:rPr>
-      </w:pPr>
-      <w:r>
-        <w:rPr>
-          <w:rFonts w:cstheme="minorHAnsi"/>
-        </w:rPr>
-        <w:pict w14:anchorId="5DC14528">
-          <v:rect id="_x0000_i1321" style="width:652.5pt;height:1.5pt" o:hrpct="0" o:hralign="center" o:hrstd="t" o:hr="t" fillcolor="#a0a0a0" stroked="f"/>
-        </w:pict>
-      </w:r>
-    </w:p>
-    <w:p>
-      <w:pPr>
-        <w:rPr>
-          <w:rFonts w:cstheme="minorHAnsi"/>
-        </w:rPr>
-      </w:pPr>
-      <w:r>
-        <w:rPr>
-          <w:rFonts w:cstheme="minorHAnsi"/>
-          <w:b/>
-          <w:bCs/>
-        </w:rPr>
-        <w:t>Slide 10 (Fluxul de autentificare)</w:t>
-      </w:r>
-    </w:p>
-    <w:p>
-      <w:pPr>
-        <w:rPr>
-          <w:rFonts w:cstheme="minorHAnsi"/>
-        </w:rPr>
-      </w:pPr>
-      <w:r>
-        <w:rPr>
-          <w:rFonts w:cstheme="minorHAnsi"/>
-        </w:rPr>
-        <w:t xml:space="preserve">Fluxul de autentificare parcurge cele patru faze ale schemei Schnorr. Clientul generează un nonce aleatoriu, calculează angajamentul t și îl transmite împreună cu identificatorul de utilizator. Serverul verifică existența </w:t>
-      </w:r>
-      <w:r>
-        <w:rPr>
-          <w:rFonts w:cstheme="minorHAnsi"/>
-        </w:rPr>
-        <w:lastRenderedPageBreak/>
-        <w:t>contului, creează o sesiune temporară cu un timp de viață de 5 secunde și returnează provocarea aleatorie c.</w:t>
-      </w:r>
-    </w:p>
-    <w:p>
-      <w:pPr>
-        <w:rPr>
-          <w:rFonts w:cstheme="minorHAnsi"/>
-        </w:rPr>
-      </w:pPr>
-      <w:r>
-        <w:rPr>
-          <w:rFonts w:cstheme="minorHAnsi"/>
-        </w:rPr>
-        <w:t>Clientul recalculează cheia privată din parolă, calculează răspunsul matematic s = (r + c * x) mod Q și îl transmite. Serverul verifică egalitatea G^s = t * y^c mod P utilizând exclusiv cheia publică stocată. Dacă verificarea este satisfăcută, se emite un jeton JWT cu valabilitate limitată, ancorat de contextul HTTP unic al sesiunii ZKP.</w:t>
-      </w:r>
-    </w:p>
-    <w:p>
-      <w:pPr>
-        <w:rPr>
-          <w:rFonts w:cstheme="minorHAnsi"/>
-        </w:rPr>
-      </w:pPr>
-      <w:r>
-        <w:rPr>
-          <w:rFonts w:cstheme="minorHAnsi"/>
-        </w:rPr>
-        <w:t>Consumul jetonului se realizează prin atașarea acestuia ca Bearer Token în antetul cererilor ulterioare, iar validarea este fără stare: serverul verifică semnătura JWT fără a relua procesul criptografic.</w:t>
-      </w:r>
-    </w:p>
-    <w:p>
-      <w:pPr>
-        <w:rPr>
-          <w:rFonts w:cstheme="minorHAnsi"/>
-        </w:rPr>
-      </w:pPr>
-      <w:r>
-        <w:rPr>
-          <w:rFonts w:cstheme="minorHAnsi"/>
-        </w:rPr>
-        <w:pict w14:anchorId="5A870205">
-          <v:rect id="_x0000_i1322" style="width:652.5pt;height:1.5pt" o:hrpct="0" o:hralign="center" o:hrstd="t" o:hr="t" fillcolor="#a0a0a0" stroked="f"/>
-        </w:pict>
-      </w:r>
-    </w:p>
-    <w:p>
-      <w:pPr>
-        <w:rPr>
-          <w:rFonts w:cstheme="minorHAnsi"/>
-        </w:rPr>
-      </w:pPr>
-      <w:r>
-        <w:rPr>
-          <w:rFonts w:cstheme="minorHAnsi"/>
-          <w:b/>
-          <w:bCs/>
-        </w:rPr>
-        <w:t>Slide 11 (Proprietăți de securitate)</w:t>
-      </w:r>
-    </w:p>
-    <w:p>
-      <w:pPr>
-        <w:rPr>
-          <w:rFonts w:cstheme="minorHAnsi"/>
-        </w:rPr>
-      </w:pPr>
-      <w:r>
-        <w:rPr>
-          <w:rFonts w:cstheme="minorHAnsi"/>
-        </w:rPr>
-        <w:t>Protocolul implementat oferă mai multe proprietăți fundamentale de securitate. Rezistența la interceptare este asigurată prin faptul că un adversar care captează traficul vizualizează exclusiv transcrisul efemer, compus din valorile t, c și s. Extragerea cheii private presupune rezolvarea ecuației s = (r + c * x) mod Q, imposibilă fără cunoașterea nonce-ului r, care nu este niciodată transmis.</w:t>
-      </w:r>
-    </w:p>
-    <w:p>
-      <w:pPr>
-        <w:rPr>
-          <w:rFonts w:cstheme="minorHAnsi"/>
-        </w:rPr>
-      </w:pPr>
-      <w:r>
-        <w:rPr>
-          <w:rFonts w:cstheme="minorHAnsi"/>
-        </w:rPr>
-        <w:t>Eliminarea secretului partajat neutralizează impactul compromiterii bazei de date, deoarece serverul stochează exclusiv cheia publică. Prevenirea atacurilor de reluare este asigurată prin provocarea unică per sesiune, iar deturnarea sesiunii este atenuată prin mecanismul de legare de canal și expirarea jetonului JWT.</w:t>
-      </w:r>
-    </w:p>
-    <w:p>
-      <w:pPr>
-        <w:rPr>
-          <w:rFonts w:cstheme="minorHAnsi"/>
-        </w:rPr>
-      </w:pPr>
-      <w:r>
-        <w:rPr>
-          <w:rFonts w:cstheme="minorHAnsi"/>
-        </w:rPr>
-        <w:t>Arhitectura se înscrie în paradigma identității auto-suverane, validând identitatea prin rigoare matematică directă, fără dependența de furnizori terți de încredere.</w:t>
-      </w:r>
-    </w:p>
-    <w:p>
-      <w:pPr>
-        <w:rPr>
-          <w:rFonts w:cstheme="minorHAnsi"/>
-        </w:rPr>
-      </w:pPr>
-      <w:r>
-        <w:rPr>
-          <w:rFonts w:cstheme="minorHAnsi"/>
-        </w:rPr>
-        <w:pict w14:anchorId="086568A4">
-          <v:rect id="_x0000_i1323" style="width:652.5pt;height:1.5pt" o:hrpct="0" o:hralign="center" o:hrstd="t" o:hr="t" fillcolor="#a0a0a0" stroked="f"/>
-        </w:pict>
-      </w:r>
-    </w:p>
-    <w:p>
-      <w:pPr>
-        <w:rPr>
-          <w:rFonts w:cstheme="minorHAnsi"/>
-        </w:rPr>
-      </w:pPr>
-      <w:r>
-        <w:rPr>
-          <w:rFonts w:cstheme="minorHAnsi"/>
-          <w:b/>
-          <w:bCs/>
-        </w:rPr>
-        <w:t>Slide 12 (Validare funcțională și teste de securitate)</w:t>
-      </w:r>
-    </w:p>
-    <w:p>
-      <w:pPr>
-        <w:rPr>
-          <w:rFonts w:cstheme="minorHAnsi"/>
-        </w:rPr>
-      </w:pPr>
-      <w:r>
-        <w:rPr>
-          <w:rFonts w:cstheme="minorHAnsi"/>
-        </w:rPr>
-        <w:t>Validarea funcțională a fost realizată prin suite automatizate pytest, acoperind cazuri pozitive, negative, scenarii limită și vectori de atac criptografici. S-a validat corectitudinea matematică a sistemului: ecuația de verificare este satisfăcută în toate scenariile cu credențiale valide și respinsă sistematic în cazul tentativelor de falsificare.</w:t>
-      </w:r>
-    </w:p>
-    <w:p>
-      <w:pPr>
-        <w:rPr>
-          <w:rFonts w:cstheme="minorHAnsi"/>
-        </w:rPr>
-      </w:pPr>
-      <w:r>
-        <w:rPr>
-          <w:rFonts w:cstheme="minorHAnsi"/>
-        </w:rPr>
-        <w:t>Auditul de trafic a confirmat menținerea proprietății zero-knowledge la nivelul stratului de transport: niciun mesaj HTTP transmis pe parcursul autentificării nu conține parola brută sau derivate directe ale acesteia.</w:t>
-      </w:r>
-    </w:p>
-    <w:p>
-      <w:pPr>
-        <w:rPr>
-          <w:rFonts w:cstheme="minorHAnsi"/>
-        </w:rPr>
-      </w:pPr>
-      <w:r>
-        <w:rPr>
-          <w:rFonts w:cstheme="minorHAnsi"/>
-        </w:rPr>
-        <w:t>Toate atacurile simulate de tip replay, session hijacking, compromitere a datelor și injectări de angajamente simulate au fost respinse cu succes de către sistem.</w:t>
-      </w:r>
-    </w:p>
-    <w:p>
-      <w:pPr>
-        <w:rPr>
-          <w:rFonts w:cstheme="minorHAnsi"/>
-        </w:rPr>
-      </w:pPr>
-      <w:r>
-        <w:rPr>
-          <w:rFonts w:cstheme="minorHAnsi"/>
-        </w:rPr>
-        <w:pict w14:anchorId="356C017E">
-          <v:rect id="_x0000_i1324" style="width:652.5pt;height:1.5pt" o:hrpct="0" o:hralign="center" o:hrstd="t" o:hr="t" fillcolor="#a0a0a0" stroked="f"/>
-        </w:pict>
-      </w:r>
-    </w:p>
-    <w:p>
-      <w:pPr>
-        <w:rPr>
-          <w:rFonts w:cstheme="minorHAnsi"/>
-        </w:rPr>
-      </w:pPr>
-      <w:r>
-        <w:rPr>
-          <w:rFonts w:cstheme="minorHAnsi"/>
-          <w:b/>
-          <w:bCs/>
-        </w:rPr>
-        <w:t>Slide 13 (Evaluarea performanței)</w:t>
-      </w:r>
-    </w:p>
-    <w:p>
-      <w:pPr>
-        <w:rPr>
-          <w:rFonts w:cstheme="minorHAnsi"/>
-        </w:rPr>
-      </w:pPr>
-      <w:r>
-        <w:rPr>
-          <w:rFonts w:cstheme="minorHAnsi"/>
-        </w:rPr>
-        <w:t>Evaluările de performanță au indicat o latență a verificării criptografice de aproximativ 1,12 milisecunde per operație și un debit susținut de circa 170 de cereri pe secundă. Testele Locust au validat scalabilitatea și comportamentul sub încărcare concurentă.</w:t>
-      </w:r>
-    </w:p>
-    <w:p>
-      <w:pPr>
-        <w:rPr>
-          <w:rFonts w:cstheme="minorHAnsi"/>
-        </w:rPr>
-      </w:pPr>
-      <w:r>
-        <w:rPr>
-          <w:rFonts w:cstheme="minorHAnsi"/>
-        </w:rPr>
-        <w:t xml:space="preserve">Compromisul temporal față de schemele clasice bazate exclusiv pe funcții de rezumare este justificat de garanțiile criptografice superioare obținute. Protocolul se încadrează în parametrii optimi pentru </w:t>
-      </w:r>
-      <w:r>
-        <w:rPr>
-          <w:rFonts w:cstheme="minorHAnsi"/>
-        </w:rPr>
-        <w:lastRenderedPageBreak/>
-        <w:t>autentificarea interactivă, latența totală a fluxului complet de autentificare rămânând imperceptibilă pentru utilizatorul final.</w:t>
-      </w:r>
-    </w:p>
-    <w:p>
-      <w:pPr>
-        <w:rPr>
-          <w:rFonts w:cstheme="minorHAnsi"/>
-        </w:rPr>
-      </w:pPr>
-      <w:r>
-        <w:rPr>
-          <w:rFonts w:cstheme="minorHAnsi"/>
-        </w:rPr>
-        <w:pict w14:anchorId="0B82152B">
-          <v:rect id="_x0000_i1325" style="width:652.5pt;height:1.5pt" o:hrpct="0" o:hralign="center" o:hrstd="t" o:hr="t" fillcolor="#a0a0a0" stroked="f"/>
-        </w:pict>
-      </w:r>
-    </w:p>
-    <w:p>
-      <w:pPr>
-        <w:rPr>
-          <w:rFonts w:cstheme="minorHAnsi"/>
-        </w:rPr>
-      </w:pPr>
-      <w:r>
-        <w:rPr>
-          <w:rFonts w:cstheme="minorHAnsi"/>
-          <w:b/>
-          <w:bCs/>
-        </w:rPr>
-        <w:t>Slide 14 (Comparație ZKP vs. OAuth 2.0 clasic)</w:t>
-      </w:r>
-    </w:p>
-    <w:p>
-      <w:pPr>
-        <w:rPr>
-          <w:rFonts w:cstheme="minorHAnsi"/>
-        </w:rPr>
-      </w:pPr>
-      <w:r>
-        <w:rPr>
-          <w:rFonts w:cstheme="minorHAnsi"/>
-        </w:rPr>
-        <w:t>Comparația cu cele trei fluxuri OAuth 2.0 de referință evidențiază diferența fundamentală la nivelul fazei de autentificare. În protocolul ZKP Schnorr, secretul nu traversează niciodată rețeaua, rețeaua transportând exclusiv valori matematice efemere. În fluxul OAuth PKCE, parola este transmisă către serverul de autorizare, chiar dacă codul de autorizare beneficiază de protecție suplimentară. În fluxul OAuth simplificat și în cel bazat pe Authlib, expunerea credențialelor în tranzit urmează același model clasic.</w:t>
-      </w:r>
-    </w:p>
-    <w:p>
-      <w:pPr>
-        <w:rPr>
-          <w:rFonts w:cstheme="minorHAnsi"/>
-        </w:rPr>
-      </w:pPr>
-      <w:r>
-        <w:rPr>
-          <w:rFonts w:cstheme="minorHAnsi"/>
-        </w:rPr>
-        <w:t>Din perspectiva costurilor operaționale, fluxul ZKP introduce o latență ușor superioară datorită calculelor criptografice, însă acest compromis este justificat de eliminarea completă a riscului de exfiltrare a parolei.</w:t>
-      </w:r>
-    </w:p>
-    <w:p>
-      <w:pPr>
-        <w:rPr>
-          <w:rFonts w:cstheme="minorHAnsi"/>
-        </w:rPr>
-      </w:pPr>
-      <w:r>
-        <w:rPr>
-          <w:rFonts w:cstheme="minorHAnsi"/>
-        </w:rPr>
-        <w:pict w14:anchorId="1872D6A9">
-          <v:rect id="_x0000_i1326" style="width:652.5pt;height:1.5pt" o:hrpct="0" o:hralign="center" o:hrstd="t" o:hr="t" fillcolor="#a0a0a0" stroked="f"/>
-        </w:pict>
-      </w:r>
-    </w:p>
-    <w:p>
-      <w:pPr>
-        <w:rPr>
-          <w:rFonts w:cstheme="minorHAnsi"/>
+        <w:t>Evaluările au indicat o latență a verificării criptografice de aproximativ 1,12 milisecunde per operație și un debit susținut de circa 170 de cereri pe secundă. Compromisul temporal față de schemele clasice este justificat de garanțiile criptografice superioare obținute.</w:t>
+      </w:r>
+    </w:p>
+    <w:p>
+      <w:pPr>
+        <w:rPr>
+          <w:rFonts w:cstheme="minorHAnsi"/>
+          <w:b/>
+          <w:bCs/>
+        </w:rPr>
+      </w:pPr>
+      <w:r>
+        <w:rPr>
+          <w:rFonts w:cstheme="minorHAnsi"/>
+          <w:b/>
+          <w:bCs/>
+        </w:rPr>
+        <w:t>Protocolul se încadrează în parametrii optimi pentru autentificarea interactivă, latența totală rămânând imperceptibilă pentru utilizatorul final.</w:t>
+      </w:r>
+    </w:p>
+    <w:p>
+      <w:pPr>
+        <w:rPr>
+          <w:rFonts w:cstheme="minorHAnsi"/>
+          <w:b/>
+          <w:bCs/>
+        </w:rPr>
+      </w:pPr>
+    </w:p>
+    <w:p>
+      <w:pPr>
+        <w:rPr>
+          <w:rFonts w:cstheme="minorHAnsi"/>
+          <w:b/>
+          <w:bCs/>
+        </w:rPr>
+      </w:pPr>
+      <w:r>
+        <w:rPr>
+          <w:rFonts w:cstheme="minorHAnsi"/>
+          <w:b/>
+          <w:bCs/>
+        </w:rPr>
+        <w:t>Slide 14 (Comparație ZKP vs. OAuth 2.0)</w:t>
+      </w:r>
+    </w:p>
+    <w:p>
+      <w:pPr>
+        <w:rPr>
+          <w:rFonts w:cstheme="minorHAnsi"/>
+          <w:b/>
+          <w:bCs/>
+        </w:rPr>
+      </w:pPr>
+      <w:r>
+        <w:rPr>
+          <w:rFonts w:cstheme="minorHAnsi"/>
+          <w:b/>
+          <w:bCs/>
+        </w:rPr>
+        <w:t>În protocolul ZKP Schnorr, secretul nu traversează niciodată rețeaua. În fluxurile OAuth PKCE, simplificat și Authlib, parola este transmisă în faza de autentificare, chiar dacă restul fluxului beneficiază de protecție.</w:t>
+      </w:r>
+    </w:p>
+    <w:p>
+      <w:pPr>
+        <w:rPr>
+          <w:rFonts w:cstheme="minorHAnsi"/>
+          <w:b/>
+          <w:bCs/>
+        </w:rPr>
+      </w:pPr>
+      <w:r>
+        <w:rPr>
+          <w:rFonts w:cstheme="minorHAnsi"/>
+          <w:b/>
+          <w:bCs/>
+        </w:rPr>
+        <w:t>Din perspectiva costurilor, fluxul ZKP introduce o latență ușor superioară, însă acest compromis este justificat de eliminarea completă a riscului de exfiltrare a parolei.</w:t>
+      </w:r>
+    </w:p>
+    <w:p>
+      <w:pPr>
+        <w:rPr>
+          <w:rFonts w:cstheme="minorHAnsi"/>
+          <w:b/>
+          <w:bCs/>
+        </w:rPr>
+      </w:pPr>
+    </w:p>
+    <w:p>
+      <w:pPr>
+        <w:rPr>
+          <w:rFonts w:cstheme="minorHAnsi"/>
+          <w:b/>
+          <w:bCs/>
         </w:rPr>
       </w:pPr>
       <w:r>
@@ -1056,73 +1062,51 @@
       <w:pPr>
         <w:rPr>
           <w:rFonts w:cstheme="minorHAnsi"/>
-        </w:rPr>
-      </w:pPr>
-      <w:r>
-        <w:rPr>
-          <w:rFonts w:cstheme="minorHAnsi"/>
-        </w:rPr>
-        <w:t>În concluzie, implementarea demonstrează viabilitatea realizării unei autentificări web complet funcționale fără transmiterea parolei către server. Protocolul satisface rigorile funcționale, de securitate și de performanță predefinite, iar integrarea în ecosistemul OAuth 2.0 prin maparea directă a fazelor ZKP confirmă compatibilitatea cu standardele arhitecturale existente.</w:t>
-      </w:r>
-    </w:p>
-    <w:p>
-      <w:pPr>
-        <w:rPr>
-          <w:rFonts w:cstheme="minorHAnsi"/>
-        </w:rPr>
-      </w:pPr>
-      <w:r>
-        <w:rPr>
-          <w:rFonts w:cstheme="minorHAnsi"/>
-        </w:rPr>
-        <w:t>Avantajele principale constă în eliminarea secretului partajat de pe server, reziliența la interceptare și la breșe de date, ancorarea transcrisului de sesiune și integrarea eficientă cu jetoanele JWT. Din perspectivă academică, protocolul modifică paradigma modelului de încredere: serverul este degrevat de responsabilitatea protejării unui secret partajat, asumându-și strict rolul de verificator al unor relații matematice asimetrice.</w:t>
-      </w:r>
-    </w:p>
-    <w:p>
-      <w:pPr>
-        <w:rPr>
-          <w:rFonts w:cstheme="minorHAnsi"/>
-        </w:rPr>
-      </w:pPr>
-      <w:r>
-        <w:rPr>
-          <w:rFonts w:cstheme="minorHAnsi"/>
-        </w:rPr>
-        <w:t>Ca limitări, fluxul ZKP introduce o latență superioară față de schemele clasice, menținerea stării temporare între etape adaugă complexitate la scalare orizontală, iar parametrii utilizați, precum generatorul G = 4 și factorul de cost scrypt n = 2^11, sunt adecvați exclusiv unui prototip de cercetare.</w:t>
-      </w:r>
-    </w:p>
-    <w:p>
-      <w:pPr>
-        <w:rPr>
-          <w:rFonts w:cstheme="minorHAnsi"/>
-        </w:rPr>
-      </w:pPr>
-      <w:r>
-        <w:rPr>
-          <w:rFonts w:cstheme="minorHAnsi"/>
-        </w:rPr>
-        <w:t>Ca direcții de dezvoltare, se impune tranziția către curbe eliptice pentru eficientizarea costurilor computaționale, standardizarea derivării cheilor prin Argon2 sau scrypt robust, externalizarea sesiunilor către Redis, trecerea la semnături asimetrice RS256 sau ES256 pentru jetoane și implementarea obligatorie a comunicării prin HTTPS cu politici CORS riguroase.</w:t>
-      </w:r>
-    </w:p>
-    <w:p>
-      <w:pPr>
-        <w:rPr>
-          <w:rFonts w:cstheme="minorHAnsi"/>
-        </w:rPr>
-      </w:pPr>
-      <w:r>
-        <w:rPr>
-          <w:rFonts w:cstheme="minorHAnsi"/>
-        </w:rPr>
-        <w:pict w14:anchorId="08A1C22D">
-          <v:rect id="_x0000_i1327" style="width:652.5pt;height:1.5pt" o:hrpct="0" o:hralign="center" o:hrstd="t" o:hr="t" fillcolor="#a0a0a0" stroked="f"/>
-        </w:pict>
-      </w:r>
-    </w:p>
-    <w:p>
-      <w:pPr>
-        <w:rPr>
-          <w:rFonts w:cstheme="minorHAnsi"/>
+          <w:b/>
+          <w:bCs/>
+        </w:rPr>
+      </w:pPr>
+      <w:r>
+        <w:rPr>
+          <w:rFonts w:cstheme="minorHAnsi"/>
+          <w:b/>
+          <w:bCs/>
+        </w:rPr>
+        <w:t>Implementarea demonstrează viabilitatea autentificării web fără transmiterea parolei către server. Protocolul satisface rigorile funcționale, de securitate și de performanță, iar integrarea în ecosistemul OAuth confirmă compatibilitatea cu standardele existente.</w:t>
+      </w:r>
+    </w:p>
+    <w:p>
+      <w:pPr>
+        <w:rPr>
+          <w:rFonts w:cstheme="minorHAnsi"/>
+          <w:b/>
+          <w:bCs/>
+        </w:rPr>
+      </w:pPr>
+      <w:r>
+        <w:rPr>
+          <w:rFonts w:cstheme="minorHAnsi"/>
+          <w:b/>
+          <w:bCs/>
+        </w:rPr>
+        <w:t>Ca limitări, parametrii actuali, precum G = 4 și scrypt n = 2^11, sunt adecvați exclusiv prototipului. Ca direcții viitoare, se impune tranziția către curbe eliptice, derivarea cheilor prin Argon2, externalizarea sesiunilor către Redis, semnături asimetrice pentru jetoane și implementarea obligatorie a HTTPS.</w:t>
+      </w:r>
+    </w:p>
+    <w:p>
+      <w:pPr>
+        <w:rPr>
+          <w:rFonts w:cstheme="minorHAnsi"/>
+          <w:b/>
+          <w:bCs/>
+        </w:rPr>
+      </w:pPr>
+    </w:p>
+    <w:p>
+      <w:pPr>
+        <w:rPr>
+          <w:rFonts w:cstheme="minorHAnsi"/>
+          <w:b/>
+          <w:bCs/>
         </w:rPr>
       </w:pPr>
       <w:r>
@@ -1138,140 +1122,58 @@
       <w:pPr>
         <w:rPr>
           <w:rFonts w:cstheme="minorHAnsi"/>
-        </w:rPr>
-      </w:pPr>
-      <w:r>
-        <w:rPr>
-          <w:rFonts w:cstheme="minorHAnsi"/>
-        </w:rPr>
-        <w:t>Acestea sunt câteva referințe din bibliografia utilizată:</w:t>
-      </w:r>
-    </w:p>
-    <w:p>
-      <w:pPr>
-        <w:numPr>
-          <w:ilvl w:val="0"/>
-          <w:numId w:val="5"/>
-        </w:numPr>
-        <w:rPr>
-          <w:rFonts w:cstheme="minorHAnsi"/>
-        </w:rPr>
-      </w:pPr>
-      <w:r>
-        <w:rPr>
-          <w:rFonts w:cstheme="minorHAnsi"/>
-        </w:rPr>
-        <w:t>Goldwasser, Micali, Rackoff: The Knowledge Complexity of Interactive Proof Systems</w:t>
-      </w:r>
-    </w:p>
-    <w:p>
-      <w:pPr>
-        <w:numPr>
-          <w:ilvl w:val="0"/>
-          <w:numId w:val="5"/>
-        </w:numPr>
-        <w:rPr>
-          <w:rFonts w:cstheme="minorHAnsi"/>
-        </w:rPr>
-      </w:pPr>
-      <w:r>
-        <w:rPr>
-          <w:rFonts w:cstheme="minorHAnsi"/>
-        </w:rPr>
-        <w:t>Schnorr: Efficient Signature Generation by Smart Cards</w:t>
-      </w:r>
-    </w:p>
-    <w:p>
-      <w:pPr>
-        <w:numPr>
-          <w:ilvl w:val="0"/>
-          <w:numId w:val="5"/>
-        </w:numPr>
-        <w:rPr>
-          <w:rFonts w:cstheme="minorHAnsi"/>
-        </w:rPr>
-      </w:pPr>
-      <w:r>
-        <w:rPr>
-          <w:rFonts w:cstheme="minorHAnsi"/>
-        </w:rPr>
-        <w:t>RFC 6749 (OAuth 2.0), RFC 7636 (PKCE), RFC 7519 (JWT)</w:t>
-      </w:r>
-    </w:p>
-    <w:p>
-      <w:pPr>
-        <w:numPr>
-          <w:ilvl w:val="0"/>
-          <w:numId w:val="5"/>
-        </w:numPr>
-        <w:rPr>
-          <w:rFonts w:cstheme="minorHAnsi"/>
-        </w:rPr>
-      </w:pPr>
-      <w:r>
-        <w:rPr>
-          <w:rFonts w:cstheme="minorHAnsi"/>
-        </w:rPr>
-        <w:t>RFC 3526 (parametri criptografici MODP)</w:t>
-      </w:r>
-    </w:p>
-    <w:p>
-      <w:pPr>
-        <w:numPr>
-          <w:ilvl w:val="0"/>
-          <w:numId w:val="5"/>
-        </w:numPr>
-        <w:rPr>
-          <w:rFonts w:cstheme="minorHAnsi"/>
-        </w:rPr>
-      </w:pPr>
-      <w:r>
-        <w:rPr>
-          <w:rFonts w:cstheme="minorHAnsi"/>
-        </w:rPr>
-        <w:lastRenderedPageBreak/>
-        <w:t>OWASP Password Storage Cheat Sheet</w:t>
-      </w:r>
-    </w:p>
-    <w:p>
-      <w:pPr>
-        <w:rPr>
-          <w:rFonts w:cstheme="minorHAnsi"/>
-        </w:rPr>
-      </w:pPr>
-      <w:r>
-        <w:rPr>
-          <w:rFonts w:cstheme="minorHAnsi"/>
-        </w:rPr>
-        <w:pict w14:anchorId="40A2F557">
-          <v:rect id="_x0000_i1328" style="width:652.5pt;height:1.5pt" o:hrpct="0" o:hralign="center" o:hrstd="t" o:hr="t" fillcolor="#a0a0a0" stroked="f"/>
-        </w:pict>
-      </w:r>
-    </w:p>
-    <w:p>
-      <w:pPr>
-        <w:rPr>
-          <w:rFonts w:cstheme="minorHAnsi"/>
-        </w:rPr>
-      </w:pPr>
-      <w:r>
-        <w:rPr>
-          <w:rFonts w:cstheme="minorHAnsi"/>
-          <w:b/>
-          <w:bCs/>
-        </w:rPr>
-        <w:t>Slide 17 (Vă mulțumesc pentru atenție!)</w:t>
-      </w:r>
-    </w:p>
-    <w:p>
-      <w:pPr>
-        <w:rPr>
-          <w:rFonts w:cstheme="minorHAnsi"/>
-        </w:rPr>
-      </w:pPr>
-      <w:r>
-        <w:rPr>
-          <w:rFonts w:cstheme="minorHAnsi"/>
+          <w:b/>
+          <w:bCs/>
+        </w:rPr>
+      </w:pPr>
+      <w:r>
+        <w:rPr>
+          <w:rFonts w:cstheme="minorHAnsi"/>
+          <w:b/>
+          <w:bCs/>
+        </w:rPr>
+        <w:t>Acestea sunt câteva referințe din bibliografia utilizată.</w:t>
+      </w:r>
+    </w:p>
+    <w:p>
+      <w:pPr>
+        <w:rPr>
+          <w:rFonts w:cstheme="minorHAnsi"/>
+          <w:b/>
+          <w:bCs/>
+        </w:rPr>
+      </w:pPr>
+    </w:p>
+    <w:p>
+      <w:pPr>
+        <w:rPr>
+          <w:rFonts w:cstheme="minorHAnsi"/>
+          <w:b/>
+          <w:bCs/>
+        </w:rPr>
+      </w:pPr>
+      <w:r>
+        <w:rPr>
+          <w:rFonts w:cstheme="minorHAnsi"/>
+          <w:b/>
+          <w:bCs/>
+        </w:rPr>
+        <w:t>Slide 17 (Mulțumesc)</w:t>
+      </w:r>
+    </w:p>
+    <w:p>
+      <w:pPr>
+        <w:rPr>
+          <w:rFonts w:cstheme="minorHAnsi"/>
+          <w:b/>
+          <w:bCs/>
+        </w:rPr>
+      </w:pPr>
+      <w:r>
+        <w:rPr>
+          <w:rFonts w:cstheme="minorHAnsi"/>
+          <w:b/>
+          <w:bCs/>
         </w:rPr>
         <w:t>Vă mulțumesc pentru atenție!</w:t>
       </w:r>
@@ -1280,8 +1182,20 @@
       <w:pPr>
         <w:rPr>
           <w:rFonts w:cstheme="minorHAnsi"/>
-        </w:rPr>
-      </w:pPr>
+          <w:b/>
+          <w:bCs/>
+        </w:rPr>
+      </w:pPr>
+    </w:p>
+    <w:p>
+      <w:r>
+        <w:rPr>
+          <w:rFonts w:cstheme="minorHAnsi"/>
+          <w:b/>
+          <w:bCs/>
+        </w:rPr>
+        <w:t>Textul total este de aproximativ 1100 de cuvinte, calibrat similar cu template-ul de licență (aproximativ 1000-1200 cuvinte), potrivit pentru o susținere de 8-10 minute la un ritm normal de vorbire.</w:t>
+      </w:r>
     </w:p>
     <w:sectPr>
       <w:footerReference w:type="even" r:id="rId7"/>
@@ -1415,7 +1329,6 @@
               <v:path gradientshapeok="t" o:connecttype="rect"/>
             </v:shapetype>
             <v:shape id="Text Box 2" o:spid="_x0000_s1026" type="#_x0000_t202" alt="Internal" style="position:absolute;margin-left:0;margin-top:0;width:25.55pt;height:25.55pt;z-index:251659264;visibility:visible;mso-wrap-style:none;mso-wrap-distance-left:0;mso-wrap-distance-top:0;mso-wrap-distance-right:0;mso-wrap-distance-bottom:0;mso-position-horizontal:center;mso-position-horizontal-relative:page;mso-position-vertical:bottom;mso-position-vertical-relative:page;v-text-anchor:bottom" o:gfxdata="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" filled="f" stroked="f">
-              <v:fill o:detectmouseclick="t"/>
               <v:textbox style="mso-fit-shape-to-text:t" inset="0,0,0,15pt">
                 <w:txbxContent>
                   <w:p>
@@ -1546,7 +1459,6 @@
               <v:path gradientshapeok="t" o:connecttype="rect"/>
             </v:shapetype>
             <v:shape id="Text Box 3" o:spid="_x0000_s1027" type="#_x0000_t202" alt="Internal" style="position:absolute;margin-left:0;margin-top:0;width:25.55pt;height:25.55pt;z-index:251660288;visibility:visible;mso-wrap-style:none;mso-wrap-distance-left:0;mso-wrap-distance-top:0;mso-wrap-distance-right:0;mso-wrap-distance-bottom:0;mso-position-horizontal:center;mso-position-horizontal-relative:page;mso-position-vertical:bottom;mso-position-vertical-relative:page;v-text-anchor:bottom" o:gfxdata="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" filled="f" stroked="f">
-              <v:fill o:detectmouseclick="t"/>
               <v:textbox style="mso-fit-shape-to-text:t" inset="0,0,0,15pt">
                 <w:txbxContent>
                   <w:p>
@@ -1677,7 +1589,6 @@
               <v:path gradientshapeok="t" o:connecttype="rect"/>
             </v:shapetype>
             <v:shape id="Text Box 1" o:spid="_x0000_s1028" type="#_x0000_t202" alt="Internal" style="position:absolute;margin-left:0;margin-top:0;width:25.55pt;height:25.55pt;z-index:251658240;visibility:visible;mso-wrap-style:none;mso-wrap-distance-left:0;mso-wrap-distance-top:0;mso-wrap-distance-right:0;mso-wrap-distance-bottom:0;mso-position-horizontal:center;mso-position-horizontal-relative:page;mso-position-vertical:bottom;mso-position-vertical-relative:page;v-text-anchor:bottom" o:gfxdata="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" filled="f" stroked="f">
-              <v:fill o:detectmouseclick="t"/>
               <v:textbox style="mso-fit-shape-to-text:t" inset="0,0,0,15pt">
                 <w:txbxContent>
                   <w:p>
@@ -2825,6 +2736,7 @@
   <w:style w:type="character" w:default="1" w:styleId="DefaultParagraphFont">
     <w:name w:val="Default Paragraph Font"/>
     <w:uiPriority w:val="1"/>
+    <w:semiHidden/>
     <w:unhideWhenUsed/>
   </w:style>
   <w:style w:type="table" w:default="1" w:styleId="TableNormal">

--- a/docs/prezentare/disertatie_prezentare_text.docx
+++ b/docs/prezentare/disertatie_prezentare_text.docx
@@ -10,15 +10,6 @@
           <w:bCs/>
         </w:rPr>
       </w:pPr>
-    </w:p>
-    <w:p>
-      <w:pPr>
-        <w:rPr>
-          <w:rFonts w:cstheme="minorHAnsi"/>
-          <w:b/>
-          <w:bCs/>
-        </w:rPr>
-      </w:pPr>
       <w:r>
         <w:rPr>
           <w:rFonts w:cstheme="minorHAnsi"/>
@@ -36,6 +27,16 @@
           <w:bCs/>
         </w:rPr>
       </w:pPr>
+      <w:r>
+        <w:rPr>
+          <w:rFonts w:cstheme="minorHAnsi"/>
+          <w:b/>
+          <w:bCs/>
+        </w:rPr>
+        <w:pict w14:anchorId="76C1DEA0">
+          <v:rect id="_x0000_i1121" style="width:652.5pt;height:1.5pt" o:hrpct="0" o:hralign="center" o:hrstd="t" o:hr="t" fillcolor="#a0a0a0" stroked="f"/>
+        </w:pict>
+      </w:r>
     </w:p>
     <w:p>
       <w:pPr>
@@ -73,15 +74,10 @@
     </w:p>
     <w:p>
       <w:pPr>
-        <w:rPr>
-          <w:rFonts w:cstheme="minorHAnsi"/>
-          <w:b/>
-          <w:bCs/>
-        </w:rPr>
-      </w:pPr>
-    </w:p>
-    <w:p>
-      <w:pPr>
+        <w:numPr>
+          <w:ilvl w:val="0"/>
+          <w:numId w:val="6"/>
+        </w:numPr>
         <w:rPr>
           <w:rFonts w:cstheme="minorHAnsi"/>
           <w:b/>
@@ -99,6 +95,10 @@
     </w:p>
     <w:p>
       <w:pPr>
+        <w:numPr>
+          <w:ilvl w:val="0"/>
+          <w:numId w:val="6"/>
+        </w:numPr>
         <w:rPr>
           <w:rFonts w:cstheme="minorHAnsi"/>
           <w:b/>
@@ -116,6 +116,10 @@
     </w:p>
     <w:p>
       <w:pPr>
+        <w:numPr>
+          <w:ilvl w:val="0"/>
+          <w:numId w:val="6"/>
+        </w:numPr>
         <w:rPr>
           <w:rFonts w:cstheme="minorHAnsi"/>
           <w:b/>
@@ -133,6 +137,10 @@
     </w:p>
     <w:p>
       <w:pPr>
+        <w:numPr>
+          <w:ilvl w:val="0"/>
+          <w:numId w:val="6"/>
+        </w:numPr>
         <w:rPr>
           <w:rFonts w:cstheme="minorHAnsi"/>
           <w:b/>
@@ -150,6 +158,10 @@
     </w:p>
     <w:p>
       <w:pPr>
+        <w:numPr>
+          <w:ilvl w:val="0"/>
+          <w:numId w:val="6"/>
+        </w:numPr>
         <w:rPr>
           <w:rFonts w:cstheme="minorHAnsi"/>
           <w:b/>
@@ -167,6 +179,10 @@
     </w:p>
     <w:p>
       <w:pPr>
+        <w:numPr>
+          <w:ilvl w:val="0"/>
+          <w:numId w:val="6"/>
+        </w:numPr>
         <w:rPr>
           <w:rFonts w:cstheme="minorHAnsi"/>
           <w:b/>
@@ -184,6 +200,10 @@
     </w:p>
     <w:p>
       <w:pPr>
+        <w:numPr>
+          <w:ilvl w:val="0"/>
+          <w:numId w:val="6"/>
+        </w:numPr>
         <w:rPr>
           <w:rFonts w:cstheme="minorHAnsi"/>
           <w:b/>
@@ -201,6 +221,31 @@
     </w:p>
     <w:p>
       <w:pPr>
+        <w:numPr>
+          <w:ilvl w:val="0"/>
+          <w:numId w:val="6"/>
+        </w:numPr>
+        <w:rPr>
+          <w:rFonts w:cstheme="minorHAnsi"/>
+          <w:b/>
+          <w:bCs/>
+        </w:rPr>
+      </w:pPr>
+      <w:r>
+        <w:rPr>
+          <w:rFonts w:cstheme="minorHAnsi"/>
+          <w:b/>
+          <w:bCs/>
+        </w:rPr>
+        <w:t>Evaluarea comparativă cu protocoalele PAKE: SRP-6a și SPAKE2</w:t>
+      </w:r>
+    </w:p>
+    <w:p>
+      <w:pPr>
+        <w:numPr>
+          <w:ilvl w:val="0"/>
+          <w:numId w:val="6"/>
+        </w:numPr>
         <w:rPr>
           <w:rFonts w:cstheme="minorHAnsi"/>
           <w:b/>
@@ -224,15 +269,16 @@
           <w:bCs/>
         </w:rPr>
       </w:pPr>
-    </w:p>
-    <w:p>
-      <w:pPr>
-        <w:rPr>
-          <w:rFonts w:cstheme="minorHAnsi"/>
-          <w:b/>
-          <w:bCs/>
-        </w:rPr>
-      </w:pPr>
+      <w:r>
+        <w:rPr>
+          <w:rFonts w:cstheme="minorHAnsi"/>
+          <w:b/>
+          <w:bCs/>
+        </w:rPr>
+        <w:pict w14:anchorId="0686AA5F">
+          <v:rect id="_x0000_i1122" style="width:652.5pt;height:1.5pt" o:hrpct="0" o:hralign="center" o:hrstd="t" o:hr="t" fillcolor="#a0a0a0" stroked="f"/>
+        </w:pict>
+      </w:r>
     </w:p>
     <w:p>
       <w:pPr>
@@ -299,17 +345,8 @@
           <w:b/>
           <w:bCs/>
         </w:rPr>
-        <w:t>Scopul este proiectarea unui protocol hibrid care îmbină schema Schnorr, bazată pe demonstrații cu cunoștințe zero, cu cadrul OAuth 2.0, astfel încât parola să nu părăsească niciodată dispozitivul clientului. Au fost implementate și trei fluxuri OAuth clasice ca bază de referință comparativă.</w:t>
-      </w:r>
-    </w:p>
-    <w:p>
-      <w:pPr>
-        <w:rPr>
-          <w:rFonts w:cstheme="minorHAnsi"/>
-          <w:b/>
-          <w:bCs/>
-        </w:rPr>
-      </w:pPr>
+        <w:t>Scopul este proiectarea unui protocol hibrid care îmbină schema Schnorr, bazată pe demonstrații cu cunoștințe zero, cu cadrul OAuth 2.0, astfel încât parola să nu părăsească niciodată dispozitivul clientului. Au fost implementate și trei fluxuri OAuth clasice ca bază de referință comparativă, completate de o evaluare față de protocoalele PAKE consacrate, SRP-6a și SPAKE2.</w:t>
+      </w:r>
     </w:p>
     <w:p>
       <w:pPr>
@@ -376,50 +413,41 @@
           <w:b/>
           <w:bCs/>
         </w:rPr>
+        <w:t>Astfel, protocolul oferă reziliență la interceptare, previne atacurile replay și atenuează impactul breșelor de date, serverul stocând exclusiv chei publice.</w:t>
+      </w:r>
+    </w:p>
+    <w:p>
+      <w:pPr>
+        <w:rPr>
+          <w:rFonts w:cstheme="minorHAnsi"/>
+          <w:b/>
+          <w:bCs/>
+        </w:rPr>
+      </w:pPr>
+      <w:r>
+        <w:rPr>
+          <w:rFonts w:cstheme="minorHAnsi"/>
+          <w:b/>
+          <w:bCs/>
+        </w:rPr>
+        <w:t>Slide 5 (Schema Schnorr)</w:t>
+      </w:r>
+    </w:p>
+    <w:p>
+      <w:pPr>
+        <w:rPr>
+          <w:rFonts w:cstheme="minorHAnsi"/>
+          <w:b/>
+          <w:bCs/>
+        </w:rPr>
+      </w:pPr>
+      <w:r>
+        <w:rPr>
+          <w:rFonts w:cstheme="minorHAnsi"/>
+          <w:b/>
+          <w:bCs/>
+        </w:rPr>
         <w:lastRenderedPageBreak/>
-        <w:t>Astfel, protocolul oferă reziliență la interceptare, previne atacurile replay și atenuează impactul breșelor de date, serverul stocând exclusiv chei publice.</w:t>
-      </w:r>
-    </w:p>
-    <w:p>
-      <w:pPr>
-        <w:rPr>
-          <w:rFonts w:cstheme="minorHAnsi"/>
-          <w:b/>
-          <w:bCs/>
-        </w:rPr>
-      </w:pPr>
-    </w:p>
-    <w:p>
-      <w:pPr>
-        <w:rPr>
-          <w:rFonts w:cstheme="minorHAnsi"/>
-          <w:b/>
-          <w:bCs/>
-        </w:rPr>
-      </w:pPr>
-      <w:r>
-        <w:rPr>
-          <w:rFonts w:cstheme="minorHAnsi"/>
-          <w:b/>
-          <w:bCs/>
-        </w:rPr>
-        <w:t>Slide 5 (Schema Schnorr)</w:t>
-      </w:r>
-    </w:p>
-    <w:p>
-      <w:pPr>
-        <w:rPr>
-          <w:rFonts w:cstheme="minorHAnsi"/>
-          <w:b/>
-          <w:bCs/>
-        </w:rPr>
-      </w:pPr>
-      <w:r>
-        <w:rPr>
-          <w:rFonts w:cstheme="minorHAnsi"/>
-          <w:b/>
-          <w:bCs/>
-        </w:rPr>
         <w:t>Schema Schnorr se fundamentează pe dificultatea problemei logaritmului discret. Se utilizează un număr prim sigur P, un generator G al subgrupului de ordin Q, iar protocolul parcurge patru etape: generarea cheilor, unde cheia publică y = G^x mod P este stocată de server; angajamentul, unde clientul transmite t = G^r mod P; provocarea, unde serverul generează aleatoriu c; și răspunsul, unde clientul calculează s = (r + c * x) mod Q.</w:t>
       </w:r>
     </w:p>
@@ -448,15 +476,6 @@
           <w:bCs/>
         </w:rPr>
       </w:pPr>
-    </w:p>
-    <w:p>
-      <w:pPr>
-        <w:rPr>
-          <w:rFonts w:cstheme="minorHAnsi"/>
-          <w:b/>
-          <w:bCs/>
-        </w:rPr>
-      </w:pPr>
       <w:r>
         <w:rPr>
           <w:rFonts w:cstheme="minorHAnsi"/>
@@ -508,15 +527,6 @@
           <w:bCs/>
         </w:rPr>
       </w:pPr>
-    </w:p>
-    <w:p>
-      <w:pPr>
-        <w:rPr>
-          <w:rFonts w:cstheme="minorHAnsi"/>
-          <w:b/>
-          <w:bCs/>
-        </w:rPr>
-      </w:pPr>
       <w:r>
         <w:rPr>
           <w:rFonts w:cstheme="minorHAnsi"/>
@@ -585,15 +595,6 @@
           <w:bCs/>
         </w:rPr>
       </w:pPr>
-    </w:p>
-    <w:p>
-      <w:pPr>
-        <w:rPr>
-          <w:rFonts w:cstheme="minorHAnsi"/>
-          <w:b/>
-          <w:bCs/>
-        </w:rPr>
-      </w:pPr>
       <w:r>
         <w:rPr>
           <w:rFonts w:cstheme="minorHAnsi"/>
@@ -662,15 +663,6 @@
           <w:bCs/>
         </w:rPr>
       </w:pPr>
-    </w:p>
-    <w:p>
-      <w:pPr>
-        <w:rPr>
-          <w:rFonts w:cstheme="minorHAnsi"/>
-          <w:b/>
-          <w:bCs/>
-        </w:rPr>
-      </w:pPr>
       <w:r>
         <w:rPr>
           <w:rFonts w:cstheme="minorHAnsi"/>
@@ -722,15 +714,6 @@
           <w:bCs/>
         </w:rPr>
       </w:pPr>
-    </w:p>
-    <w:p>
-      <w:pPr>
-        <w:rPr>
-          <w:rFonts w:cstheme="minorHAnsi"/>
-          <w:b/>
-          <w:bCs/>
-        </w:rPr>
-      </w:pPr>
       <w:r>
         <w:rPr>
           <w:rFonts w:cstheme="minorHAnsi"/>
@@ -754,6 +737,7 @@
           <w:b/>
           <w:bCs/>
         </w:rPr>
+        <w:lastRenderedPageBreak/>
         <w:t>Clientul generează un nonce aleatoriu, calculează angajamentul t și îl transmite. Serverul creează o sesiune temporară cu un timp de viață de 5 secunde și returnează provocarea aleatorie c.</w:t>
       </w:r>
     </w:p>
@@ -782,15 +766,6 @@
           <w:bCs/>
         </w:rPr>
       </w:pPr>
-    </w:p>
-    <w:p>
-      <w:pPr>
-        <w:rPr>
-          <w:rFonts w:cstheme="minorHAnsi"/>
-          <w:b/>
-          <w:bCs/>
-        </w:rPr>
-      </w:pPr>
       <w:r>
         <w:rPr>
           <w:rFonts w:cstheme="minorHAnsi"/>
@@ -859,15 +834,6 @@
           <w:bCs/>
         </w:rPr>
       </w:pPr>
-    </w:p>
-    <w:p>
-      <w:pPr>
-        <w:rPr>
-          <w:rFonts w:cstheme="minorHAnsi"/>
-          <w:b/>
-          <w:bCs/>
-        </w:rPr>
-      </w:pPr>
       <w:r>
         <w:rPr>
           <w:rFonts w:cstheme="minorHAnsi"/>
@@ -908,17 +874,8 @@
           <w:b/>
           <w:bCs/>
         </w:rPr>
-        <w:t>Auditul de trafic a confirmat că niciun mesaj HTTP nu conține parola brută sau derivate directe. Atacurile simulate de tip replay, session hijacking, compromitere de date și simulator attacks au fost respinse cu succes.</w:t>
-      </w:r>
-    </w:p>
-    <w:p>
-      <w:pPr>
-        <w:rPr>
-          <w:rFonts w:cstheme="minorHAnsi"/>
-          <w:b/>
-          <w:bCs/>
-        </w:rPr>
-      </w:pPr>
+        <w:t>Auditul de trafic a confirmat că niciun mesaj HTTP nu conține parola brută sau derivate directe. Atacurile simulate de tip replay, session hijacking, compromitere de date și simulator attack au fost respinse cu succes.</w:t>
+      </w:r>
     </w:p>
     <w:p>
       <w:pPr>
@@ -951,171 +908,229 @@
           <w:b/>
           <w:bCs/>
         </w:rPr>
+        <w:t>Evaluările au indicat o latență a verificării criptografice de aproximativ 1,12 milisecunde per operație și un debit susținut de circa 170 de cereri pe secundă. Compromisul temporal față de schemele clasice este justificat de garanțiile criptografice superioare obținute.</w:t>
+      </w:r>
+    </w:p>
+    <w:p>
+      <w:pPr>
+        <w:rPr>
+          <w:rFonts w:cstheme="minorHAnsi"/>
+          <w:b/>
+          <w:bCs/>
+        </w:rPr>
+      </w:pPr>
+      <w:r>
+        <w:rPr>
+          <w:rFonts w:cstheme="minorHAnsi"/>
+          <w:b/>
+          <w:bCs/>
+        </w:rPr>
+        <w:t>Protocolul se încadrează în parametrii optimi pentru autentificarea interactivă, latența totală rămânând imperceptibilă pentru utilizatorul final.</w:t>
+      </w:r>
+    </w:p>
+    <w:p>
+      <w:pPr>
+        <w:rPr>
+          <w:rFonts w:cstheme="minorHAnsi"/>
+          <w:b/>
+          <w:bCs/>
+        </w:rPr>
+      </w:pPr>
+      <w:r>
+        <w:rPr>
+          <w:rFonts w:cstheme="minorHAnsi"/>
+          <w:b/>
+          <w:bCs/>
+        </w:rPr>
+        <w:t>Slide 14 (Comparație ZKP vs. OAuth 2.0)</w:t>
+      </w:r>
+    </w:p>
+    <w:p>
+      <w:pPr>
+        <w:rPr>
+          <w:rFonts w:cstheme="minorHAnsi"/>
+          <w:b/>
+          <w:bCs/>
+        </w:rPr>
+      </w:pPr>
+      <w:r>
+        <w:rPr>
+          <w:rFonts w:cstheme="minorHAnsi"/>
+          <w:b/>
+          <w:bCs/>
+        </w:rPr>
+        <w:t>În protocolul ZKP Schnorr, secretul nu traversează niciodată rețeaua. În fluxurile OAuth PKCE, simplificat și Authlib, parola este transmisă în faza de autentificare, chiar dacă restul fluxului beneficiază de protecție.</w:t>
+      </w:r>
+    </w:p>
+    <w:p>
+      <w:pPr>
+        <w:rPr>
+          <w:rFonts w:cstheme="minorHAnsi"/>
+          <w:b/>
+          <w:bCs/>
+        </w:rPr>
+      </w:pPr>
+      <w:r>
+        <w:rPr>
+          <w:rFonts w:cstheme="minorHAnsi"/>
+          <w:b/>
+          <w:bCs/>
+        </w:rPr>
+        <w:t>Din perspectiva costurilor, fluxul ZKP introduce o latență ușor superioară, însă acest compromis este justificat de eliminarea completă a riscului de exfiltrare a parolei.</w:t>
+      </w:r>
+    </w:p>
+    <w:p>
+      <w:pPr>
+        <w:rPr>
+          <w:rFonts w:cstheme="minorHAnsi"/>
+          <w:b/>
+          <w:bCs/>
+        </w:rPr>
+      </w:pPr>
+      <w:r>
+        <w:rPr>
+          <w:rFonts w:cstheme="minorHAnsi"/>
+          <w:b/>
+          <w:bCs/>
+        </w:rPr>
+        <w:t>Slide 15 (Comparație cu protocoalele PAKE: SRP-6a și SPAKE2)</w:t>
+      </w:r>
+    </w:p>
+    <w:p>
+      <w:pPr>
+        <w:rPr>
+          <w:rFonts w:cstheme="minorHAnsi"/>
+          <w:b/>
+          <w:bCs/>
+        </w:rPr>
+      </w:pPr>
+      <w:r>
+        <w:rPr>
+          <w:rFonts w:cstheme="minorHAnsi"/>
+          <w:b/>
+          <w:bCs/>
+        </w:rPr>
+        <w:t>Deoarece o comparație directă între protocolul ZKP și fluxurile OAuth 2.0 nu reflectă cu fidelitate poziționarea soluției în peisajul protocoalelor fără divulgare a secretului, s-a realizat o evaluare complementară față de două protocoale PAKE consacrate: SRP-6a, standardizat prin RFC 5054, și SPAKE2, bazat pe curba Ed25519.</w:t>
+      </w:r>
+    </w:p>
+    <w:p>
+      <w:pPr>
+        <w:rPr>
+          <w:rFonts w:cstheme="minorHAnsi"/>
+          <w:b/>
+          <w:bCs/>
+        </w:rPr>
+      </w:pPr>
+      <w:r>
+        <w:rPr>
+          <w:rFonts w:cstheme="minorHAnsi"/>
+          <w:b/>
+          <w:bCs/>
+        </w:rPr>
         <w:lastRenderedPageBreak/>
-        <w:t>Evaluările au indicat o latență a verificării criptografice de aproximativ 1,12 milisecunde per operație și un debit susținut de circa 170 de cereri pe secundă. Compromisul temporal față de schemele clasice este justificat de garanțiile criptografice superioare obținute.</w:t>
-      </w:r>
-    </w:p>
-    <w:p>
-      <w:pPr>
-        <w:rPr>
-          <w:rFonts w:cstheme="minorHAnsi"/>
-          <w:b/>
-          <w:bCs/>
-        </w:rPr>
-      </w:pPr>
-      <w:r>
-        <w:rPr>
-          <w:rFonts w:cstheme="minorHAnsi"/>
-          <w:b/>
-          <w:bCs/>
-        </w:rPr>
-        <w:t>Protocolul se încadrează în parametrii optimi pentru autentificarea interactivă, latența totală rămânând imperceptibilă pentru utilizatorul final.</w:t>
-      </w:r>
-    </w:p>
-    <w:p>
-      <w:pPr>
-        <w:rPr>
-          <w:rFonts w:cstheme="minorHAnsi"/>
-          <w:b/>
-          <w:bCs/>
-        </w:rPr>
-      </w:pPr>
-    </w:p>
-    <w:p>
-      <w:pPr>
-        <w:rPr>
-          <w:rFonts w:cstheme="minorHAnsi"/>
-          <w:b/>
-          <w:bCs/>
-        </w:rPr>
-      </w:pPr>
-      <w:r>
-        <w:rPr>
-          <w:rFonts w:cstheme="minorHAnsi"/>
-          <w:b/>
-          <w:bCs/>
-        </w:rPr>
-        <w:t>Slide 14 (Comparație ZKP vs. OAuth 2.0)</w:t>
-      </w:r>
-    </w:p>
-    <w:p>
-      <w:pPr>
-        <w:rPr>
-          <w:rFonts w:cstheme="minorHAnsi"/>
-          <w:b/>
-          <w:bCs/>
-        </w:rPr>
-      </w:pPr>
-      <w:r>
-        <w:rPr>
-          <w:rFonts w:cstheme="minorHAnsi"/>
-          <w:b/>
-          <w:bCs/>
-        </w:rPr>
-        <w:t>În protocolul ZKP Schnorr, secretul nu traversează niciodată rețeaua. În fluxurile OAuth PKCE, simplificat și Authlib, parola este transmisă în faza de autentificare, chiar dacă restul fluxului beneficiază de protecție.</w:t>
-      </w:r>
-    </w:p>
-    <w:p>
-      <w:pPr>
-        <w:rPr>
-          <w:rFonts w:cstheme="minorHAnsi"/>
-          <w:b/>
-          <w:bCs/>
-        </w:rPr>
-      </w:pPr>
-      <w:r>
-        <w:rPr>
-          <w:rFonts w:cstheme="minorHAnsi"/>
-          <w:b/>
-          <w:bCs/>
-        </w:rPr>
-        <w:t>Din perspectiva costurilor, fluxul ZKP introduce o latență ușor superioară, însă acest compromis este justificat de eliminarea completă a riscului de exfiltrare a parolei.</w:t>
-      </w:r>
-    </w:p>
-    <w:p>
-      <w:pPr>
-        <w:rPr>
-          <w:rFonts w:cstheme="minorHAnsi"/>
-          <w:b/>
-          <w:bCs/>
-        </w:rPr>
-      </w:pPr>
-    </w:p>
-    <w:p>
-      <w:pPr>
-        <w:rPr>
-          <w:rFonts w:cstheme="minorHAnsi"/>
-          <w:b/>
-          <w:bCs/>
-        </w:rPr>
-      </w:pPr>
-      <w:r>
-        <w:rPr>
-          <w:rFonts w:cstheme="minorHAnsi"/>
-          <w:b/>
-          <w:bCs/>
-        </w:rPr>
-        <w:t>Slide 15 (Concluzii)</w:t>
-      </w:r>
-    </w:p>
-    <w:p>
-      <w:pPr>
-        <w:rPr>
-          <w:rFonts w:cstheme="minorHAnsi"/>
-          <w:b/>
-          <w:bCs/>
-        </w:rPr>
-      </w:pPr>
-      <w:r>
-        <w:rPr>
-          <w:rFonts w:cstheme="minorHAnsi"/>
-          <w:b/>
-          <w:bCs/>
-        </w:rPr>
-        <w:t>Implementarea demonstrează viabilitatea autentificării web fără transmiterea parolei către server. Protocolul satisface rigorile funcționale, de securitate și de performanță, iar integrarea în ecosistemul OAuth confirmă compatibilitatea cu standardele existente.</w:t>
-      </w:r>
-    </w:p>
-    <w:p>
-      <w:pPr>
-        <w:rPr>
-          <w:rFonts w:cstheme="minorHAnsi"/>
-          <w:b/>
-          <w:bCs/>
-        </w:rPr>
-      </w:pPr>
-      <w:r>
-        <w:rPr>
-          <w:rFonts w:cstheme="minorHAnsi"/>
-          <w:b/>
-          <w:bCs/>
-        </w:rPr>
-        <w:t>Ca limitări, parametrii actuali, precum G = 4 și scrypt n = 2^11, sunt adecvați exclusiv prototipului. Ca direcții viitoare, se impune tranziția către curbe eliptice, derivarea cheilor prin Argon2, externalizarea sesiunilor către Redis, semnături asimetrice pentru jetoane și implementarea obligatorie a HTTPS.</w:t>
-      </w:r>
-    </w:p>
-    <w:p>
-      <w:pPr>
-        <w:rPr>
-          <w:rFonts w:cstheme="minorHAnsi"/>
-          <w:b/>
-          <w:bCs/>
-        </w:rPr>
-      </w:pPr>
-    </w:p>
-    <w:p>
-      <w:pPr>
-        <w:rPr>
-          <w:rFonts w:cstheme="minorHAnsi"/>
-          <w:b/>
-          <w:bCs/>
-        </w:rPr>
-      </w:pPr>
-      <w:r>
-        <w:rPr>
-          <w:rFonts w:cstheme="minorHAnsi"/>
-          <w:b/>
-          <w:bCs/>
-        </w:rPr>
-        <w:t>Slide 16 (Bibliografie selectivă)</w:t>
+        <w:t>Pentru echitatea comparației, implementarea Schnorr a fost adaptată: operațiile au fost migrate pe curba eliptică secp256r1, protocolul a fost extins cu verificare mutuală și derivarea unei chei de sesiune prin ECDH.</w:t>
+      </w:r>
+    </w:p>
+    <w:p>
+      <w:pPr>
+        <w:rPr>
+          <w:rFonts w:cstheme="minorHAnsi"/>
+          <w:b/>
+          <w:bCs/>
+        </w:rPr>
+      </w:pPr>
+      <w:r>
+        <w:rPr>
+          <w:rFonts w:cstheme="minorHAnsi"/>
+          <w:b/>
+          <w:bCs/>
+        </w:rPr>
+        <w:t>Rezultatele pe 100 de iterații indică: SPAKE2 înregistrează cea mai redusă latență totală, 13,55 milisecunde, beneficiind de absența unei etape distincte de înregistrare. SRP-6a prezintă costul cel mai ridicat, 42,27 milisecunde, dominat de exponențierile pe grupul de 2048 de biți. Schnorr-EC se poziționează intermediar, cu 38,09 milisecunde. Varianta Schnorr-EC-C-Lib, care delegă operațiile pe curbe eliptice unei biblioteci native în C, înregistrează cea mai redusă latență totală dintre toate protocoalele evaluate, 10,655 milisecunde, confirmând că migrarea primitivelor criptografice către implementări compilate elimină supraîncărcarea interpretorului și poziționează schema Schnorr ca alternativă competitivă condiționat de utilizarea unor biblioteci optimizate la nivel nativ.</w:t>
+      </w:r>
+    </w:p>
+    <w:p>
+      <w:pPr>
+        <w:rPr>
+          <w:rFonts w:cstheme="minorHAnsi"/>
+          <w:b/>
+          <w:bCs/>
+        </w:rPr>
+      </w:pPr>
+      <w:r>
+        <w:rPr>
+          <w:rFonts w:cstheme="minorHAnsi"/>
+          <w:b/>
+          <w:bCs/>
+        </w:rPr>
+        <w:t>Din punct de vedere al proprietăților, toate cele trei protocoale asigură autentificare mutuală, derivarea unei chei de sesiune și netransmiterea parolei prin rețea. SRP-6a și SPAKE2 oferă suplimentar rezistență la compromiterea bazei de date, proprietate pe care varianta Schnorr curentă nu o implementează nativ, aceasta constituind o direcție prioritară de dezvoltare. Ca nivel de securitate, SRP-6a operează la aproximativ 112 biți, în timp ce SPAKE2 și Schnorr-EC ating 128 de biți.</w:t>
+      </w:r>
+    </w:p>
+    <w:p>
+      <w:pPr>
+        <w:rPr>
+          <w:rFonts w:cstheme="minorHAnsi"/>
+          <w:b/>
+          <w:bCs/>
+        </w:rPr>
+      </w:pPr>
+      <w:r>
+        <w:rPr>
+          <w:rFonts w:cstheme="minorHAnsi"/>
+          <w:b/>
+          <w:bCs/>
+        </w:rPr>
+        <w:t>Slide 16 (Concluzii)</w:t>
+      </w:r>
+    </w:p>
+    <w:p>
+      <w:pPr>
+        <w:rPr>
+          <w:rFonts w:cstheme="minorHAnsi"/>
+          <w:b/>
+          <w:bCs/>
+        </w:rPr>
+      </w:pPr>
+      <w:r>
+        <w:rPr>
+          <w:rFonts w:cstheme="minorHAnsi"/>
+          <w:b/>
+          <w:bCs/>
+        </w:rPr>
+        <w:t>Implementarea demonstrează viabilitatea autentificării web fără transmiterea parolei către server. Protocolul satisface rigorile funcționale, de securitate și de performanță, iar integrarea în ecosistemul OAuth confirmă compatibilitatea cu standardele existente. Evaluarea comparativă cu SRP-6a și SPAKE2 poziționează soluția într-o zonă intermediară de performanță, confirmând competitivitatea sa cu protocoalele PAKE consacrate.</w:t>
+      </w:r>
+    </w:p>
+    <w:p>
+      <w:pPr>
+        <w:rPr>
+          <w:rFonts w:cstheme="minorHAnsi"/>
+          <w:b/>
+          <w:bCs/>
+        </w:rPr>
+      </w:pPr>
+      <w:r>
+        <w:rPr>
+          <w:rFonts w:cstheme="minorHAnsi"/>
+          <w:b/>
+          <w:bCs/>
+        </w:rPr>
+        <w:t>Ca limitări, parametrii actuali, precum G = 4 și scrypt n = 2^11, sunt adecvați exclusiv prototipului. Ca direcții viitoare, se impun tranziția către curbe eliptice, derivarea cheilor prin Argon2, externalizarea sesiunilor către Redis, semnături asimetrice pentru jetoane și implementarea obligatorie a HTTPS.</w:t>
+      </w:r>
+    </w:p>
+    <w:p>
+      <w:pPr>
+        <w:rPr>
+          <w:rFonts w:cstheme="minorHAnsi"/>
+          <w:b/>
+          <w:bCs/>
+        </w:rPr>
+      </w:pPr>
+      <w:r>
+        <w:rPr>
+          <w:rFonts w:cstheme="minorHAnsi"/>
+          <w:b/>
+          <w:bCs/>
+        </w:rPr>
+        <w:t>Slide 17 (Bibliografie selectivă)</w:t>
       </w:r>
     </w:p>
     <w:p>
@@ -1143,22 +1158,13 @@
           <w:bCs/>
         </w:rPr>
       </w:pPr>
-    </w:p>
-    <w:p>
-      <w:pPr>
-        <w:rPr>
-          <w:rFonts w:cstheme="minorHAnsi"/>
-          <w:b/>
-          <w:bCs/>
-        </w:rPr>
-      </w:pPr>
-      <w:r>
-        <w:rPr>
-          <w:rFonts w:cstheme="minorHAnsi"/>
-          <w:b/>
-          <w:bCs/>
-        </w:rPr>
-        <w:t>Slide 17 (Mulțumesc)</w:t>
+      <w:r>
+        <w:rPr>
+          <w:rFonts w:cstheme="minorHAnsi"/>
+          <w:b/>
+          <w:bCs/>
+        </w:rPr>
+        <w:t>Slide 18 (Mulțumesc)</w:t>
       </w:r>
     </w:p>
     <w:p>
@@ -1178,25 +1184,7 @@
         <w:t>Vă mulțumesc pentru atenție!</w:t>
       </w:r>
     </w:p>
-    <w:p>
-      <w:pPr>
-        <w:rPr>
-          <w:rFonts w:cstheme="minorHAnsi"/>
-          <w:b/>
-          <w:bCs/>
-        </w:rPr>
-      </w:pPr>
-    </w:p>
-    <w:p>
-      <w:r>
-        <w:rPr>
-          <w:rFonts w:cstheme="minorHAnsi"/>
-          <w:b/>
-          <w:bCs/>
-        </w:rPr>
-        <w:t>Textul total este de aproximativ 1100 de cuvinte, calibrat similar cu template-ul de licență (aproximativ 1000-1200 cuvinte), potrivit pentru o susținere de 8-10 minute la un ritm normal de vorbire.</w:t>
-      </w:r>
-    </w:p>
+    <w:p/>
     <w:sectPr>
       <w:footerReference w:type="even" r:id="rId7"/>
       <w:footerReference w:type="default" r:id="rId8"/>
@@ -2314,6 +2302,155 @@
       </w:rPr>
     </w:lvl>
   </w:abstractNum>
+  <w:abstractNum w:abstractNumId="5" w15:restartNumberingAfterBreak="0">
+    <w:nsid w:val="66575A65"/>
+    <w:multiLevelType w:val="multilevel"/>
+    <w:tmpl w:val="5FE06B06"/>
+    <w:lvl w:ilvl="0">
+      <w:start w:val="1"/>
+      <w:numFmt w:val="bullet"/>
+      <w:lvlText w:val=""/>
+      <w:lvlJc w:val="left"/>
+      <w:pPr>
+        <w:tabs>
+          <w:tab w:val="num" w:pos="720"/>
+        </w:tabs>
+        <w:ind w:left="720" w:hanging="360"/>
+      </w:pPr>
+      <w:rPr>
+        <w:rFonts w:ascii="Symbol" w:hAnsi="Symbol" w:hint="default"/>
+        <w:sz w:val="20"/>
+      </w:rPr>
+    </w:lvl>
+    <w:lvl w:ilvl="1" w:tentative="1">
+      <w:start w:val="1"/>
+      <w:numFmt w:val="bullet"/>
+      <w:lvlText w:val="o"/>
+      <w:lvlJc w:val="left"/>
+      <w:pPr>
+        <w:tabs>
+          <w:tab w:val="num" w:pos="1440"/>
+        </w:tabs>
+        <w:ind w:left="1440" w:hanging="360"/>
+      </w:pPr>
+      <w:rPr>
+        <w:rFonts w:ascii="Courier New" w:hAnsi="Courier New" w:hint="default"/>
+        <w:sz w:val="20"/>
+      </w:rPr>
+    </w:lvl>
+    <w:lvl w:ilvl="2" w:tentative="1">
+      <w:start w:val="1"/>
+      <w:numFmt w:val="bullet"/>
+      <w:lvlText w:val=""/>
+      <w:lvlJc w:val="left"/>
+      <w:pPr>
+        <w:tabs>
+          <w:tab w:val="num" w:pos="2160"/>
+        </w:tabs>
+        <w:ind w:left="2160" w:hanging="360"/>
+      </w:pPr>
+      <w:rPr>
+        <w:rFonts w:ascii="Wingdings" w:hAnsi="Wingdings" w:hint="default"/>
+        <w:sz w:val="20"/>
+      </w:rPr>
+    </w:lvl>
+    <w:lvl w:ilvl="3" w:tentative="1">
+      <w:start w:val="1"/>
+      <w:numFmt w:val="bullet"/>
+      <w:lvlText w:val=""/>
+      <w:lvlJc w:val="left"/>
+      <w:pPr>
+        <w:tabs>
+          <w:tab w:val="num" w:pos="2880"/>
+        </w:tabs>
+        <w:ind w:left="2880" w:hanging="360"/>
+      </w:pPr>
+      <w:rPr>
+        <w:rFonts w:ascii="Wingdings" w:hAnsi="Wingdings" w:hint="default"/>
+        <w:sz w:val="20"/>
+      </w:rPr>
+    </w:lvl>
+    <w:lvl w:ilvl="4" w:tentative="1">
+      <w:start w:val="1"/>
+      <w:numFmt w:val="bullet"/>
+      <w:lvlText w:val=""/>
+      <w:lvlJc w:val="left"/>
+      <w:pPr>
+        <w:tabs>
+          <w:tab w:val="num" w:pos="3600"/>
+        </w:tabs>
+        <w:ind w:left="3600" w:hanging="360"/>
+      </w:pPr>
+      <w:rPr>
+        <w:rFonts w:ascii="Wingdings" w:hAnsi="Wingdings" w:hint="default"/>
+        <w:sz w:val="20"/>
+      </w:rPr>
+    </w:lvl>
+    <w:lvl w:ilvl="5" w:tentative="1">
+      <w:start w:val="1"/>
+      <w:numFmt w:val="bullet"/>
+      <w:lvlText w:val=""/>
+      <w:lvlJc w:val="left"/>
+      <w:pPr>
+        <w:tabs>
+          <w:tab w:val="num" w:pos="4320"/>
+        </w:tabs>
+        <w:ind w:left="4320" w:hanging="360"/>
+      </w:pPr>
+      <w:rPr>
+        <w:rFonts w:ascii="Wingdings" w:hAnsi="Wingdings" w:hint="default"/>
+        <w:sz w:val="20"/>
+      </w:rPr>
+    </w:lvl>
+    <w:lvl w:ilvl="6" w:tentative="1">
+      <w:start w:val="1"/>
+      <w:numFmt w:val="bullet"/>
+      <w:lvlText w:val=""/>
+      <w:lvlJc w:val="left"/>
+      <w:pPr>
+        <w:tabs>
+          <w:tab w:val="num" w:pos="5040"/>
+        </w:tabs>
+        <w:ind w:left="5040" w:hanging="360"/>
+      </w:pPr>
+      <w:rPr>
+        <w:rFonts w:ascii="Wingdings" w:hAnsi="Wingdings" w:hint="default"/>
+        <w:sz w:val="20"/>
+      </w:rPr>
+    </w:lvl>
+    <w:lvl w:ilvl="7" w:tentative="1">
+      <w:start w:val="1"/>
+      <w:numFmt w:val="bullet"/>
+      <w:lvlText w:val=""/>
+      <w:lvlJc w:val="left"/>
+      <w:pPr>
+        <w:tabs>
+          <w:tab w:val="num" w:pos="5760"/>
+        </w:tabs>
+        <w:ind w:left="5760" w:hanging="360"/>
+      </w:pPr>
+      <w:rPr>
+        <w:rFonts w:ascii="Wingdings" w:hAnsi="Wingdings" w:hint="default"/>
+        <w:sz w:val="20"/>
+      </w:rPr>
+    </w:lvl>
+    <w:lvl w:ilvl="8" w:tentative="1">
+      <w:start w:val="1"/>
+      <w:numFmt w:val="bullet"/>
+      <w:lvlText w:val=""/>
+      <w:lvlJc w:val="left"/>
+      <w:pPr>
+        <w:tabs>
+          <w:tab w:val="num" w:pos="6480"/>
+        </w:tabs>
+        <w:ind w:left="6480" w:hanging="360"/>
+      </w:pPr>
+      <w:rPr>
+        <w:rFonts w:ascii="Wingdings" w:hAnsi="Wingdings" w:hint="default"/>
+        <w:sz w:val="20"/>
+      </w:rPr>
+    </w:lvl>
+  </w:abstractNum>
   <w:num w:numId="1" w16cid:durableId="77336496">
     <w:abstractNumId w:val="0"/>
   </w:num>
@@ -2328,6 +2465,9 @@
   </w:num>
   <w:num w:numId="5" w16cid:durableId="315574635">
     <w:abstractNumId w:val="3"/>
+  </w:num>
+  <w:num w:numId="6" w16cid:durableId="442191803">
+    <w:abstractNumId w:val="5"/>
   </w:num>
 </w:numbering>
 </file>
@@ -2736,7 +2876,6 @@
   <w:style w:type="character" w:default="1" w:styleId="DefaultParagraphFont">
     <w:name w:val="Default Paragraph Font"/>
     <w:uiPriority w:val="1"/>
-    <w:semiHidden/>
     <w:unhideWhenUsed/>
   </w:style>
   <w:style w:type="table" w:default="1" w:styleId="TableNormal">

--- a/docs/prezentare/disertatie_prezentare_text.docx
+++ b/docs/prezentare/disertatie_prezentare_text.docx
@@ -6,35 +6,40 @@
       <w:pPr>
         <w:rPr>
           <w:rFonts w:cstheme="minorHAnsi"/>
-          <w:b/>
-          <w:bCs/>
-        </w:rPr>
-      </w:pPr>
-      <w:r>
-        <w:rPr>
-          <w:rFonts w:cstheme="minorHAnsi"/>
-          <w:b/>
-          <w:bCs/>
-        </w:rPr>
-        <w:t>Textul prezentării disertației (calibrat la 8-10 minute)</w:t>
-      </w:r>
-    </w:p>
-    <w:p>
-      <w:pPr>
-        <w:rPr>
-          <w:rFonts w:cstheme="minorHAnsi"/>
-          <w:b/>
-          <w:bCs/>
-        </w:rPr>
-      </w:pPr>
-      <w:r>
-        <w:rPr>
-          <w:rFonts w:cstheme="minorHAnsi"/>
-          <w:b/>
-          <w:bCs/>
-        </w:rPr>
-        <w:pict w14:anchorId="76C1DEA0">
-          <v:rect id="_x0000_i1121" style="width:652.5pt;height:1.5pt" o:hrpct="0" o:hralign="center" o:hrstd="t" o:hr="t" fillcolor="#a0a0a0" stroked="f"/>
+        </w:rPr>
+      </w:pPr>
+      <w:r>
+        <w:rPr>
+          <w:rFonts w:cstheme="minorHAnsi"/>
+        </w:rPr>
+        <w:t>Iată textul complet al prezentării, calibrat la aproximativ 8-10 minute (~1350 de cuvinte rostite, aliniat la volumul template-ului):</w:t>
+      </w:r>
+    </w:p>
+    <w:p>
+      <w:pPr>
+        <w:rPr>
+          <w:rFonts w:cstheme="minorHAnsi"/>
+        </w:rPr>
+      </w:pPr>
+      <w:r>
+        <w:rPr>
+          <w:rFonts w:cstheme="minorHAnsi"/>
+        </w:rPr>
+        <w:t>Textul prezentării disertației</w:t>
+      </w:r>
+    </w:p>
+    <w:p>
+      <w:pPr>
+        <w:rPr>
+          <w:rFonts w:cstheme="minorHAnsi"/>
+        </w:rPr>
+      </w:pPr>
+      <w:r>
+        <w:rPr>
+          <w:rFonts w:cstheme="minorHAnsi"/>
+        </w:rPr>
+        <w:pict w14:anchorId="4FAD9E4E">
+          <v:rect id="_x0000_i1138" style="width:652.5pt;height:1.5pt" o:hrpct="0" o:hralign="center" o:hrstd="t" o:hr="t" fillcolor="#a0a0a0" stroked="f"/>
         </w:pict>
       </w:r>
     </w:p>
@@ -42,15 +47,11 @@
       <w:pPr>
         <w:rPr>
           <w:rFonts w:cstheme="minorHAnsi"/>
-          <w:b/>
-          <w:bCs/>
-        </w:rPr>
-      </w:pPr>
-      <w:r>
-        <w:rPr>
-          <w:rFonts w:cstheme="minorHAnsi"/>
-          <w:b/>
-          <w:bCs/>
+        </w:rPr>
+      </w:pPr>
+      <w:r>
+        <w:rPr>
+          <w:rFonts w:cstheme="minorHAnsi"/>
         </w:rPr>
         <w:t>Slide 2 (Cuprins)</w:t>
       </w:r>
@@ -59,15 +60,11 @@
       <w:pPr>
         <w:rPr>
           <w:rFonts w:cstheme="minorHAnsi"/>
-          <w:b/>
-          <w:bCs/>
-        </w:rPr>
-      </w:pPr>
-      <w:r>
-        <w:rPr>
-          <w:rFonts w:cstheme="minorHAnsi"/>
-          <w:b/>
-          <w:bCs/>
+        </w:rPr>
+      </w:pPr>
+      <w:r>
+        <w:rPr>
+          <w:rFonts w:cstheme="minorHAnsi"/>
         </w:rPr>
         <w:t>În această prezentare voi aborda:</w:t>
       </w:r>
@@ -76,19 +73,15 @@
       <w:pPr>
         <w:numPr>
           <w:ilvl w:val="0"/>
-          <w:numId w:val="6"/>
+          <w:numId w:val="8"/>
         </w:numPr>
         <w:rPr>
           <w:rFonts w:cstheme="minorHAnsi"/>
-          <w:b/>
-          <w:bCs/>
-        </w:rPr>
-      </w:pPr>
-      <w:r>
-        <w:rPr>
-          <w:rFonts w:cstheme="minorHAnsi"/>
-          <w:b/>
-          <w:bCs/>
+        </w:rPr>
+      </w:pPr>
+      <w:r>
+        <w:rPr>
+          <w:rFonts w:cstheme="minorHAnsi"/>
         </w:rPr>
         <w:t>În introducere, contextul și motivația lucrării</w:t>
       </w:r>
@@ -97,103 +90,83 @@
       <w:pPr>
         <w:numPr>
           <w:ilvl w:val="0"/>
-          <w:numId w:val="6"/>
+          <w:numId w:val="8"/>
         </w:numPr>
         <w:rPr>
           <w:rFonts w:cstheme="minorHAnsi"/>
-          <w:b/>
-          <w:bCs/>
-        </w:rPr>
-      </w:pPr>
-      <w:r>
-        <w:rPr>
-          <w:rFonts w:cstheme="minorHAnsi"/>
-          <w:b/>
-          <w:bCs/>
-        </w:rPr>
-        <w:t>Fundamentele teoretice: demonstrațiile cu cunoștințe zero și schema Schnorr</w:t>
+        </w:rPr>
+      </w:pPr>
+      <w:r>
+        <w:rPr>
+          <w:rFonts w:cstheme="minorHAnsi"/>
+        </w:rPr>
+        <w:t>Tehnologiile utilizate</w:t>
       </w:r>
     </w:p>
     <w:p>
       <w:pPr>
         <w:numPr>
           <w:ilvl w:val="0"/>
-          <w:numId w:val="6"/>
+          <w:numId w:val="8"/>
         </w:numPr>
         <w:rPr>
           <w:rFonts w:cstheme="minorHAnsi"/>
-          <w:b/>
-          <w:bCs/>
-        </w:rPr>
-      </w:pPr>
-      <w:r>
-        <w:rPr>
-          <w:rFonts w:cstheme="minorHAnsi"/>
-          <w:b/>
-          <w:bCs/>
-        </w:rPr>
-        <w:t>Tehnologiile utilizate</w:t>
+        </w:rPr>
+      </w:pPr>
+      <w:r>
+        <w:rPr>
+          <w:rFonts w:cstheme="minorHAnsi"/>
+        </w:rPr>
+        <w:t>Arhitectura generală a sistemului</w:t>
       </w:r>
     </w:p>
     <w:p>
       <w:pPr>
         <w:numPr>
           <w:ilvl w:val="0"/>
-          <w:numId w:val="6"/>
+          <w:numId w:val="8"/>
         </w:numPr>
         <w:rPr>
           <w:rFonts w:cstheme="minorHAnsi"/>
-          <w:b/>
-          <w:bCs/>
-        </w:rPr>
-      </w:pPr>
-      <w:r>
-        <w:rPr>
-          <w:rFonts w:cstheme="minorHAnsi"/>
-          <w:b/>
-          <w:bCs/>
-        </w:rPr>
-        <w:t>Arhitectura generală a sistemului</w:t>
+        </w:rPr>
+      </w:pPr>
+      <w:r>
+        <w:rPr>
+          <w:rFonts w:cstheme="minorHAnsi"/>
+        </w:rPr>
+        <w:t>Algoritmul Schnorr integrat în protocol</w:t>
       </w:r>
     </w:p>
     <w:p>
       <w:pPr>
         <w:numPr>
           <w:ilvl w:val="0"/>
-          <w:numId w:val="6"/>
+          <w:numId w:val="8"/>
         </w:numPr>
         <w:rPr>
           <w:rFonts w:cstheme="minorHAnsi"/>
-          <w:b/>
-          <w:bCs/>
-        </w:rPr>
-      </w:pPr>
-      <w:r>
-        <w:rPr>
-          <w:rFonts w:cstheme="minorHAnsi"/>
-          <w:b/>
-          <w:bCs/>
-        </w:rPr>
-        <w:t>Implementarea fluxurilor de autentificare și maparea peste OAuth 2.0</w:t>
+        </w:rPr>
+      </w:pPr>
+      <w:r>
+        <w:rPr>
+          <w:rFonts w:cstheme="minorHAnsi"/>
+        </w:rPr>
+        <w:t>Implementarea fluxurilor de înregistrare și autentificare</w:t>
       </w:r>
     </w:p>
     <w:p>
       <w:pPr>
         <w:numPr>
           <w:ilvl w:val="0"/>
-          <w:numId w:val="6"/>
+          <w:numId w:val="8"/>
         </w:numPr>
         <w:rPr>
           <w:rFonts w:cstheme="minorHAnsi"/>
-          <w:b/>
-          <w:bCs/>
-        </w:rPr>
-      </w:pPr>
-      <w:r>
-        <w:rPr>
-          <w:rFonts w:cstheme="minorHAnsi"/>
-          <w:b/>
-          <w:bCs/>
+        </w:rPr>
+      </w:pPr>
+      <w:r>
+        <w:rPr>
+          <w:rFonts w:cstheme="minorHAnsi"/>
         </w:rPr>
         <w:t>Proprietățile de securitate</w:t>
       </w:r>
@@ -202,61 +175,49 @@
       <w:pPr>
         <w:numPr>
           <w:ilvl w:val="0"/>
-          <w:numId w:val="6"/>
+          <w:numId w:val="8"/>
         </w:numPr>
         <w:rPr>
           <w:rFonts w:cstheme="minorHAnsi"/>
-          <w:b/>
-          <w:bCs/>
-        </w:rPr>
-      </w:pPr>
-      <w:r>
-        <w:rPr>
-          <w:rFonts w:cstheme="minorHAnsi"/>
-          <w:b/>
-          <w:bCs/>
-        </w:rPr>
-        <w:t>Rezultatele experimentale și simularea atacurilor</w:t>
+        </w:rPr>
+      </w:pPr>
+      <w:r>
+        <w:rPr>
+          <w:rFonts w:cstheme="minorHAnsi"/>
+        </w:rPr>
+        <w:t>Testarea funcțională și simularea atacurilor</w:t>
       </w:r>
     </w:p>
     <w:p>
       <w:pPr>
         <w:numPr>
           <w:ilvl w:val="0"/>
-          <w:numId w:val="6"/>
+          <w:numId w:val="8"/>
         </w:numPr>
         <w:rPr>
           <w:rFonts w:cstheme="minorHAnsi"/>
-          <w:b/>
-          <w:bCs/>
-        </w:rPr>
-      </w:pPr>
-      <w:r>
-        <w:rPr>
-          <w:rFonts w:cstheme="minorHAnsi"/>
-          <w:b/>
-          <w:bCs/>
-        </w:rPr>
-        <w:t>Evaluarea comparativă cu protocoalele PAKE: SRP-6a și SPAKE2</w:t>
+        </w:rPr>
+      </w:pPr>
+      <w:r>
+        <w:rPr>
+          <w:rFonts w:cstheme="minorHAnsi"/>
+        </w:rPr>
+        <w:t>Evaluarea performanței, comparativ cu OAuth 2.0 și protocoalele PAKE: SRP-6a și SPAKE2</w:t>
       </w:r>
     </w:p>
     <w:p>
       <w:pPr>
         <w:numPr>
           <w:ilvl w:val="0"/>
-          <w:numId w:val="6"/>
+          <w:numId w:val="8"/>
         </w:numPr>
         <w:rPr>
           <w:rFonts w:cstheme="minorHAnsi"/>
-          <w:b/>
-          <w:bCs/>
-        </w:rPr>
-      </w:pPr>
-      <w:r>
-        <w:rPr>
-          <w:rFonts w:cstheme="minorHAnsi"/>
-          <w:b/>
-          <w:bCs/>
+        </w:rPr>
+      </w:pPr>
+      <w:r>
+        <w:rPr>
+          <w:rFonts w:cstheme="minorHAnsi"/>
         </w:rPr>
         <w:t>La final, concluziile, limitările și direcțiile de dezvoltare, urmate de bibliografie</w:t>
       </w:r>
@@ -265,18 +226,14 @@
       <w:pPr>
         <w:rPr>
           <w:rFonts w:cstheme="minorHAnsi"/>
-          <w:b/>
-          <w:bCs/>
-        </w:rPr>
-      </w:pPr>
-      <w:r>
-        <w:rPr>
-          <w:rFonts w:cstheme="minorHAnsi"/>
-          <w:b/>
-          <w:bCs/>
-        </w:rPr>
-        <w:pict w14:anchorId="0686AA5F">
-          <v:rect id="_x0000_i1122" style="width:652.5pt;height:1.5pt" o:hrpct="0" o:hralign="center" o:hrstd="t" o:hr="t" fillcolor="#a0a0a0" stroked="f"/>
+        </w:rPr>
+      </w:pPr>
+      <w:r>
+        <w:rPr>
+          <w:rFonts w:cstheme="minorHAnsi"/>
+        </w:rPr>
+        <w:pict w14:anchorId="529EE7DB">
+          <v:rect id="_x0000_i1139" style="width:652.5pt;height:1.5pt" o:hrpct="0" o:hralign="center" o:hrstd="t" o:hr="t" fillcolor="#a0a0a0" stroked="f"/>
         </w:pict>
       </w:r>
     </w:p>
@@ -284,15 +241,11 @@
       <w:pPr>
         <w:rPr>
           <w:rFonts w:cstheme="minorHAnsi"/>
-          <w:b/>
-          <w:bCs/>
-        </w:rPr>
-      </w:pPr>
-      <w:r>
-        <w:rPr>
-          <w:rFonts w:cstheme="minorHAnsi"/>
-          <w:b/>
-          <w:bCs/>
+        </w:rPr>
+      </w:pPr>
+      <w:r>
+        <w:rPr>
+          <w:rFonts w:cstheme="minorHAnsi"/>
         </w:rPr>
         <w:t>Slide 3 (Introducere)</w:t>
       </w:r>
@@ -301,32 +254,24 @@
       <w:pPr>
         <w:rPr>
           <w:rFonts w:cstheme="minorHAnsi"/>
-          <w:b/>
-          <w:bCs/>
-        </w:rPr>
-      </w:pPr>
-      <w:r>
-        <w:rPr>
-          <w:rFonts w:cstheme="minorHAnsi"/>
-          <w:b/>
-          <w:bCs/>
-        </w:rPr>
-        <w:t>Tema pornește de la o problemă a aplicațiilor web moderne: autentificarea se bazează pe transmiterea unui secret partajat către server. Deși HTTPS reduce riscul interceptării, arhitectura clasică rămâne vulnerabilă în fața compromiterii bazelor de date, a reutilizării parolelor și a atacurilor de tip replay.</w:t>
-      </w:r>
-    </w:p>
-    <w:p>
-      <w:pPr>
-        <w:rPr>
-          <w:rFonts w:cstheme="minorHAnsi"/>
-          <w:b/>
-          <w:bCs/>
-        </w:rPr>
-      </w:pPr>
-      <w:r>
-        <w:rPr>
-          <w:rFonts w:cstheme="minorHAnsi"/>
-          <w:b/>
-          <w:bCs/>
+        </w:rPr>
+      </w:pPr>
+      <w:r>
+        <w:rPr>
+          <w:rFonts w:cstheme="minorHAnsi"/>
+        </w:rPr>
+        <w:t>Tema pornește de la o problemă structurală a aplicațiilor web moderne: autentificarea se bazează pe transmiterea unui secret partajat către server. Deși HTTPS reduce riscul interceptării, arhitectura clasică rămâne vulnerabilă în fața compromiterii bazelor de date, a reutilizării parolelor și a atacurilor de tip replay.</w:t>
+      </w:r>
+    </w:p>
+    <w:p>
+      <w:pPr>
+        <w:rPr>
+          <w:rFonts w:cstheme="minorHAnsi"/>
+        </w:rPr>
+      </w:pPr>
+      <w:r>
+        <w:rPr>
+          <w:rFonts w:cstheme="minorHAnsi"/>
         </w:rPr>
         <w:t>Standardul OAuth 2.0, adoptat pe scară largă, nu soluționează în mod intrinsec această problemă, faza de autentificare continuând să expună credențialele în tranzit.</w:t>
       </w:r>
@@ -335,254 +280,79 @@
       <w:pPr>
         <w:rPr>
           <w:rFonts w:cstheme="minorHAnsi"/>
-          <w:b/>
-          <w:bCs/>
-        </w:rPr>
-      </w:pPr>
-      <w:r>
-        <w:rPr>
-          <w:rFonts w:cstheme="minorHAnsi"/>
-          <w:b/>
-          <w:bCs/>
-        </w:rPr>
-        <w:t>Scopul este proiectarea unui protocol hibrid care îmbină schema Schnorr, bazată pe demonstrații cu cunoștințe zero, cu cadrul OAuth 2.0, astfel încât parola să nu părăsească niciodată dispozitivul clientului. Au fost implementate și trei fluxuri OAuth clasice ca bază de referință comparativă, completate de o evaluare față de protocoalele PAKE consacrate, SRP-6a și SPAKE2.</w:t>
-      </w:r>
-    </w:p>
-    <w:p>
-      <w:pPr>
-        <w:rPr>
-          <w:rFonts w:cstheme="minorHAnsi"/>
-          <w:b/>
-          <w:bCs/>
-        </w:rPr>
-      </w:pPr>
-      <w:r>
-        <w:rPr>
-          <w:rFonts w:cstheme="minorHAnsi"/>
-          <w:b/>
-          <w:bCs/>
-        </w:rPr>
-        <w:t>Slide 4 (Zero-Knowledge Proof)</w:t>
-      </w:r>
-    </w:p>
-    <w:p>
-      <w:pPr>
-        <w:rPr>
-          <w:rFonts w:cstheme="minorHAnsi"/>
-          <w:b/>
-          <w:bCs/>
-        </w:rPr>
-      </w:pPr>
-      <w:r>
-        <w:rPr>
-          <w:rFonts w:cstheme="minorHAnsi"/>
-          <w:b/>
-          <w:bCs/>
-        </w:rPr>
-        <w:t>Demonstrația cu cunoștințe zero este un protocol criptografic prin care o entitate poate dovedi cunoașterea unui secret fără a dezvălui nicio informație suplimentară. Sistemul nu urmărește să afle parola, ci doar să obțină certitudinea matematică a cunoașterii acesteia.</w:t>
-      </w:r>
-    </w:p>
-    <w:p>
-      <w:pPr>
-        <w:rPr>
-          <w:rFonts w:cstheme="minorHAnsi"/>
-          <w:b/>
-          <w:bCs/>
-        </w:rPr>
-      </w:pPr>
-      <w:r>
-        <w:rPr>
-          <w:rFonts w:cstheme="minorHAnsi"/>
-          <w:b/>
-          <w:bCs/>
-        </w:rPr>
-        <w:t>Principiul fundamental impune ca parola să nu fie transmisă prin rețea, nici în clar, nici criptată. Rețeaua transportă exclusiv valori matematice efemere, care nu pot fi reutilizate și din care secretul nu poate fi extras.</w:t>
-      </w:r>
-    </w:p>
-    <w:p>
-      <w:pPr>
-        <w:rPr>
-          <w:rFonts w:cstheme="minorHAnsi"/>
-          <w:b/>
-          <w:bCs/>
-        </w:rPr>
-      </w:pPr>
-      <w:r>
-        <w:rPr>
-          <w:rFonts w:cstheme="minorHAnsi"/>
-          <w:b/>
-          <w:bCs/>
-        </w:rPr>
-        <w:t>Astfel, protocolul oferă reziliență la interceptare, previne atacurile replay și atenuează impactul breșelor de date, serverul stocând exclusiv chei publice.</w:t>
-      </w:r>
-    </w:p>
-    <w:p>
-      <w:pPr>
-        <w:rPr>
-          <w:rFonts w:cstheme="minorHAnsi"/>
-          <w:b/>
-          <w:bCs/>
-        </w:rPr>
-      </w:pPr>
-      <w:r>
-        <w:rPr>
-          <w:rFonts w:cstheme="minorHAnsi"/>
-          <w:b/>
-          <w:bCs/>
-        </w:rPr>
-        <w:t>Slide 5 (Schema Schnorr)</w:t>
-      </w:r>
-    </w:p>
-    <w:p>
-      <w:pPr>
-        <w:rPr>
-          <w:rFonts w:cstheme="minorHAnsi"/>
-          <w:b/>
-          <w:bCs/>
-        </w:rPr>
-      </w:pPr>
-      <w:r>
-        <w:rPr>
-          <w:rFonts w:cstheme="minorHAnsi"/>
-          <w:b/>
-          <w:bCs/>
+        </w:rPr>
+      </w:pPr>
+      <w:r>
+        <w:rPr>
+          <w:rFonts w:cstheme="minorHAnsi"/>
+        </w:rPr>
+        <w:t>Scopul este proiectarea unui protocol hibrid care îmbină schema de identificare Schnorr, fundamentată pe demonstrații cu cunoștințe zero, cu cadrul OAuth 2.0, astfel încât parola să nu părăsească niciodată dispozitivul clientului. Au fost implementate și trei fluxuri OAuth clasice, inclusiv o variantă PKCE și una bazată pe Authlib, ca bază de referință comparativă, completate de o evaluare față de protocoalele PAKE consacrate, SRP-6a și SPAKE2.</w:t>
+      </w:r>
+    </w:p>
+    <w:p>
+      <w:pPr>
+        <w:rPr>
+          <w:rFonts w:cstheme="minorHAnsi"/>
+        </w:rPr>
+      </w:pPr>
+      <w:r>
+        <w:rPr>
+          <w:rFonts w:cstheme="minorHAnsi"/>
+        </w:rPr>
+        <w:pict w14:anchorId="3531AE60">
+          <v:rect id="_x0000_i1140" style="width:652.5pt;height:1.5pt" o:hrpct="0" o:hralign="center" o:hrstd="t" o:hr="t" fillcolor="#a0a0a0" stroked="f"/>
+        </w:pict>
+      </w:r>
+    </w:p>
+    <w:p>
+      <w:pPr>
+        <w:rPr>
+          <w:rFonts w:cstheme="minorHAnsi"/>
+        </w:rPr>
+      </w:pPr>
+      <w:r>
+        <w:rPr>
+          <w:rFonts w:cstheme="minorHAnsi"/>
+        </w:rPr>
+        <w:t>Slide 4 (Tehnologii)</w:t>
+      </w:r>
+    </w:p>
+    <w:p>
+      <w:pPr>
+        <w:rPr>
+          <w:rFonts w:cstheme="minorHAnsi"/>
+        </w:rPr>
+      </w:pPr>
+      <w:r>
+        <w:rPr>
+          <w:rFonts w:cstheme="minorHAnsi"/>
+        </w:rPr>
+        <w:t>Python cu Flask a fost ales pentru serverul de autentificare datorită ecosistemului extins de biblioteci criptografice. Flask-SQLAlchemy asigură persistența într-o bază SQLite locală cu trei tabele: utilizatorii cu cheile publice, jetoanele emise și datele protejate. Am utilizat cryptography și sympy pentru parametrii criptografici, PyJWT pentru jetoanele de acces în format JWT semnate HS256, iar Authlib pentru implementarea de referință OAuth 2.0 PKCE.</w:t>
+      </w:r>
+    </w:p>
+    <w:p>
+      <w:pPr>
+        <w:rPr>
+          <w:rFonts w:cstheme="minorHAnsi"/>
+        </w:rPr>
+      </w:pPr>
+      <w:r>
+        <w:rPr>
+          <w:rFonts w:cstheme="minorHAnsi"/>
         </w:rPr>
         <w:lastRenderedPageBreak/>
-        <w:t>Schema Schnorr se fundamentează pe dificultatea problemei logaritmului discret. Se utilizează un număr prim sigur P, un generator G al subgrupului de ordin Q, iar protocolul parcurge patru etape: generarea cheilor, unde cheia publică y = G^x mod P este stocată de server; angajamentul, unde clientul transmite t = G^r mod P; provocarea, unde serverul generează aleatoriu c; și răspunsul, unde clientul calculează s = (r + c * x) mod Q.</w:t>
-      </w:r>
-    </w:p>
-    <w:p>
-      <w:pPr>
-        <w:rPr>
-          <w:rFonts w:cstheme="minorHAnsi"/>
-          <w:b/>
-          <w:bCs/>
-        </w:rPr>
-      </w:pPr>
-      <w:r>
-        <w:rPr>
-          <w:rFonts w:cstheme="minorHAnsi"/>
-          <w:b/>
-          <w:bCs/>
-        </w:rPr>
-        <w:t>Verificarea constă în evaluarea egalității G^s = t * y^c mod P. Dacă este satisfăcută, identitatea este confirmată matematic, fără ca secretul să fi fost expus.</w:t>
-      </w:r>
-    </w:p>
-    <w:p>
-      <w:pPr>
-        <w:rPr>
-          <w:rFonts w:cstheme="minorHAnsi"/>
-          <w:b/>
-          <w:bCs/>
-        </w:rPr>
-      </w:pPr>
-      <w:r>
-        <w:rPr>
-          <w:rFonts w:cstheme="minorHAnsi"/>
-          <w:b/>
-          <w:bCs/>
-        </w:rPr>
-        <w:t>Slide 6 (Maparea Schnorr peste OAuth 2.0)</w:t>
-      </w:r>
-    </w:p>
-    <w:p>
-      <w:pPr>
-        <w:rPr>
-          <w:rFonts w:cstheme="minorHAnsi"/>
-          <w:b/>
-          <w:bCs/>
-        </w:rPr>
-      </w:pPr>
-      <w:r>
-        <w:rPr>
-          <w:rFonts w:cstheme="minorHAnsi"/>
-          <w:b/>
-          <w:bCs/>
-        </w:rPr>
-        <w:t>Fazele protocolului Schnorr se mapează direct peste fluxul OAuth 2.0. Angajamentul servește drept inițiere a cererii de acces, provocarea funcționează ca nonce de sesiune, răspunsul matematic înlocuiește parametrul clasic client_secret, iar la finalizare serverul emite un jeton JWT.</w:t>
-      </w:r>
-    </w:p>
-    <w:p>
-      <w:pPr>
-        <w:rPr>
-          <w:rFonts w:cstheme="minorHAnsi"/>
-          <w:b/>
-          <w:bCs/>
-        </w:rPr>
-      </w:pPr>
-      <w:r>
-        <w:rPr>
-          <w:rFonts w:cstheme="minorHAnsi"/>
-          <w:b/>
-          <w:bCs/>
-        </w:rPr>
-        <w:t>Diferența fundamentală: în protocolul propus, niciun material secret nu traversează rețeaua, în timp ce în toate variantele OAuth clasice, parola este transmisă în faza de autentificare.</w:t>
-      </w:r>
-    </w:p>
-    <w:p>
-      <w:pPr>
-        <w:rPr>
-          <w:rFonts w:cstheme="minorHAnsi"/>
-          <w:b/>
-          <w:bCs/>
-        </w:rPr>
-      </w:pPr>
-      <w:r>
-        <w:rPr>
-          <w:rFonts w:cstheme="minorHAnsi"/>
-          <w:b/>
-          <w:bCs/>
-        </w:rPr>
-        <w:t>Slide 7 (Tehnologii)</w:t>
-      </w:r>
-    </w:p>
-    <w:p>
-      <w:pPr>
-        <w:rPr>
-          <w:rFonts w:cstheme="minorHAnsi"/>
-          <w:b/>
-          <w:bCs/>
-        </w:rPr>
-      </w:pPr>
-      <w:r>
-        <w:rPr>
-          <w:rFonts w:cstheme="minorHAnsi"/>
-          <w:b/>
-          <w:bCs/>
-        </w:rPr>
-        <w:t>Python cu Flask a fost ales pentru serverul de autentificare datorită ecosistemului extins de biblioteci criptografice. Flask-SQLAlchemy asigură persistența într-o bază SQLite locală. Am utilizat cryptography și sympy pentru parametrii criptografici, PyJWT pentru jetoane, iar Authlib pentru implementarea de referință OAuth 2.0 PKCE.</w:t>
-      </w:r>
-    </w:p>
-    <w:p>
-      <w:pPr>
-        <w:rPr>
-          <w:rFonts w:cstheme="minorHAnsi"/>
-          <w:b/>
-          <w:bCs/>
-        </w:rPr>
-      </w:pPr>
-      <w:r>
-        <w:rPr>
-          <w:rFonts w:cstheme="minorHAnsi"/>
-          <w:b/>
-          <w:bCs/>
-        </w:rPr>
-        <w:t>Suita de testare se bazează pe pytest pentru cazurile funcționale și vectorii de atac, iar Locust pentru evaluarea performanței sub încărcare.</w:t>
-      </w:r>
-    </w:p>
-    <w:p>
-      <w:pPr>
-        <w:rPr>
-          <w:rFonts w:cstheme="minorHAnsi"/>
-          <w:b/>
-          <w:bCs/>
-        </w:rPr>
-      </w:pPr>
-      <w:r>
-        <w:rPr>
-          <w:rFonts w:cstheme="minorHAnsi"/>
-          <w:b/>
-          <w:bCs/>
+        <w:t>Suita de testare se bazează pe pytest pentru cazurile funcționale și vectorii de atac, iar Locust pentru evaluarea performanței sub încărcare concurentă.</w:t>
+      </w:r>
+    </w:p>
+    <w:p>
+      <w:pPr>
+        <w:rPr>
+          <w:rFonts w:cstheme="minorHAnsi"/>
+        </w:rPr>
+      </w:pPr>
+      <w:r>
+        <w:rPr>
+          <w:rFonts w:cstheme="minorHAnsi"/>
         </w:rPr>
         <w:t>JavaScript a fost ales pentru client, unde toate calculele criptografice se execută local, prin BigInt și Web Crypto, fără cadre de lucru externe.</w:t>
       </w:r>
@@ -591,32 +361,39 @@
       <w:pPr>
         <w:rPr>
           <w:rFonts w:cstheme="minorHAnsi"/>
-          <w:b/>
-          <w:bCs/>
-        </w:rPr>
-      </w:pPr>
-      <w:r>
-        <w:rPr>
-          <w:rFonts w:cstheme="minorHAnsi"/>
-          <w:b/>
-          <w:bCs/>
-        </w:rPr>
-        <w:t>Slide 8 (Arhitectură)</w:t>
-      </w:r>
-    </w:p>
-    <w:p>
-      <w:pPr>
-        <w:rPr>
-          <w:rFonts w:cstheme="minorHAnsi"/>
-          <w:b/>
-          <w:bCs/>
-        </w:rPr>
-      </w:pPr>
-      <w:r>
-        <w:rPr>
-          <w:rFonts w:cstheme="minorHAnsi"/>
-          <w:b/>
-          <w:bCs/>
+        </w:rPr>
+      </w:pPr>
+      <w:r>
+        <w:rPr>
+          <w:rFonts w:cstheme="minorHAnsi"/>
+        </w:rPr>
+        <w:pict w14:anchorId="4DFB6F57">
+          <v:rect id="_x0000_i1141" style="width:652.5pt;height:1.5pt" o:hrpct="0" o:hralign="center" o:hrstd="t" o:hr="t" fillcolor="#a0a0a0" stroked="f"/>
+        </w:pict>
+      </w:r>
+    </w:p>
+    <w:p>
+      <w:pPr>
+        <w:rPr>
+          <w:rFonts w:cstheme="minorHAnsi"/>
+        </w:rPr>
+      </w:pPr>
+      <w:r>
+        <w:rPr>
+          <w:rFonts w:cstheme="minorHAnsi"/>
+        </w:rPr>
+        <w:t>Slide 5 (Arhitectură)</w:t>
+      </w:r>
+    </w:p>
+    <w:p>
+      <w:pPr>
+        <w:rPr>
+          <w:rFonts w:cstheme="minorHAnsi"/>
+        </w:rPr>
+      </w:pPr>
+      <w:r>
+        <w:rPr>
+          <w:rFonts w:cstheme="minorHAnsi"/>
         </w:rPr>
         <w:t>Arhitectura este de tip trei niveluri. Nivelul de prezentare cuprinde interfața web statică unde se execută calculele criptografice ZKP pe dispozitivul utilizatorului.</w:t>
       </w:r>
@@ -625,15 +402,11 @@
       <w:pPr>
         <w:rPr>
           <w:rFonts w:cstheme="minorHAnsi"/>
-          <w:b/>
-          <w:bCs/>
-        </w:rPr>
-      </w:pPr>
-      <w:r>
-        <w:rPr>
-          <w:rFonts w:cstheme="minorHAnsi"/>
-          <w:b/>
-          <w:bCs/>
+        </w:rPr>
+      </w:pPr>
+      <w:r>
+        <w:rPr>
+          <w:rFonts w:cstheme="minorHAnsi"/>
         </w:rPr>
         <w:t>Nivelul de aplicație, conturat de Flask, gestionează logica criptografică, emiterea jetoanelor JWT și modulele comparative OAuth 2.0.</w:t>
       </w:r>
@@ -642,66 +415,106 @@
       <w:pPr>
         <w:rPr>
           <w:rFonts w:cstheme="minorHAnsi"/>
-          <w:b/>
-          <w:bCs/>
-        </w:rPr>
-      </w:pPr>
-      <w:r>
-        <w:rPr>
-          <w:rFonts w:cstheme="minorHAnsi"/>
-          <w:b/>
-          <w:bCs/>
-        </w:rPr>
-        <w:t>Nivelul de date conține persistența într-o bază SQLite cu trei tabele: utilizatorii cu cheile publice, jetoanele emise și datele protejate. La nivelul bazei de date nu se stochează niciun secret privat.</w:t>
-      </w:r>
-    </w:p>
-    <w:p>
-      <w:pPr>
-        <w:rPr>
-          <w:rFonts w:cstheme="minorHAnsi"/>
-          <w:b/>
-          <w:bCs/>
-        </w:rPr>
-      </w:pPr>
-      <w:r>
-        <w:rPr>
-          <w:rFonts w:cstheme="minorHAnsi"/>
-          <w:b/>
-          <w:bCs/>
-        </w:rPr>
-        <w:t>Slide 9 (Fluxul de înregistrare)</w:t>
-      </w:r>
-    </w:p>
-    <w:p>
-      <w:pPr>
-        <w:rPr>
-          <w:rFonts w:cstheme="minorHAnsi"/>
-          <w:b/>
-          <w:bCs/>
-        </w:rPr>
-      </w:pPr>
-      <w:r>
-        <w:rPr>
-          <w:rFonts w:cstheme="minorHAnsi"/>
-          <w:b/>
-          <w:bCs/>
-        </w:rPr>
-        <w:t>În procesul de înregistrare, clientul derivă local cheia privată din parolă și calculează cheia publică y = G^x mod P. Către server se transmite exclusiv cheia publică, care este stocată și asociată identității utilizatorului.</w:t>
-      </w:r>
-    </w:p>
-    <w:p>
-      <w:pPr>
-        <w:rPr>
-          <w:rFonts w:cstheme="minorHAnsi"/>
-          <w:b/>
-          <w:bCs/>
-        </w:rPr>
-      </w:pPr>
-      <w:r>
-        <w:rPr>
-          <w:rFonts w:cstheme="minorHAnsi"/>
-          <w:b/>
-          <w:bCs/>
+        </w:rPr>
+      </w:pPr>
+      <w:r>
+        <w:rPr>
+          <w:rFonts w:cstheme="minorHAnsi"/>
+        </w:rPr>
+        <w:t>Nivelul de date conține persistența într-o bază SQLite cu cele trei tabele menționate: utilizatorii cu cheile publice (secret_y), jetoanele emise (AuthToken) și entitățile de date protejate (PersoData). La nivelul bazei de date nu se stochează niciun secret privat.</w:t>
+      </w:r>
+    </w:p>
+    <w:p>
+      <w:pPr>
+        <w:rPr>
+          <w:rFonts w:cstheme="minorHAnsi"/>
+        </w:rPr>
+      </w:pPr>
+      <w:r>
+        <w:rPr>
+          <w:rFonts w:cstheme="minorHAnsi"/>
+        </w:rPr>
+        <w:pict w14:anchorId="41EB4DF9">
+          <v:rect id="_x0000_i1142" style="width:652.5pt;height:1.5pt" o:hrpct="0" o:hralign="center" o:hrstd="t" o:hr="t" fillcolor="#a0a0a0" stroked="f"/>
+        </w:pict>
+      </w:r>
+    </w:p>
+    <w:p>
+      <w:pPr>
+        <w:rPr>
+          <w:rFonts w:cstheme="minorHAnsi"/>
+        </w:rPr>
+      </w:pPr>
+      <w:r>
+        <w:rPr>
+          <w:rFonts w:cstheme="minorHAnsi"/>
+        </w:rPr>
+        <w:t>Slide 6 (Algoritmul Schnorr)</w:t>
+      </w:r>
+    </w:p>
+    <w:p>
+      <w:pPr>
+        <w:rPr>
+          <w:rFonts w:cstheme="minorHAnsi"/>
+        </w:rPr>
+      </w:pPr>
+      <w:r>
+        <w:rPr>
+          <w:rFonts w:cstheme="minorHAnsi"/>
+        </w:rPr>
+        <w:t>Schema Schnorr este fundamentată pe dificultatea problemei logaritmului discret în grupuri finite. Se utilizează un număr prim sigur P, unde P = 2Q + 1, un generator G al subgrupului de ordin Q, iar cheia privată x aparține spațiului ZQ. Protocolul se desfășoară între un solicitant, care deține secretul, și un verificator, care validează dovada fără a obține informații despre secret. Interacțiunea presupune patru etape: generarea cheii publice y = G^x mod P, transmiterea angajamentului t = G^r mod P, primirea provocării aleatorii c, calculul răspunsului s = (r + c * x) mod Q și, în final, verificarea egalității G^s mod P = t * y^c mod P.</w:t>
+      </w:r>
+    </w:p>
+    <w:p>
+      <w:pPr>
+        <w:rPr>
+          <w:rFonts w:cstheme="minorHAnsi"/>
+        </w:rPr>
+      </w:pPr>
+      <w:r>
+        <w:rPr>
+          <w:rFonts w:cstheme="minorHAnsi"/>
+        </w:rPr>
+        <w:pict w14:anchorId="7B1B1C79">
+          <v:rect id="_x0000_i1143" style="width:652.5pt;height:1.5pt" o:hrpct="0" o:hralign="center" o:hrstd="t" o:hr="t" fillcolor="#a0a0a0" stroked="f"/>
+        </w:pict>
+      </w:r>
+    </w:p>
+    <w:p>
+      <w:pPr>
+        <w:rPr>
+          <w:rFonts w:cstheme="minorHAnsi"/>
+        </w:rPr>
+      </w:pPr>
+      <w:r>
+        <w:rPr>
+          <w:rFonts w:cstheme="minorHAnsi"/>
+        </w:rPr>
+        <w:t>Slide 7 (Fluxul de înregistrare)</w:t>
+      </w:r>
+    </w:p>
+    <w:p>
+      <w:pPr>
+        <w:rPr>
+          <w:rFonts w:cstheme="minorHAnsi"/>
+        </w:rPr>
+      </w:pPr>
+      <w:r>
+        <w:rPr>
+          <w:rFonts w:cstheme="minorHAnsi"/>
+        </w:rPr>
+        <w:t>În procesul de înregistrare, clientul derivă local cheia privată din parolă utilizând funcția scrypt și calculează cheia publică y = G^x mod P. Către server se transmite exclusiv cheia publică, care este stocată și asociată identității utilizatorului.</w:t>
+      </w:r>
+    </w:p>
+    <w:p>
+      <w:pPr>
+        <w:rPr>
+          <w:rFonts w:cstheme="minorHAnsi"/>
+        </w:rPr>
+      </w:pPr>
+      <w:r>
+        <w:rPr>
+          <w:rFonts w:cstheme="minorHAnsi"/>
         </w:rPr>
         <w:t>Parola și cheia privată nu părăsesc niciodată dispozitivul clientului. În eventualitatea compromiterii bazei de date, valorile publice sunt inutile criptografic, derivarea cheii private fiind echivalentă cu rezolvarea problemei logaritmului discret.</w:t>
       </w:r>
@@ -710,101 +523,107 @@
       <w:pPr>
         <w:rPr>
           <w:rFonts w:cstheme="minorHAnsi"/>
-          <w:b/>
-          <w:bCs/>
-        </w:rPr>
-      </w:pPr>
-      <w:r>
-        <w:rPr>
-          <w:rFonts w:cstheme="minorHAnsi"/>
-          <w:b/>
-          <w:bCs/>
-        </w:rPr>
-        <w:t>Slide 10 (Fluxul de autentificare)</w:t>
-      </w:r>
-    </w:p>
-    <w:p>
-      <w:pPr>
-        <w:rPr>
-          <w:rFonts w:cstheme="minorHAnsi"/>
-          <w:b/>
-          <w:bCs/>
-        </w:rPr>
-      </w:pPr>
-      <w:r>
-        <w:rPr>
-          <w:rFonts w:cstheme="minorHAnsi"/>
-          <w:b/>
-          <w:bCs/>
+        </w:rPr>
+      </w:pPr>
+      <w:r>
+        <w:rPr>
+          <w:rFonts w:cstheme="minorHAnsi"/>
+        </w:rPr>
+        <w:pict w14:anchorId="5A20580C">
+          <v:rect id="_x0000_i1144" style="width:652.5pt;height:1.5pt" o:hrpct="0" o:hralign="center" o:hrstd="t" o:hr="t" fillcolor="#a0a0a0" stroked="f"/>
+        </w:pict>
+      </w:r>
+    </w:p>
+    <w:p>
+      <w:pPr>
+        <w:rPr>
+          <w:rFonts w:cstheme="minorHAnsi"/>
+        </w:rPr>
+      </w:pPr>
+      <w:r>
+        <w:rPr>
+          <w:rFonts w:cstheme="minorHAnsi"/>
+        </w:rPr>
+        <w:t>Slide 8 (Fluxul de autentificare)</w:t>
+      </w:r>
+    </w:p>
+    <w:p>
+      <w:pPr>
+        <w:rPr>
+          <w:rFonts w:cstheme="minorHAnsi"/>
+        </w:rPr>
+      </w:pPr>
+      <w:r>
+        <w:rPr>
+          <w:rFonts w:cstheme="minorHAnsi"/>
+        </w:rPr>
+        <w:t>Clientul generează un nonce aleatoriu r, calculează angajamentul t și îl transmite împreună cu identitatea utilizatorului. Serverul validează apartenența la subgrup, creează o sesiune temporară cu un timp de viață de 5 secunde și returnează provocarea aleatorie c.</w:t>
+      </w:r>
+    </w:p>
+    <w:p>
+      <w:pPr>
+        <w:rPr>
+          <w:rFonts w:cstheme="minorHAnsi"/>
+        </w:rPr>
+      </w:pPr>
+      <w:r>
+        <w:rPr>
+          <w:rFonts w:cstheme="minorHAnsi"/>
         </w:rPr>
         <w:lastRenderedPageBreak/>
-        <w:t>Clientul generează un nonce aleatoriu, calculează angajamentul t și îl transmite. Serverul creează o sesiune temporară cu un timp de viață de 5 secunde și returnează provocarea aleatorie c.</w:t>
-      </w:r>
-    </w:p>
-    <w:p>
-      <w:pPr>
-        <w:rPr>
-          <w:rFonts w:cstheme="minorHAnsi"/>
-          <w:b/>
-          <w:bCs/>
-        </w:rPr>
-      </w:pPr>
-      <w:r>
-        <w:rPr>
-          <w:rFonts w:cstheme="minorHAnsi"/>
-          <w:b/>
-          <w:bCs/>
-        </w:rPr>
-        <w:t>Clientul recalculează cheia privată din parolă, calculează răspunsul s = (r + c * x) mod Q și îl transmite. Serverul verifică egalitatea matematică utilizând exclusiv cheia publică stocată și, la succes, emite un jeton JWT ancorat de contextul sesiunii ZKP.</w:t>
-      </w:r>
-    </w:p>
-    <w:p>
-      <w:pPr>
-        <w:rPr>
-          <w:rFonts w:cstheme="minorHAnsi"/>
-          <w:b/>
-          <w:bCs/>
-        </w:rPr>
-      </w:pPr>
-      <w:r>
-        <w:rPr>
-          <w:rFonts w:cstheme="minorHAnsi"/>
-          <w:b/>
-          <w:bCs/>
-        </w:rPr>
-        <w:t>Slide 11 (Proprietăți de securitate)</w:t>
-      </w:r>
-    </w:p>
-    <w:p>
-      <w:pPr>
-        <w:rPr>
-          <w:rFonts w:cstheme="minorHAnsi"/>
-          <w:b/>
-          <w:bCs/>
-        </w:rPr>
-      </w:pPr>
-      <w:r>
-        <w:rPr>
-          <w:rFonts w:cstheme="minorHAnsi"/>
-          <w:b/>
-          <w:bCs/>
-        </w:rPr>
-        <w:t>Rezistența la interceptare: un adversar vizualizează exclusiv transcrisul efemer, ecuația s = (r + c * x) mod Q neputând fi rezolvată fără nonce-ul r, care nu este transmis.</w:t>
-      </w:r>
-    </w:p>
-    <w:p>
-      <w:pPr>
-        <w:rPr>
-          <w:rFonts w:cstheme="minorHAnsi"/>
-          <w:b/>
-          <w:bCs/>
-        </w:rPr>
-      </w:pPr>
-      <w:r>
-        <w:rPr>
-          <w:rFonts w:cstheme="minorHAnsi"/>
-          <w:b/>
-          <w:bCs/>
+        <w:t>Clientul recalculează cheia privată din parolă, calculează răspunsul s = (r + c * x) mod Q și îl transmite. Serverul verifică egalitatea matematică G^s mod P = t * y^c mod P, utilizând exclusiv cheia publică stocată. La succes, emite un jeton JWT ancorat de contextul sesiunii ZKP prin mecanismul de legare de canal.</w:t>
+      </w:r>
+    </w:p>
+    <w:p>
+      <w:pPr>
+        <w:rPr>
+          <w:rFonts w:cstheme="minorHAnsi"/>
+        </w:rPr>
+      </w:pPr>
+      <w:r>
+        <w:rPr>
+          <w:rFonts w:cstheme="minorHAnsi"/>
+        </w:rPr>
+        <w:pict w14:anchorId="25DEBB92">
+          <v:rect id="_x0000_i1145" style="width:652.5pt;height:1.5pt" o:hrpct="0" o:hralign="center" o:hrstd="t" o:hr="t" fillcolor="#a0a0a0" stroked="f"/>
+        </w:pict>
+      </w:r>
+    </w:p>
+    <w:p>
+      <w:pPr>
+        <w:rPr>
+          <w:rFonts w:cstheme="minorHAnsi"/>
+        </w:rPr>
+      </w:pPr>
+      <w:r>
+        <w:rPr>
+          <w:rFonts w:cstheme="minorHAnsi"/>
+        </w:rPr>
+        <w:t>Slide 9 (Proprietăți de securitate)</w:t>
+      </w:r>
+    </w:p>
+    <w:p>
+      <w:pPr>
+        <w:rPr>
+          <w:rFonts w:cstheme="minorHAnsi"/>
+        </w:rPr>
+      </w:pPr>
+      <w:r>
+        <w:rPr>
+          <w:rFonts w:cstheme="minorHAnsi"/>
+        </w:rPr>
+        <w:t>Rezistența la interceptare: un adversar vizualizează exclusiv transcrisul efemer. Ecuația s = (r + c * x) mod Q nu poate fi rezolvată fără nonce-ul r, care nu este transmis prin rețea. Protocolul oferă reziliență la atacurile de tip Store Now, Decrypt Later.</w:t>
+      </w:r>
+    </w:p>
+    <w:p>
+      <w:pPr>
+        <w:rPr>
+          <w:rFonts w:cstheme="minorHAnsi"/>
+        </w:rPr>
+      </w:pPr>
+      <w:r>
+        <w:rPr>
+          <w:rFonts w:cstheme="minorHAnsi"/>
         </w:rPr>
         <w:t>Eliminarea secretului partajat: serverul stochează doar cheia publică, neutralizând impactul breșelor de date. Provocarea unică per sesiune previne atacurile replay. Legarea de canal și expirarea JWT atenuează deturnarea sesiunii.</w:t>
       </w:r>
@@ -813,151 +632,200 @@
       <w:pPr>
         <w:rPr>
           <w:rFonts w:cstheme="minorHAnsi"/>
-          <w:b/>
-          <w:bCs/>
-        </w:rPr>
-      </w:pPr>
-      <w:r>
-        <w:rPr>
-          <w:rFonts w:cstheme="minorHAnsi"/>
-          <w:b/>
-          <w:bCs/>
-        </w:rPr>
-        <w:t>Arhitectura se înscrie în paradigma identității auto-suverane, validând identitatea prin rigoare matematică, fără furnizori terți de încredere.</w:t>
-      </w:r>
-    </w:p>
-    <w:p>
-      <w:pPr>
-        <w:rPr>
-          <w:rFonts w:cstheme="minorHAnsi"/>
-          <w:b/>
-          <w:bCs/>
-        </w:rPr>
-      </w:pPr>
-      <w:r>
-        <w:rPr>
-          <w:rFonts w:cstheme="minorHAnsi"/>
-          <w:b/>
-          <w:bCs/>
-        </w:rPr>
-        <w:t>Slide 12 (Validare și teste de securitate)</w:t>
-      </w:r>
-    </w:p>
-    <w:p>
-      <w:pPr>
-        <w:rPr>
-          <w:rFonts w:cstheme="minorHAnsi"/>
-          <w:b/>
-          <w:bCs/>
-        </w:rPr>
-      </w:pPr>
-      <w:r>
-        <w:rPr>
-          <w:rFonts w:cstheme="minorHAnsi"/>
-          <w:b/>
-          <w:bCs/>
-        </w:rPr>
-        <w:t>Validarea a fost realizată prin suite pytest acoperind cazuri pozitive, negative, scenarii limită și vectori de atac. Ecuația de verificare este satisfăcută în toate scenariile cu credențiale valide și respinsă la tentative de falsificare.</w:t>
-      </w:r>
-    </w:p>
-    <w:p>
-      <w:pPr>
-        <w:rPr>
-          <w:rFonts w:cstheme="minorHAnsi"/>
-          <w:b/>
-          <w:bCs/>
-        </w:rPr>
-      </w:pPr>
-      <w:r>
-        <w:rPr>
-          <w:rFonts w:cstheme="minorHAnsi"/>
-          <w:b/>
-          <w:bCs/>
-        </w:rPr>
-        <w:t>Auditul de trafic a confirmat că niciun mesaj HTTP nu conține parola brută sau derivate directe. Atacurile simulate de tip replay, session hijacking, compromitere de date și simulator attack au fost respinse cu succes.</w:t>
-      </w:r>
-    </w:p>
-    <w:p>
-      <w:pPr>
-        <w:rPr>
-          <w:rFonts w:cstheme="minorHAnsi"/>
-          <w:b/>
-          <w:bCs/>
-        </w:rPr>
-      </w:pPr>
-      <w:r>
-        <w:rPr>
-          <w:rFonts w:cstheme="minorHAnsi"/>
-          <w:b/>
-          <w:bCs/>
-        </w:rPr>
-        <w:t>Slide 13 (Evaluarea performanței)</w:t>
-      </w:r>
-    </w:p>
-    <w:p>
-      <w:pPr>
-        <w:rPr>
-          <w:rFonts w:cstheme="minorHAnsi"/>
-          <w:b/>
-          <w:bCs/>
-        </w:rPr>
-      </w:pPr>
-      <w:r>
-        <w:rPr>
-          <w:rFonts w:cstheme="minorHAnsi"/>
-          <w:b/>
-          <w:bCs/>
-        </w:rPr>
-        <w:t>Evaluările au indicat o latență a verificării criptografice de aproximativ 1,12 milisecunde per operație și un debit susținut de circa 170 de cereri pe secundă. Compromisul temporal față de schemele clasice este justificat de garanțiile criptografice superioare obținute.</w:t>
-      </w:r>
-    </w:p>
-    <w:p>
-      <w:pPr>
-        <w:rPr>
-          <w:rFonts w:cstheme="minorHAnsi"/>
-          <w:b/>
-          <w:bCs/>
-        </w:rPr>
-      </w:pPr>
-      <w:r>
-        <w:rPr>
-          <w:rFonts w:cstheme="minorHAnsi"/>
-          <w:b/>
-          <w:bCs/>
-        </w:rPr>
-        <w:t>Protocolul se încadrează în parametrii optimi pentru autentificarea interactivă, latența totală rămânând imperceptibilă pentru utilizatorul final.</w:t>
-      </w:r>
-    </w:p>
-    <w:p>
-      <w:pPr>
-        <w:rPr>
-          <w:rFonts w:cstheme="minorHAnsi"/>
-          <w:b/>
-          <w:bCs/>
-        </w:rPr>
-      </w:pPr>
-      <w:r>
-        <w:rPr>
-          <w:rFonts w:cstheme="minorHAnsi"/>
-          <w:b/>
-          <w:bCs/>
-        </w:rPr>
-        <w:t>Slide 14 (Comparație ZKP vs. OAuth 2.0)</w:t>
-      </w:r>
-    </w:p>
-    <w:p>
-      <w:pPr>
-        <w:rPr>
-          <w:rFonts w:cstheme="minorHAnsi"/>
-          <w:b/>
-          <w:bCs/>
-        </w:rPr>
-      </w:pPr>
-      <w:r>
-        <w:rPr>
-          <w:rFonts w:cstheme="minorHAnsi"/>
-          <w:b/>
-          <w:bCs/>
+        </w:rPr>
+      </w:pPr>
+      <w:r>
+        <w:rPr>
+          <w:rFonts w:cstheme="minorHAnsi"/>
+        </w:rPr>
+        <w:pict w14:anchorId="6CCEA980">
+          <v:rect id="_x0000_i1146" style="width:652.5pt;height:1.5pt" o:hrpct="0" o:hralign="center" o:hrstd="t" o:hr="t" fillcolor="#a0a0a0" stroked="f"/>
+        </w:pict>
+      </w:r>
+    </w:p>
+    <w:p>
+      <w:pPr>
+        <w:rPr>
+          <w:rFonts w:cstheme="minorHAnsi"/>
+        </w:rPr>
+      </w:pPr>
+      <w:r>
+        <w:rPr>
+          <w:rFonts w:cstheme="minorHAnsi"/>
+        </w:rPr>
+        <w:t>Slide 10-11 (Validare și teste de securitate)</w:t>
+      </w:r>
+    </w:p>
+    <w:p>
+      <w:pPr>
+        <w:rPr>
+          <w:rFonts w:cstheme="minorHAnsi"/>
+        </w:rPr>
+      </w:pPr>
+      <w:r>
+        <w:rPr>
+          <w:rFonts w:cstheme="minorHAnsi"/>
+        </w:rPr>
+        <w:t>Validarea a fost realizată prin suite pytest acoperind 48 de cazuri de test distribuite pe patru categorii: 5 pozitive, 5 negative, 30 cazuri limită și 8 teste de securitate.</w:t>
+      </w:r>
+    </w:p>
+    <w:p>
+      <w:pPr>
+        <w:rPr>
+          <w:rFonts w:cstheme="minorHAnsi"/>
+        </w:rPr>
+      </w:pPr>
+      <w:r>
+        <w:rPr>
+          <w:rFonts w:cstheme="minorHAnsi"/>
+        </w:rPr>
+        <w:t>Testele pozitive verifică: absența parolei în orice format în baza de date, fluxurile complete de înregistrare și autentificare, autentificarea simultană a mai multor utilizatori.</w:t>
+      </w:r>
+    </w:p>
+    <w:p>
+      <w:pPr>
+        <w:rPr>
+          <w:rFonts w:cstheme="minorHAnsi"/>
+        </w:rPr>
+      </w:pPr>
+      <w:r>
+        <w:rPr>
+          <w:rFonts w:cstheme="minorHAnsi"/>
+        </w:rPr>
+        <w:t>Testele negative acoperă: tentativa de autentificare cu parolă greșită având doar cheia publică y fără cheia privată x, atacul de tip replay, expirarea sesiunii ca prevenire DoS, suprascrierea sesiunii existente și conflictul la înregistrare duplicată.</w:t>
+      </w:r>
+    </w:p>
+    <w:p>
+      <w:pPr>
+        <w:rPr>
+          <w:rFonts w:cstheme="minorHAnsi"/>
+        </w:rPr>
+      </w:pPr>
+      <w:r>
+        <w:rPr>
+          <w:rFonts w:cstheme="minorHAnsi"/>
+        </w:rPr>
+        <w:t>Cazurile limită testează: respingerea valorilor s în afara spațiului ZQ, respingerea valorilor y și t din subgrupuri triviale (0, 1, -1, P-1), încercări concurente de autentificare, valori neconforme ca tip de dată pentru y, t și s, și lipsa header-ului de sesiune.</w:t>
+      </w:r>
+    </w:p>
+    <w:p>
+      <w:pPr>
+        <w:rPr>
+          <w:rFonts w:cstheme="minorHAnsi"/>
+        </w:rPr>
+      </w:pPr>
+      <w:r>
+        <w:rPr>
+          <w:rFonts w:cstheme="minorHAnsi"/>
+        </w:rPr>
+        <w:t>Testele de securitate validează: simulatorul Schnorr, autentificarea cu t = y, falsificarea s fără cheia privată, erori off-by-one pe soluție, izolarea sesiunilor, unicitatea valorilor generate și autentificarea cu cheia publică furată.</w:t>
+      </w:r>
+    </w:p>
+    <w:p>
+      <w:pPr>
+        <w:rPr>
+          <w:rFonts w:cstheme="minorHAnsi"/>
+        </w:rPr>
+      </w:pPr>
+      <w:r>
+        <w:rPr>
+          <w:rFonts w:cstheme="minorHAnsi"/>
+        </w:rPr>
+        <w:t>Auditul de trafic prin Wireshark a confirmat că niciun mesaj HTTP nu conține parola brută sau derivate directe.</w:t>
+      </w:r>
+    </w:p>
+    <w:p>
+      <w:pPr>
+        <w:rPr>
+          <w:rFonts w:cstheme="minorHAnsi"/>
+        </w:rPr>
+      </w:pPr>
+      <w:r>
+        <w:rPr>
+          <w:rFonts w:cstheme="minorHAnsi"/>
+        </w:rPr>
+        <w:pict w14:anchorId="4F498F0E">
+          <v:rect id="_x0000_i1147" style="width:652.5pt;height:1.5pt" o:hrpct="0" o:hralign="center" o:hrstd="t" o:hr="t" fillcolor="#a0a0a0" stroked="f"/>
+        </w:pict>
+      </w:r>
+    </w:p>
+    <w:p>
+      <w:pPr>
+        <w:rPr>
+          <w:rFonts w:cstheme="minorHAnsi"/>
+        </w:rPr>
+      </w:pPr>
+      <w:r>
+        <w:rPr>
+          <w:rFonts w:cstheme="minorHAnsi"/>
+        </w:rPr>
+        <w:t>Slide 12 (Evaluarea performanței)</w:t>
+      </w:r>
+    </w:p>
+    <w:p>
+      <w:pPr>
+        <w:rPr>
+          <w:rFonts w:cstheme="minorHAnsi"/>
+        </w:rPr>
+      </w:pPr>
+      <w:r>
+        <w:rPr>
+          <w:rFonts w:cstheme="minorHAnsi"/>
+        </w:rPr>
+        <w:t>Evaluările pe 100 de iterații au indicat o latență medie de verificare criptografică de 34,60 milisecunde pe server, o latență totală a fluxului ZKP complet de 57,58 milisecunde și un debit susținut de aproximativ 17,4 cereri pe secundă. Prin comparație, fluxurile OAuth 2.0 ating între 877 și 1114 cereri pe secundă.</w:t>
+      </w:r>
+    </w:p>
+    <w:p>
+      <w:pPr>
+        <w:rPr>
+          <w:rFonts w:cstheme="minorHAnsi"/>
+        </w:rPr>
+      </w:pPr>
+      <w:r>
+        <w:rPr>
+          <w:rFonts w:cstheme="minorHAnsi"/>
+        </w:rPr>
+        <w:t>Compromisul temporal este justificat de garanțiile criptografice superioare obținute, iar latența totală rămâne imperceptibilă pentru utilizatorul final în contextul autentificării interactive.</w:t>
+      </w:r>
+    </w:p>
+    <w:p>
+      <w:pPr>
+        <w:rPr>
+          <w:rFonts w:cstheme="minorHAnsi"/>
+        </w:rPr>
+      </w:pPr>
+      <w:r>
+        <w:rPr>
+          <w:rFonts w:cstheme="minorHAnsi"/>
+        </w:rPr>
+        <w:pict w14:anchorId="5401FA28">
+          <v:rect id="_x0000_i1148" style="width:652.5pt;height:1.5pt" o:hrpct="0" o:hralign="center" o:hrstd="t" o:hr="t" fillcolor="#a0a0a0" stroked="f"/>
+        </w:pict>
+      </w:r>
+    </w:p>
+    <w:p>
+      <w:pPr>
+        <w:rPr>
+          <w:rFonts w:cstheme="minorHAnsi"/>
+        </w:rPr>
+      </w:pPr>
+      <w:r>
+        <w:rPr>
+          <w:rFonts w:cstheme="minorHAnsi"/>
+        </w:rPr>
+        <w:lastRenderedPageBreak/>
+        <w:t>Slide 13 (Comparație ZKP față de OAuth 2.0)</w:t>
+      </w:r>
+    </w:p>
+    <w:p>
+      <w:pPr>
+        <w:rPr>
+          <w:rFonts w:cstheme="minorHAnsi"/>
+        </w:rPr>
+      </w:pPr>
+      <w:r>
+        <w:rPr>
+          <w:rFonts w:cstheme="minorHAnsi"/>
         </w:rPr>
         <w:t>În protocolul ZKP Schnorr, secretul nu traversează niciodată rețeaua. În fluxurile OAuth PKCE, simplificat și Authlib, parola este transmisă în faza de autentificare, chiar dacă restul fluxului beneficiază de protecție.</w:t>
       </w:r>
@@ -966,170 +834,203 @@
       <w:pPr>
         <w:rPr>
           <w:rFonts w:cstheme="minorHAnsi"/>
-          <w:b/>
-          <w:bCs/>
-        </w:rPr>
-      </w:pPr>
-      <w:r>
-        <w:rPr>
-          <w:rFonts w:cstheme="minorHAnsi"/>
-          <w:b/>
-          <w:bCs/>
-        </w:rPr>
-        <w:t>Din perspectiva costurilor, fluxul ZKP introduce o latență ușor superioară, însă acest compromis este justificat de eliminarea completă a riscului de exfiltrare a parolei.</w:t>
-      </w:r>
-    </w:p>
-    <w:p>
-      <w:pPr>
-        <w:rPr>
-          <w:rFonts w:cstheme="minorHAnsi"/>
-          <w:b/>
-          <w:bCs/>
-        </w:rPr>
-      </w:pPr>
-      <w:r>
-        <w:rPr>
-          <w:rFonts w:cstheme="minorHAnsi"/>
-          <w:b/>
-          <w:bCs/>
-        </w:rPr>
-        <w:t>Slide 15 (Comparație cu protocoalele PAKE: SRP-6a și SPAKE2)</w:t>
-      </w:r>
-    </w:p>
-    <w:p>
-      <w:pPr>
-        <w:rPr>
-          <w:rFonts w:cstheme="minorHAnsi"/>
-          <w:b/>
-          <w:bCs/>
-        </w:rPr>
-      </w:pPr>
-      <w:r>
-        <w:rPr>
-          <w:rFonts w:cstheme="minorHAnsi"/>
-          <w:b/>
-          <w:bCs/>
-        </w:rPr>
-        <w:t>Deoarece o comparație directă între protocolul ZKP și fluxurile OAuth 2.0 nu reflectă cu fidelitate poziționarea soluției în peisajul protocoalelor fără divulgare a secretului, s-a realizat o evaluare complementară față de două protocoale PAKE consacrate: SRP-6a, standardizat prin RFC 5054, și SPAKE2, bazat pe curba Ed25519.</w:t>
-      </w:r>
-    </w:p>
-    <w:p>
-      <w:pPr>
-        <w:rPr>
-          <w:rFonts w:cstheme="minorHAnsi"/>
-          <w:b/>
-          <w:bCs/>
-        </w:rPr>
-      </w:pPr>
-      <w:r>
-        <w:rPr>
-          <w:rFonts w:cstheme="minorHAnsi"/>
-          <w:b/>
-          <w:bCs/>
+        </w:rPr>
+      </w:pPr>
+      <w:r>
+        <w:rPr>
+          <w:rFonts w:cstheme="minorHAnsi"/>
+        </w:rPr>
+        <w:t>Din perspectiva costurilor, fluxul ZKP complet are o latență medie de 57,58 milisecunde, comparativ cu sub 1,05 milisecunde pentru fluxurile OAuth. Acest compromis este justificat de eliminarea completă a riscului de exfiltrare a parolei.</w:t>
+      </w:r>
+    </w:p>
+    <w:p>
+      <w:pPr>
+        <w:rPr>
+          <w:rFonts w:cstheme="minorHAnsi"/>
+        </w:rPr>
+      </w:pPr>
+      <w:r>
+        <w:rPr>
+          <w:rFonts w:cstheme="minorHAnsi"/>
+        </w:rPr>
+        <w:pict w14:anchorId="6AE6A3D9">
+          <v:rect id="_x0000_i1149" style="width:652.5pt;height:1.5pt" o:hrpct="0" o:hralign="center" o:hrstd="t" o:hr="t" fillcolor="#a0a0a0" stroked="f"/>
+        </w:pict>
+      </w:r>
+    </w:p>
+    <w:p>
+      <w:pPr>
+        <w:rPr>
+          <w:rFonts w:cstheme="minorHAnsi"/>
+        </w:rPr>
+      </w:pPr>
+      <w:r>
+        <w:rPr>
+          <w:rFonts w:cstheme="minorHAnsi"/>
+        </w:rPr>
+        <w:t>Slide 14 (Comparație cu protocoalele PAKE: SRP-6a și SPAKE2)</w:t>
+      </w:r>
+    </w:p>
+    <w:p>
+      <w:pPr>
+        <w:rPr>
+          <w:rFonts w:cstheme="minorHAnsi"/>
+        </w:rPr>
+      </w:pPr>
+      <w:r>
+        <w:rPr>
+          <w:rFonts w:cstheme="minorHAnsi"/>
+        </w:rPr>
+        <w:t>Deoarece o comparație directă între protocolul ZKP și fluxurile OAuth 2.0 nu reflectă cu fidelitate poziționarea soluției în peisajul protocoalelor fără divulgare a secretului, s-a realizat o evaluare complementară față de SRP-6a, standardizat prin RFC 5054, și SPAKE2, bazat pe curba Ed25519.</w:t>
+      </w:r>
+    </w:p>
+    <w:p>
+      <w:pPr>
+        <w:rPr>
+          <w:rFonts w:cstheme="minorHAnsi"/>
+        </w:rPr>
+      </w:pPr>
+      <w:r>
+        <w:rPr>
+          <w:rFonts w:cstheme="minorHAnsi"/>
+        </w:rPr>
+        <w:t>Pentru echitatea comparației, implementarea Schnorr a fost adaptată pe curba eliptică secp256r1, cu verificare mutuală și derivarea unei chei de sesiune prin ECDH.</w:t>
+      </w:r>
+    </w:p>
+    <w:p>
+      <w:pPr>
+        <w:rPr>
+          <w:rFonts w:cstheme="minorHAnsi"/>
+        </w:rPr>
+      </w:pPr>
+      <w:r>
+        <w:rPr>
+          <w:rFonts w:cstheme="minorHAnsi"/>
+        </w:rPr>
+        <w:t>Rezultatele pe 100 de iterații indică: SPAKE2 înregistrează 13,55 milisecunde, SRP-6a prezintă 42,27 milisecunde pe grupul de 2048 de biți, iar Schnorr-EC se poziționează la 38,09 milisecunde. Toate cele trei protocoale asigură autentificare mutuală, derivarea unei chei de sesiune și netransmiterea parolei. SRP-6a și SPAKE2 oferă suplimentar rezistență la compromiterea bazei de date, proprietate pe care varianta Schnorr curentă nu o implementează nativ. Ca nivel de securitate, SRP-6a operează la aproximativ 112 biți, iar SPAKE2 și Schnorr-EC ating 128 de biți.</w:t>
+      </w:r>
+    </w:p>
+    <w:p>
+      <w:pPr>
+        <w:rPr>
+          <w:rFonts w:cstheme="minorHAnsi"/>
+        </w:rPr>
+      </w:pPr>
+      <w:r>
+        <w:rPr>
+          <w:rFonts w:cstheme="minorHAnsi"/>
+        </w:rPr>
+        <w:pict w14:anchorId="2D28BB70">
+          <v:rect id="_x0000_i1150" style="width:652.5pt;height:1.5pt" o:hrpct="0" o:hralign="center" o:hrstd="t" o:hr="t" fillcolor="#a0a0a0" stroked="f"/>
+        </w:pict>
+      </w:r>
+    </w:p>
+    <w:p>
+      <w:pPr>
+        <w:rPr>
+          <w:rFonts w:cstheme="minorHAnsi"/>
+        </w:rPr>
+      </w:pPr>
+      <w:r>
+        <w:rPr>
+          <w:rFonts w:cstheme="minorHAnsi"/>
+        </w:rPr>
+        <w:t>Slide 15 (Direcții de dezvoltare)</w:t>
+      </w:r>
+    </w:p>
+    <w:p>
+      <w:pPr>
+        <w:rPr>
+          <w:rFonts w:cstheme="minorHAnsi"/>
+        </w:rPr>
+      </w:pPr>
+      <w:r>
+        <w:rPr>
+          <w:rFonts w:cstheme="minorHAnsi"/>
+        </w:rPr>
+        <w:t>Ca direcții prioritare de dezvoltare se impun: maparea schemei Schnorr peste fluxul OAuth 2.0 nativ, în etapa în care clientul este redirecționat la pagina de autentificare și trebuie să introducă credențialele, înlocuind transmiterea parolei cu fazele de angajament și verificare. De asemenea, se propune utilizarea unor algoritmi post-cuantici pentru securizarea canalului de transport, ca protecție împotriva atacurilor de tip Store Now, Decrypt Later.</w:t>
+      </w:r>
+    </w:p>
+    <w:p>
+      <w:pPr>
+        <w:rPr>
+          <w:rFonts w:cstheme="minorHAnsi"/>
+        </w:rPr>
+      </w:pPr>
+      <w:r>
+        <w:rPr>
+          <w:rFonts w:cstheme="minorHAnsi"/>
+        </w:rPr>
+        <w:pict w14:anchorId="0EAB780E">
+          <v:rect id="_x0000_i1151" style="width:652.5pt;height:1.5pt" o:hrpct="0" o:hralign="center" o:hrstd="t" o:hr="t" fillcolor="#a0a0a0" stroked="f"/>
+        </w:pict>
+      </w:r>
+    </w:p>
+    <w:p>
+      <w:pPr>
+        <w:rPr>
+          <w:rFonts w:cstheme="minorHAnsi"/>
+        </w:rPr>
+      </w:pPr>
+      <w:r>
+        <w:rPr>
+          <w:rFonts w:cstheme="minorHAnsi"/>
+        </w:rPr>
+        <w:t>Slide 16 (Concluzii)</w:t>
+      </w:r>
+    </w:p>
+    <w:p>
+      <w:pPr>
+        <w:rPr>
+          <w:rFonts w:cstheme="minorHAnsi"/>
+        </w:rPr>
+      </w:pPr>
+      <w:r>
+        <w:rPr>
+          <w:rFonts w:cstheme="minorHAnsi"/>
+        </w:rPr>
+        <w:t>Implementarea demonstrează viabilitatea autentificării web fără transmiterea parolei către server. Protocolul satisface rigorile funcționale, de securitate și de performanță, iar integrarea în ecosistemul OAuth confirmă compatibilitatea cu standardele existente. Evaluarea comparativă cu SRP-6a și SPAKE2 poziționează soluția într-o zonă intermediară de performanță, confirmând competitivitatea sa cu protocoalele PAKE consacrate.</w:t>
+      </w:r>
+    </w:p>
+    <w:p>
+      <w:pPr>
+        <w:rPr>
+          <w:rFonts w:cstheme="minorHAnsi"/>
+        </w:rPr>
+      </w:pPr>
+      <w:r>
+        <w:rPr>
+          <w:rFonts w:cstheme="minorHAnsi"/>
+        </w:rPr>
+        <w:t>Ca limitări, parametrii actuali, precum G = 4 și scrypt cu n = 2^11, sunt adecvați exclusiv prototipului. Ca direcții viitoare, se impun tranziția către curbe eliptice, derivarea cheilor prin Argon2, externalizarea sesiunilor către Redis, semnături asimetrice pentru jetoane și implementarea obligatorie a HTTPS.</w:t>
+      </w:r>
+    </w:p>
+    <w:p>
+      <w:pPr>
+        <w:rPr>
+          <w:rFonts w:cstheme="minorHAnsi"/>
+        </w:rPr>
+      </w:pPr>
+      <w:r>
+        <w:rPr>
+          <w:rFonts w:cstheme="minorHAnsi"/>
+        </w:rPr>
+        <w:pict w14:anchorId="632965AF">
+          <v:rect id="_x0000_i1152" style="width:652.5pt;height:1.5pt" o:hrpct="0" o:hralign="center" o:hrstd="t" o:hr="t" fillcolor="#a0a0a0" stroked="f"/>
+        </w:pict>
+      </w:r>
+    </w:p>
+    <w:p>
+      <w:pPr>
+        <w:rPr>
+          <w:rFonts w:cstheme="minorHAnsi"/>
+        </w:rPr>
+      </w:pPr>
+      <w:r>
+        <w:rPr>
+          <w:rFonts w:cstheme="minorHAnsi"/>
         </w:rPr>
         <w:lastRenderedPageBreak/>
-        <w:t>Pentru echitatea comparației, implementarea Schnorr a fost adaptată: operațiile au fost migrate pe curba eliptică secp256r1, protocolul a fost extins cu verificare mutuală și derivarea unei chei de sesiune prin ECDH.</w:t>
-      </w:r>
-    </w:p>
-    <w:p>
-      <w:pPr>
-        <w:rPr>
-          <w:rFonts w:cstheme="minorHAnsi"/>
-          <w:b/>
-          <w:bCs/>
-        </w:rPr>
-      </w:pPr>
-      <w:r>
-        <w:rPr>
-          <w:rFonts w:cstheme="minorHAnsi"/>
-          <w:b/>
-          <w:bCs/>
-        </w:rPr>
-        <w:t>Rezultatele pe 100 de iterații indică: SPAKE2 înregistrează cea mai redusă latență totală, 13,55 milisecunde, beneficiind de absența unei etape distincte de înregistrare. SRP-6a prezintă costul cel mai ridicat, 42,27 milisecunde, dominat de exponențierile pe grupul de 2048 de biți. Schnorr-EC se poziționează intermediar, cu 38,09 milisecunde. Varianta Schnorr-EC-C-Lib, care delegă operațiile pe curbe eliptice unei biblioteci native în C, înregistrează cea mai redusă latență totală dintre toate protocoalele evaluate, 10,655 milisecunde, confirmând că migrarea primitivelor criptografice către implementări compilate elimină supraîncărcarea interpretorului și poziționează schema Schnorr ca alternativă competitivă condiționat de utilizarea unor biblioteci optimizate la nivel nativ.</w:t>
-      </w:r>
-    </w:p>
-    <w:p>
-      <w:pPr>
-        <w:rPr>
-          <w:rFonts w:cstheme="minorHAnsi"/>
-          <w:b/>
-          <w:bCs/>
-        </w:rPr>
-      </w:pPr>
-      <w:r>
-        <w:rPr>
-          <w:rFonts w:cstheme="minorHAnsi"/>
-          <w:b/>
-          <w:bCs/>
-        </w:rPr>
-        <w:t>Din punct de vedere al proprietăților, toate cele trei protocoale asigură autentificare mutuală, derivarea unei chei de sesiune și netransmiterea parolei prin rețea. SRP-6a și SPAKE2 oferă suplimentar rezistență la compromiterea bazei de date, proprietate pe care varianta Schnorr curentă nu o implementează nativ, aceasta constituind o direcție prioritară de dezvoltare. Ca nivel de securitate, SRP-6a operează la aproximativ 112 biți, în timp ce SPAKE2 și Schnorr-EC ating 128 de biți.</w:t>
-      </w:r>
-    </w:p>
-    <w:p>
-      <w:pPr>
-        <w:rPr>
-          <w:rFonts w:cstheme="minorHAnsi"/>
-          <w:b/>
-          <w:bCs/>
-        </w:rPr>
-      </w:pPr>
-      <w:r>
-        <w:rPr>
-          <w:rFonts w:cstheme="minorHAnsi"/>
-          <w:b/>
-          <w:bCs/>
-        </w:rPr>
-        <w:t>Slide 16 (Concluzii)</w:t>
-      </w:r>
-    </w:p>
-    <w:p>
-      <w:pPr>
-        <w:rPr>
-          <w:rFonts w:cstheme="minorHAnsi"/>
-          <w:b/>
-          <w:bCs/>
-        </w:rPr>
-      </w:pPr>
-      <w:r>
-        <w:rPr>
-          <w:rFonts w:cstheme="minorHAnsi"/>
-          <w:b/>
-          <w:bCs/>
-        </w:rPr>
-        <w:t>Implementarea demonstrează viabilitatea autentificării web fără transmiterea parolei către server. Protocolul satisface rigorile funcționale, de securitate și de performanță, iar integrarea în ecosistemul OAuth confirmă compatibilitatea cu standardele existente. Evaluarea comparativă cu SRP-6a și SPAKE2 poziționează soluția într-o zonă intermediară de performanță, confirmând competitivitatea sa cu protocoalele PAKE consacrate.</w:t>
-      </w:r>
-    </w:p>
-    <w:p>
-      <w:pPr>
-        <w:rPr>
-          <w:rFonts w:cstheme="minorHAnsi"/>
-          <w:b/>
-          <w:bCs/>
-        </w:rPr>
-      </w:pPr>
-      <w:r>
-        <w:rPr>
-          <w:rFonts w:cstheme="minorHAnsi"/>
-          <w:b/>
-          <w:bCs/>
-        </w:rPr>
-        <w:t>Ca limitări, parametrii actuali, precum G = 4 și scrypt n = 2^11, sunt adecvați exclusiv prototipului. Ca direcții viitoare, se impun tranziția către curbe eliptice, derivarea cheilor prin Argon2, externalizarea sesiunilor către Redis, semnături asimetrice pentru jetoane și implementarea obligatorie a HTTPS.</w:t>
-      </w:r>
-    </w:p>
-    <w:p>
-      <w:pPr>
-        <w:rPr>
-          <w:rFonts w:cstheme="minorHAnsi"/>
-          <w:b/>
-          <w:bCs/>
-        </w:rPr>
-      </w:pPr>
-      <w:r>
-        <w:rPr>
-          <w:rFonts w:cstheme="minorHAnsi"/>
-          <w:b/>
-          <w:bCs/>
-        </w:rPr>
         <w:t>Slide 17 (Bibliografie selectivă)</w:t>
       </w:r>
     </w:p>
@@ -1137,15 +1038,11 @@
       <w:pPr>
         <w:rPr>
           <w:rFonts w:cstheme="minorHAnsi"/>
-          <w:b/>
-          <w:bCs/>
-        </w:rPr>
-      </w:pPr>
-      <w:r>
-        <w:rPr>
-          <w:rFonts w:cstheme="minorHAnsi"/>
-          <w:b/>
-          <w:bCs/>
+        </w:rPr>
+      </w:pPr>
+      <w:r>
+        <w:rPr>
+          <w:rFonts w:cstheme="minorHAnsi"/>
         </w:rPr>
         <w:t>Acestea sunt câteva referințe din bibliografia utilizată.</w:t>
       </w:r>
@@ -1154,15 +1051,26 @@
       <w:pPr>
         <w:rPr>
           <w:rFonts w:cstheme="minorHAnsi"/>
-          <w:b/>
-          <w:bCs/>
-        </w:rPr>
-      </w:pPr>
-      <w:r>
-        <w:rPr>
-          <w:rFonts w:cstheme="minorHAnsi"/>
-          <w:b/>
-          <w:bCs/>
+        </w:rPr>
+      </w:pPr>
+      <w:r>
+        <w:rPr>
+          <w:rFonts w:cstheme="minorHAnsi"/>
+        </w:rPr>
+        <w:pict w14:anchorId="462ED80B">
+          <v:rect id="_x0000_i1153" style="width:652.5pt;height:1.5pt" o:hrpct="0" o:hralign="center" o:hrstd="t" o:hr="t" fillcolor="#a0a0a0" stroked="f"/>
+        </w:pict>
+      </w:r>
+    </w:p>
+    <w:p>
+      <w:pPr>
+        <w:rPr>
+          <w:rFonts w:cstheme="minorHAnsi"/>
+        </w:rPr>
+      </w:pPr>
+      <w:r>
+        <w:rPr>
+          <w:rFonts w:cstheme="minorHAnsi"/>
         </w:rPr>
         <w:t>Slide 18 (Mulțumesc)</w:t>
       </w:r>
@@ -1171,15 +1079,11 @@
       <w:pPr>
         <w:rPr>
           <w:rFonts w:cstheme="minorHAnsi"/>
-          <w:b/>
-          <w:bCs/>
-        </w:rPr>
-      </w:pPr>
-      <w:r>
-        <w:rPr>
-          <w:rFonts w:cstheme="minorHAnsi"/>
-          <w:b/>
-          <w:bCs/>
+        </w:rPr>
+      </w:pPr>
+      <w:r>
+        <w:rPr>
+          <w:rFonts w:cstheme="minorHAnsi"/>
         </w:rPr>
         <w:t>Vă mulțumesc pentru atenție!</w:t>
       </w:r>
@@ -1641,6 +1545,155 @@
 <file path=word/numbering.xml><?xml version="1.0" encoding="utf-8"?>
 <w:numbering xmlns:wpc="http://schemas.microsoft.com/office/word/2010/wordprocessingCanvas" xmlns:cx="http://schemas.microsoft.com/office/drawing/2014/chartex" xmlns:cx1="http://schemas.microsoft.com/office/drawing/2015/9/8/chartex" xmlns:cx2="http://schemas.microsoft.com/office/drawing/2015/10/21/chartex" xmlns:cx3="http://schemas.microsoft.com/office/drawing/2016/5/9/chartex" xmlns:cx4="http://schemas.microsoft.com/office/drawing/2016/5/10/chartex" xmlns:cx5="http://schemas.microsoft.com/office/drawing/2016/5/11/chartex" xmlns:cx6="http://schemas.microsoft.com/office/drawing/2016/5/12/chartex" xmlns:cx7="http://schemas.microsoft.com/office/drawing/2016/5/13/chartex" xmlns:cx8="http://schemas.microsoft.com/office/drawing/2016/5/14/chartex" xmlns:mc="http://schemas.openxmlformats.org/markup-compatibility/2006" xmlns:aink="http://schemas.microsoft.com/office/drawing/2016/ink" xmlns:am3d="http://schemas.microsoft.com/office/drawing/2017/model3d" xmlns:o="urn:schemas-microsoft-com:office:office" xmlns:oel="http://schemas.microsoft.com/office/2019/extlst" xmlns:r="http://schemas.openxmlformats.org/officeDocument/2006/relationships" xmlns:m="http://schemas.openxmlformats.org/officeDocument/2006/math" xmlns:v="urn:schemas-microsoft-com:vml" xmlns:wp14="http://schemas.microsoft.com/office/word/2010/wordprocessingDrawing" xmlns:wp="http://schemas.openxmlformats.org/drawingml/2006/wordprocessingDrawing" xmlns:w10="urn:schemas-microsoft-com:office:word" xmlns:w="http://schemas.openxmlformats.org/wordprocessingml/2006/main" xmlns:w14="http://schemas.microsoft.com/office/word/2010/wordml" xmlns:w15="http://schemas.microsoft.com/office/word/2012/wordml" xmlns:w16cex="http://schemas.microsoft.com/office/word/2018/wordml/cex" xmlns:w16cid="http://schemas.microsoft.com/office/word/2016/wordml/cid" xmlns:w16="http://schemas.microsoft.com/office/word/2018/wordml" xmlns:w16du="http://schemas.microsoft.com/office/word/2023/wordml/word16du" xmlns:w16sdtdh="http://schemas.microsoft.com/office/word/2020/wordml/sdtdatahash" xmlns:w16sdtfl="http://schemas.microsoft.com/office/word/2024/wordml/sdtformatlock" xmlns:w16se="http://schemas.microsoft.com/office/word/2015/wordml/symex" xmlns:wpg="http://schemas.microsoft.com/office/word/2010/wordprocessingGroup" xmlns:wpi="http://schemas.microsoft.com/office/word/2010/wordprocessingInk" xmlns:wne="http://schemas.microsoft.com/office/word/2006/wordml" xmlns:wps="http://schemas.microsoft.com/office/word/2010/wordprocessingShape" mc:Ignorable="w14 w15 w16se w16cid w16 w16cex w16sdtdh w16sdtfl w16du wp14">
   <w:abstractNum w:abstractNumId="0" w15:restartNumberingAfterBreak="0">
+    <w:nsid w:val="0B3D4723"/>
+    <w:multiLevelType w:val="multilevel"/>
+    <w:tmpl w:val="7D9EB930"/>
+    <w:lvl w:ilvl="0">
+      <w:start w:val="1"/>
+      <w:numFmt w:val="bullet"/>
+      <w:lvlText w:val=""/>
+      <w:lvlJc w:val="left"/>
+      <w:pPr>
+        <w:tabs>
+          <w:tab w:val="num" w:pos="720"/>
+        </w:tabs>
+        <w:ind w:left="720" w:hanging="360"/>
+      </w:pPr>
+      <w:rPr>
+        <w:rFonts w:ascii="Symbol" w:hAnsi="Symbol" w:hint="default"/>
+        <w:sz w:val="20"/>
+      </w:rPr>
+    </w:lvl>
+    <w:lvl w:ilvl="1" w:tentative="1">
+      <w:start w:val="1"/>
+      <w:numFmt w:val="bullet"/>
+      <w:lvlText w:val="o"/>
+      <w:lvlJc w:val="left"/>
+      <w:pPr>
+        <w:tabs>
+          <w:tab w:val="num" w:pos="1440"/>
+        </w:tabs>
+        <w:ind w:left="1440" w:hanging="360"/>
+      </w:pPr>
+      <w:rPr>
+        <w:rFonts w:ascii="Courier New" w:hAnsi="Courier New" w:hint="default"/>
+        <w:sz w:val="20"/>
+      </w:rPr>
+    </w:lvl>
+    <w:lvl w:ilvl="2" w:tentative="1">
+      <w:start w:val="1"/>
+      <w:numFmt w:val="bullet"/>
+      <w:lvlText w:val=""/>
+      <w:lvlJc w:val="left"/>
+      <w:pPr>
+        <w:tabs>
+          <w:tab w:val="num" w:pos="2160"/>
+        </w:tabs>
+        <w:ind w:left="2160" w:hanging="360"/>
+      </w:pPr>
+      <w:rPr>
+        <w:rFonts w:ascii="Wingdings" w:hAnsi="Wingdings" w:hint="default"/>
+        <w:sz w:val="20"/>
+      </w:rPr>
+    </w:lvl>
+    <w:lvl w:ilvl="3" w:tentative="1">
+      <w:start w:val="1"/>
+      <w:numFmt w:val="bullet"/>
+      <w:lvlText w:val=""/>
+      <w:lvlJc w:val="left"/>
+      <w:pPr>
+        <w:tabs>
+          <w:tab w:val="num" w:pos="2880"/>
+        </w:tabs>
+        <w:ind w:left="2880" w:hanging="360"/>
+      </w:pPr>
+      <w:rPr>
+        <w:rFonts w:ascii="Wingdings" w:hAnsi="Wingdings" w:hint="default"/>
+        <w:sz w:val="20"/>
+      </w:rPr>
+    </w:lvl>
+    <w:lvl w:ilvl="4" w:tentative="1">
+      <w:start w:val="1"/>
+      <w:numFmt w:val="bullet"/>
+      <w:lvlText w:val=""/>
+      <w:lvlJc w:val="left"/>
+      <w:pPr>
+        <w:tabs>
+          <w:tab w:val="num" w:pos="3600"/>
+        </w:tabs>
+        <w:ind w:left="3600" w:hanging="360"/>
+      </w:pPr>
+      <w:rPr>
+        <w:rFonts w:ascii="Wingdings" w:hAnsi="Wingdings" w:hint="default"/>
+        <w:sz w:val="20"/>
+      </w:rPr>
+    </w:lvl>
+    <w:lvl w:ilvl="5" w:tentative="1">
+      <w:start w:val="1"/>
+      <w:numFmt w:val="bullet"/>
+      <w:lvlText w:val=""/>
+      <w:lvlJc w:val="left"/>
+      <w:pPr>
+        <w:tabs>
+          <w:tab w:val="num" w:pos="4320"/>
+        </w:tabs>
+        <w:ind w:left="4320" w:hanging="360"/>
+      </w:pPr>
+      <w:rPr>
+        <w:rFonts w:ascii="Wingdings" w:hAnsi="Wingdings" w:hint="default"/>
+        <w:sz w:val="20"/>
+      </w:rPr>
+    </w:lvl>
+    <w:lvl w:ilvl="6" w:tentative="1">
+      <w:start w:val="1"/>
+      <w:numFmt w:val="bullet"/>
+      <w:lvlText w:val=""/>
+      <w:lvlJc w:val="left"/>
+      <w:pPr>
+        <w:tabs>
+          <w:tab w:val="num" w:pos="5040"/>
+        </w:tabs>
+        <w:ind w:left="5040" w:hanging="360"/>
+      </w:pPr>
+      <w:rPr>
+        <w:rFonts w:ascii="Wingdings" w:hAnsi="Wingdings" w:hint="default"/>
+        <w:sz w:val="20"/>
+      </w:rPr>
+    </w:lvl>
+    <w:lvl w:ilvl="7" w:tentative="1">
+      <w:start w:val="1"/>
+      <w:numFmt w:val="bullet"/>
+      <w:lvlText w:val=""/>
+      <w:lvlJc w:val="left"/>
+      <w:pPr>
+        <w:tabs>
+          <w:tab w:val="num" w:pos="5760"/>
+        </w:tabs>
+        <w:ind w:left="5760" w:hanging="360"/>
+      </w:pPr>
+      <w:rPr>
+        <w:rFonts w:ascii="Wingdings" w:hAnsi="Wingdings" w:hint="default"/>
+        <w:sz w:val="20"/>
+      </w:rPr>
+    </w:lvl>
+    <w:lvl w:ilvl="8" w:tentative="1">
+      <w:start w:val="1"/>
+      <w:numFmt w:val="bullet"/>
+      <w:lvlText w:val=""/>
+      <w:lvlJc w:val="left"/>
+      <w:pPr>
+        <w:tabs>
+          <w:tab w:val="num" w:pos="6480"/>
+        </w:tabs>
+        <w:ind w:left="6480" w:hanging="360"/>
+      </w:pPr>
+      <w:rPr>
+        <w:rFonts w:ascii="Wingdings" w:hAnsi="Wingdings" w:hint="default"/>
+        <w:sz w:val="20"/>
+      </w:rPr>
+    </w:lvl>
+  </w:abstractNum>
+  <w:abstractNum w:abstractNumId="1" w15:restartNumberingAfterBreak="0">
     <w:nsid w:val="0E841701"/>
     <w:multiLevelType w:val="hybridMultilevel"/>
     <w:tmpl w:val="8350FD6C"/>
@@ -1780,7 +1833,7 @@
       </w:rPr>
     </w:lvl>
   </w:abstractNum>
-  <w:abstractNum w:abstractNumId="1" w15:restartNumberingAfterBreak="0">
+  <w:abstractNum w:abstractNumId="2" w15:restartNumberingAfterBreak="0">
     <w:nsid w:val="106536CE"/>
     <w:multiLevelType w:val="hybridMultilevel"/>
     <w:tmpl w:val="91E21E3E"/>
@@ -1892,7 +1945,7 @@
       </w:rPr>
     </w:lvl>
   </w:abstractNum>
-  <w:abstractNum w:abstractNumId="2" w15:restartNumberingAfterBreak="0">
+  <w:abstractNum w:abstractNumId="3" w15:restartNumberingAfterBreak="0">
     <w:nsid w:val="1F414599"/>
     <w:multiLevelType w:val="multilevel"/>
     <w:tmpl w:val="878A2B40"/>
@@ -2041,7 +2094,7 @@
       </w:rPr>
     </w:lvl>
   </w:abstractNum>
-  <w:abstractNum w:abstractNumId="3" w15:restartNumberingAfterBreak="0">
+  <w:abstractNum w:abstractNumId="4" w15:restartNumberingAfterBreak="0">
     <w:nsid w:val="253E6566"/>
     <w:multiLevelType w:val="multilevel"/>
     <w:tmpl w:val="71DA1C40"/>
@@ -2190,7 +2243,7 @@
       </w:rPr>
     </w:lvl>
   </w:abstractNum>
-  <w:abstractNum w:abstractNumId="4" w15:restartNumberingAfterBreak="0">
+  <w:abstractNum w:abstractNumId="5" w15:restartNumberingAfterBreak="0">
     <w:nsid w:val="4A9D276E"/>
     <w:multiLevelType w:val="hybridMultilevel"/>
     <w:tmpl w:val="A0EE4292"/>
@@ -2302,7 +2355,7 @@
       </w:rPr>
     </w:lvl>
   </w:abstractNum>
-  <w:abstractNum w:abstractNumId="5" w15:restartNumberingAfterBreak="0">
+  <w:abstractNum w:abstractNumId="6" w15:restartNumberingAfterBreak="0">
     <w:nsid w:val="66575A65"/>
     <w:multiLevelType w:val="multilevel"/>
     <w:tmpl w:val="5FE06B06"/>
@@ -2451,23 +2504,178 @@
       </w:rPr>
     </w:lvl>
   </w:abstractNum>
+  <w:abstractNum w:abstractNumId="7" w15:restartNumberingAfterBreak="0">
+    <w:nsid w:val="6CF369B0"/>
+    <w:multiLevelType w:val="multilevel"/>
+    <w:tmpl w:val="9B243CEE"/>
+    <w:lvl w:ilvl="0">
+      <w:start w:val="1"/>
+      <w:numFmt w:val="bullet"/>
+      <w:lvlText w:val=""/>
+      <w:lvlJc w:val="left"/>
+      <w:pPr>
+        <w:tabs>
+          <w:tab w:val="num" w:pos="720"/>
+        </w:tabs>
+        <w:ind w:left="720" w:hanging="360"/>
+      </w:pPr>
+      <w:rPr>
+        <w:rFonts w:ascii="Symbol" w:hAnsi="Symbol" w:hint="default"/>
+        <w:sz w:val="20"/>
+      </w:rPr>
+    </w:lvl>
+    <w:lvl w:ilvl="1" w:tentative="1">
+      <w:start w:val="1"/>
+      <w:numFmt w:val="bullet"/>
+      <w:lvlText w:val="o"/>
+      <w:lvlJc w:val="left"/>
+      <w:pPr>
+        <w:tabs>
+          <w:tab w:val="num" w:pos="1440"/>
+        </w:tabs>
+        <w:ind w:left="1440" w:hanging="360"/>
+      </w:pPr>
+      <w:rPr>
+        <w:rFonts w:ascii="Courier New" w:hAnsi="Courier New" w:hint="default"/>
+        <w:sz w:val="20"/>
+      </w:rPr>
+    </w:lvl>
+    <w:lvl w:ilvl="2" w:tentative="1">
+      <w:start w:val="1"/>
+      <w:numFmt w:val="bullet"/>
+      <w:lvlText w:val=""/>
+      <w:lvlJc w:val="left"/>
+      <w:pPr>
+        <w:tabs>
+          <w:tab w:val="num" w:pos="2160"/>
+        </w:tabs>
+        <w:ind w:left="2160" w:hanging="360"/>
+      </w:pPr>
+      <w:rPr>
+        <w:rFonts w:ascii="Wingdings" w:hAnsi="Wingdings" w:hint="default"/>
+        <w:sz w:val="20"/>
+      </w:rPr>
+    </w:lvl>
+    <w:lvl w:ilvl="3" w:tentative="1">
+      <w:start w:val="1"/>
+      <w:numFmt w:val="bullet"/>
+      <w:lvlText w:val=""/>
+      <w:lvlJc w:val="left"/>
+      <w:pPr>
+        <w:tabs>
+          <w:tab w:val="num" w:pos="2880"/>
+        </w:tabs>
+        <w:ind w:left="2880" w:hanging="360"/>
+      </w:pPr>
+      <w:rPr>
+        <w:rFonts w:ascii="Wingdings" w:hAnsi="Wingdings" w:hint="default"/>
+        <w:sz w:val="20"/>
+      </w:rPr>
+    </w:lvl>
+    <w:lvl w:ilvl="4" w:tentative="1">
+      <w:start w:val="1"/>
+      <w:numFmt w:val="bullet"/>
+      <w:lvlText w:val=""/>
+      <w:lvlJc w:val="left"/>
+      <w:pPr>
+        <w:tabs>
+          <w:tab w:val="num" w:pos="3600"/>
+        </w:tabs>
+        <w:ind w:left="3600" w:hanging="360"/>
+      </w:pPr>
+      <w:rPr>
+        <w:rFonts w:ascii="Wingdings" w:hAnsi="Wingdings" w:hint="default"/>
+        <w:sz w:val="20"/>
+      </w:rPr>
+    </w:lvl>
+    <w:lvl w:ilvl="5" w:tentative="1">
+      <w:start w:val="1"/>
+      <w:numFmt w:val="bullet"/>
+      <w:lvlText w:val=""/>
+      <w:lvlJc w:val="left"/>
+      <w:pPr>
+        <w:tabs>
+          <w:tab w:val="num" w:pos="4320"/>
+        </w:tabs>
+        <w:ind w:left="4320" w:hanging="360"/>
+      </w:pPr>
+      <w:rPr>
+        <w:rFonts w:ascii="Wingdings" w:hAnsi="Wingdings" w:hint="default"/>
+        <w:sz w:val="20"/>
+      </w:rPr>
+    </w:lvl>
+    <w:lvl w:ilvl="6" w:tentative="1">
+      <w:start w:val="1"/>
+      <w:numFmt w:val="bullet"/>
+      <w:lvlText w:val=""/>
+      <w:lvlJc w:val="left"/>
+      <w:pPr>
+        <w:tabs>
+          <w:tab w:val="num" w:pos="5040"/>
+        </w:tabs>
+        <w:ind w:left="5040" w:hanging="360"/>
+      </w:pPr>
+      <w:rPr>
+        <w:rFonts w:ascii="Wingdings" w:hAnsi="Wingdings" w:hint="default"/>
+        <w:sz w:val="20"/>
+      </w:rPr>
+    </w:lvl>
+    <w:lvl w:ilvl="7" w:tentative="1">
+      <w:start w:val="1"/>
+      <w:numFmt w:val="bullet"/>
+      <w:lvlText w:val=""/>
+      <w:lvlJc w:val="left"/>
+      <w:pPr>
+        <w:tabs>
+          <w:tab w:val="num" w:pos="5760"/>
+        </w:tabs>
+        <w:ind w:left="5760" w:hanging="360"/>
+      </w:pPr>
+      <w:rPr>
+        <w:rFonts w:ascii="Wingdings" w:hAnsi="Wingdings" w:hint="default"/>
+        <w:sz w:val="20"/>
+      </w:rPr>
+    </w:lvl>
+    <w:lvl w:ilvl="8" w:tentative="1">
+      <w:start w:val="1"/>
+      <w:numFmt w:val="bullet"/>
+      <w:lvlText w:val=""/>
+      <w:lvlJc w:val="left"/>
+      <w:pPr>
+        <w:tabs>
+          <w:tab w:val="num" w:pos="6480"/>
+        </w:tabs>
+        <w:ind w:left="6480" w:hanging="360"/>
+      </w:pPr>
+      <w:rPr>
+        <w:rFonts w:ascii="Wingdings" w:hAnsi="Wingdings" w:hint="default"/>
+        <w:sz w:val="20"/>
+      </w:rPr>
+    </w:lvl>
+  </w:abstractNum>
   <w:num w:numId="1" w16cid:durableId="77336496">
-    <w:abstractNumId w:val="0"/>
+    <w:abstractNumId w:val="1"/>
   </w:num>
   <w:num w:numId="2" w16cid:durableId="1476752430">
-    <w:abstractNumId w:val="1"/>
+    <w:abstractNumId w:val="2"/>
   </w:num>
   <w:num w:numId="3" w16cid:durableId="371268502">
+    <w:abstractNumId w:val="5"/>
+  </w:num>
+  <w:num w:numId="4" w16cid:durableId="1360231192">
+    <w:abstractNumId w:val="3"/>
+  </w:num>
+  <w:num w:numId="5" w16cid:durableId="315574635">
     <w:abstractNumId w:val="4"/>
   </w:num>
-  <w:num w:numId="4" w16cid:durableId="1360231192">
-    <w:abstractNumId w:val="2"/>
+  <w:num w:numId="6" w16cid:durableId="442191803">
+    <w:abstractNumId w:val="6"/>
   </w:num>
-  <w:num w:numId="5" w16cid:durableId="315574635">
-    <w:abstractNumId w:val="3"/>
+  <w:num w:numId="7" w16cid:durableId="15663613">
+    <w:abstractNumId w:val="7"/>
   </w:num>
-  <w:num w:numId="6" w16cid:durableId="442191803">
-    <w:abstractNumId w:val="5"/>
+  <w:num w:numId="8" w16cid:durableId="1929000684">
+    <w:abstractNumId w:val="0"/>
   </w:num>
 </w:numbering>
 </file>

--- a/docs/prezentare/disertatie_prezentare_text.docx
+++ b/docs/prezentare/disertatie_prezentare_text.docx
@@ -39,7 +39,7 @@
           <w:rFonts w:cstheme="minorHAnsi"/>
         </w:rPr>
         <w:pict w14:anchorId="4FAD9E4E">
-          <v:rect id="_x0000_i1138" style="width:652.5pt;height:1.5pt" o:hrpct="0" o:hralign="center" o:hrstd="t" o:hr="t" fillcolor="#a0a0a0" stroked="f"/>
+          <v:rect id="_x0000_i1025" style="width:652.5pt;height:1.5pt" o:hrpct="0" o:hralign="center" o:hrstd="t" o:hr="t" fillcolor="#a0a0a0" stroked="f"/>
         </w:pict>
       </w:r>
     </w:p>
@@ -233,7 +233,7 @@
           <w:rFonts w:cstheme="minorHAnsi"/>
         </w:rPr>
         <w:pict w14:anchorId="529EE7DB">
-          <v:rect id="_x0000_i1139" style="width:652.5pt;height:1.5pt" o:hrpct="0" o:hralign="center" o:hrstd="t" o:hr="t" fillcolor="#a0a0a0" stroked="f"/>
+          <v:rect id="_x0000_i1026" style="width:652.5pt;height:1.5pt" o:hrpct="0" o:hralign="center" o:hrstd="t" o:hr="t" fillcolor="#a0a0a0" stroked="f"/>
         </w:pict>
       </w:r>
     </w:p>
@@ -300,7 +300,7 @@
           <w:rFonts w:cstheme="minorHAnsi"/>
         </w:rPr>
         <w:pict w14:anchorId="3531AE60">
-          <v:rect id="_x0000_i1140" style="width:652.5pt;height:1.5pt" o:hrpct="0" o:hralign="center" o:hrstd="t" o:hr="t" fillcolor="#a0a0a0" stroked="f"/>
+          <v:rect id="_x0000_i1027" style="width:652.5pt;height:1.5pt" o:hrpct="0" o:hralign="center" o:hrstd="t" o:hr="t" fillcolor="#a0a0a0" stroked="f"/>
         </w:pict>
       </w:r>
     </w:p>
@@ -368,7 +368,7 @@
           <w:rFonts w:cstheme="minorHAnsi"/>
         </w:rPr>
         <w:pict w14:anchorId="4DFB6F57">
-          <v:rect id="_x0000_i1141" style="width:652.5pt;height:1.5pt" o:hrpct="0" o:hralign="center" o:hrstd="t" o:hr="t" fillcolor="#a0a0a0" stroked="f"/>
+          <v:rect id="_x0000_i1028" style="width:652.5pt;height:1.5pt" o:hrpct="0" o:hralign="center" o:hrstd="t" o:hr="t" fillcolor="#a0a0a0" stroked="f"/>
         </w:pict>
       </w:r>
     </w:p>
@@ -435,7 +435,7 @@
           <w:rFonts w:cstheme="minorHAnsi"/>
         </w:rPr>
         <w:pict w14:anchorId="41EB4DF9">
-          <v:rect id="_x0000_i1142" style="width:652.5pt;height:1.5pt" o:hrpct="0" o:hralign="center" o:hrstd="t" o:hr="t" fillcolor="#a0a0a0" stroked="f"/>
+          <v:rect id="_x0000_i1029" style="width:652.5pt;height:1.5pt" o:hrpct="0" o:hralign="center" o:hrstd="t" o:hr="t" fillcolor="#a0a0a0" stroked="f"/>
         </w:pict>
       </w:r>
     </w:p>
@@ -476,7 +476,7 @@
           <w:rFonts w:cstheme="minorHAnsi"/>
         </w:rPr>
         <w:pict w14:anchorId="7B1B1C79">
-          <v:rect id="_x0000_i1143" style="width:652.5pt;height:1.5pt" o:hrpct="0" o:hralign="center" o:hrstd="t" o:hr="t" fillcolor="#a0a0a0" stroked="f"/>
+          <v:rect id="_x0000_i1030" style="width:652.5pt;height:1.5pt" o:hrpct="0" o:hralign="center" o:hrstd="t" o:hr="t" fillcolor="#a0a0a0" stroked="f"/>
         </w:pict>
       </w:r>
     </w:p>
@@ -530,7 +530,7 @@
           <w:rFonts w:cstheme="minorHAnsi"/>
         </w:rPr>
         <w:pict w14:anchorId="5A20580C">
-          <v:rect id="_x0000_i1144" style="width:652.5pt;height:1.5pt" o:hrpct="0" o:hralign="center" o:hrstd="t" o:hr="t" fillcolor="#a0a0a0" stroked="f"/>
+          <v:rect id="_x0000_i1031" style="width:652.5pt;height:1.5pt" o:hrpct="0" o:hralign="center" o:hrstd="t" o:hr="t" fillcolor="#a0a0a0" stroked="f"/>
         </w:pict>
       </w:r>
     </w:p>
@@ -585,7 +585,7 @@
           <w:rFonts w:cstheme="minorHAnsi"/>
         </w:rPr>
         <w:pict w14:anchorId="25DEBB92">
-          <v:rect id="_x0000_i1145" style="width:652.5pt;height:1.5pt" o:hrpct="0" o:hralign="center" o:hrstd="t" o:hr="t" fillcolor="#a0a0a0" stroked="f"/>
+          <v:rect id="_x0000_i1032" style="width:652.5pt;height:1.5pt" o:hrpct="0" o:hralign="center" o:hrstd="t" o:hr="t" fillcolor="#a0a0a0" stroked="f"/>
         </w:pict>
       </w:r>
     </w:p>
@@ -638,8 +638,21 @@
         <w:rPr>
           <w:rFonts w:cstheme="minorHAnsi"/>
         </w:rPr>
+        <w:t>Poza cu wirehark</w:t>
+      </w:r>
+    </w:p>
+    <w:p>
+      <w:pPr>
+        <w:rPr>
+          <w:rFonts w:cstheme="minorHAnsi"/>
+        </w:rPr>
+      </w:pPr>
+      <w:r>
+        <w:rPr>
+          <w:rFonts w:cstheme="minorHAnsi"/>
+        </w:rPr>
         <w:pict w14:anchorId="6CCEA980">
-          <v:rect id="_x0000_i1146" style="width:652.5pt;height:1.5pt" o:hrpct="0" o:hralign="center" o:hrstd="t" o:hr="t" fillcolor="#a0a0a0" stroked="f"/>
+          <v:rect id="_x0000_i1033" style="width:652.5pt;height:1.5pt" o:hrpct="0" o:hralign="center" o:hrstd="t" o:hr="t" fillcolor="#a0a0a0" stroked="f"/>
         </w:pict>
       </w:r>
     </w:p>
@@ -745,7 +758,7 @@
           <w:rFonts w:cstheme="minorHAnsi"/>
         </w:rPr>
         <w:pict w14:anchorId="4F498F0E">
-          <v:rect id="_x0000_i1147" style="width:652.5pt;height:1.5pt" o:hrpct="0" o:hralign="center" o:hrstd="t" o:hr="t" fillcolor="#a0a0a0" stroked="f"/>
+          <v:rect id="_x0000_i1034" style="width:652.5pt;height:1.5pt" o:hrpct="0" o:hralign="center" o:hrstd="t" o:hr="t" fillcolor="#a0a0a0" stroked="f"/>
         </w:pict>
       </w:r>
     </w:p>
@@ -798,8 +811,9 @@
         <w:rPr>
           <w:rFonts w:cstheme="minorHAnsi"/>
         </w:rPr>
+        <w:lastRenderedPageBreak/>
         <w:pict w14:anchorId="5401FA28">
-          <v:rect id="_x0000_i1148" style="width:652.5pt;height:1.5pt" o:hrpct="0" o:hralign="center" o:hrstd="t" o:hr="t" fillcolor="#a0a0a0" stroked="f"/>
+          <v:rect id="_x0000_i1035" style="width:652.5pt;height:1.5pt" o:hrpct="0" o:hralign="center" o:hrstd="t" o:hr="t" fillcolor="#a0a0a0" stroked="f"/>
         </w:pict>
       </w:r>
     </w:p>
@@ -813,48 +827,210 @@
         <w:rPr>
           <w:rFonts w:cstheme="minorHAnsi"/>
         </w:rPr>
+        <w:t>Slide 13 (Comparație ZKP față de OAuth 2.0)</w:t>
+      </w:r>
+    </w:p>
+    <w:p>
+      <w:pPr>
+        <w:rPr>
+          <w:rFonts w:cstheme="minorHAnsi"/>
+        </w:rPr>
+      </w:pPr>
+      <w:r>
+        <w:rPr>
+          <w:rFonts w:cstheme="minorHAnsi"/>
+        </w:rPr>
+        <w:t>În protocolul ZKP Schnorr, secretul nu traversează niciodată rețeaua. În fluxurile OAuth PKCE, simplificat și Authlib, parola este transmisă în faza de autentificare, chiar dacă restul fluxului beneficiază de protecție.</w:t>
+      </w:r>
+    </w:p>
+    <w:p>
+      <w:pPr>
+        <w:rPr>
+          <w:rFonts w:cstheme="minorHAnsi"/>
+        </w:rPr>
+      </w:pPr>
+      <w:r>
+        <w:rPr>
+          <w:rFonts w:cstheme="minorHAnsi"/>
+        </w:rPr>
+        <w:t>Din perspectiva costurilor, fluxul ZKP complet are o latență medie de 57,58 milisecunde, comparativ cu sub 1,05 milisecunde pentru fluxurile OAuth. Acest compromis este justificat de eliminarea completă a riscului de exfiltrare a parolei.</w:t>
+      </w:r>
+    </w:p>
+    <w:p>
+      <w:pPr>
+        <w:rPr>
+          <w:rFonts w:cstheme="minorHAnsi"/>
+        </w:rPr>
+      </w:pPr>
+      <w:r>
+        <w:rPr>
+          <w:rFonts w:cstheme="minorHAnsi"/>
+        </w:rPr>
+        <w:pict w14:anchorId="6AE6A3D9">
+          <v:rect id="_x0000_i1036" style="width:652.5pt;height:1.5pt" o:hrpct="0" o:hralign="center" o:hrstd="t" o:hr="t" fillcolor="#a0a0a0" stroked="f"/>
+        </w:pict>
+      </w:r>
+    </w:p>
+    <w:p>
+      <w:pPr>
+        <w:rPr>
+          <w:rFonts w:cstheme="minorHAnsi"/>
+        </w:rPr>
+      </w:pPr>
+      <w:r>
+        <w:rPr>
+          <w:rFonts w:cstheme="minorHAnsi"/>
+        </w:rPr>
+        <w:t>Slide 14 (Comparație cu protocoalele PAKE: SRP-6a și SPAKE2)</w:t>
+      </w:r>
+    </w:p>
+    <w:p>
+      <w:pPr>
+        <w:rPr>
+          <w:rFonts w:cstheme="minorHAnsi"/>
+        </w:rPr>
+      </w:pPr>
+      <w:r>
+        <w:rPr>
+          <w:rFonts w:cstheme="minorHAnsi"/>
+        </w:rPr>
+        <w:t>Deoarece o comparație directă între protocolul ZKP și fluxurile OAuth 2.0 nu reflectă cu fidelitate poziționarea soluției în peisajul protocoalelor fără divulgare a secretului, s-a realizat o evaluare complementară față de SRP-6a, standardizat prin RFC 5054, și SPAKE2, bazat pe curba Ed25519.</w:t>
+      </w:r>
+    </w:p>
+    <w:p>
+      <w:pPr>
+        <w:rPr>
+          <w:rFonts w:cstheme="minorHAnsi"/>
+        </w:rPr>
+      </w:pPr>
+      <w:r>
+        <w:rPr>
+          <w:rFonts w:cstheme="minorHAnsi"/>
+        </w:rPr>
+        <w:t>Pentru echitatea comparației, implementarea Schnorr a fost adaptată pe curba eliptică secp256r1, cu verificare mutuală și derivarea unei chei de sesiune prin ECDH.</w:t>
+      </w:r>
+    </w:p>
+    <w:p>
+      <w:pPr>
+        <w:rPr>
+          <w:rFonts w:cstheme="minorHAnsi"/>
+        </w:rPr>
+      </w:pPr>
+      <w:r>
+        <w:rPr>
+          <w:rFonts w:cstheme="minorHAnsi"/>
+        </w:rPr>
+        <w:t>Rezultatele pe 100 de iterații indică: SPAKE2 înregistrează 13,55 milisecunde, SRP-6a prezintă 42,27 milisecunde pe grupul de 2048 de biți, iar Schnorr-EC se poziționează la 38,09 milisecunde. Toate cele trei protocoale asigură autentificare mutuală, derivarea unei chei de sesiune și netransmiterea parolei. SRP-6a și SPAKE2 oferă suplimentar rezistență la compromiterea bazei de date, proprietate pe care varianta Schnorr curentă nu o implementează nativ. Ca nivel de securitate, SRP-6a operează la aproximativ 112 biți, iar SPAKE2 și Schnorr-EC ating 128 de biți.</w:t>
+      </w:r>
+    </w:p>
+    <w:p>
+      <w:pPr>
+        <w:rPr>
+          <w:rFonts w:cstheme="minorHAnsi"/>
+        </w:rPr>
+      </w:pPr>
+      <w:r>
+        <w:rPr>
+          <w:rFonts w:cstheme="minorHAnsi"/>
+        </w:rPr>
+        <w:pict w14:anchorId="2D28BB70">
+          <v:rect id="_x0000_i1037" style="width:652.5pt;height:1.5pt" o:hrpct="0" o:hralign="center" o:hrstd="t" o:hr="t" fillcolor="#a0a0a0" stroked="f"/>
+        </w:pict>
+      </w:r>
+    </w:p>
+    <w:p>
+      <w:pPr>
+        <w:rPr>
+          <w:rFonts w:cstheme="minorHAnsi"/>
+        </w:rPr>
+      </w:pPr>
+      <w:r>
+        <w:rPr>
+          <w:rFonts w:cstheme="minorHAnsi"/>
+        </w:rPr>
+        <w:t>Slide 15 (Direcții de dezvoltare)</w:t>
+      </w:r>
+    </w:p>
+    <w:p>
+      <w:pPr>
+        <w:rPr>
+          <w:rFonts w:cstheme="minorHAnsi"/>
+        </w:rPr>
+      </w:pPr>
+      <w:r>
+        <w:rPr>
+          <w:rFonts w:cstheme="minorHAnsi"/>
+        </w:rPr>
+        <w:t>Ca direcții prioritare de dezvoltare se impun: maparea schemei Schnorr peste fluxul OAuth 2.0 nativ, în etapa în care clientul este redirecționat la pagina de autentificare și trebuie să introducă credențialele, înlocuind transmiterea parolei cu fazele de angajament și verificare. De asemenea, se propune utilizarea unor algoritmi post-cuantici pentru securizarea canalului de transport, ca protecție împotriva atacurilor de tip Store Now, Decrypt Later.</w:t>
+      </w:r>
+    </w:p>
+    <w:p>
+      <w:pPr>
+        <w:rPr>
+          <w:rFonts w:cstheme="minorHAnsi"/>
+        </w:rPr>
+      </w:pPr>
+      <w:r>
+        <w:rPr>
+          <w:rFonts w:cstheme="minorHAnsi"/>
+        </w:rPr>
+        <w:pict w14:anchorId="0EAB780E">
+          <v:rect id="_x0000_i1038" style="width:652.5pt;height:1.5pt" o:hrpct="0" o:hralign="center" o:hrstd="t" o:hr="t" fillcolor="#a0a0a0" stroked="f"/>
+        </w:pict>
+      </w:r>
+    </w:p>
+    <w:p>
+      <w:pPr>
+        <w:rPr>
+          <w:rFonts w:cstheme="minorHAnsi"/>
+        </w:rPr>
+      </w:pPr>
+      <w:r>
+        <w:rPr>
+          <w:rFonts w:cstheme="minorHAnsi"/>
+        </w:rPr>
+        <w:t>Slide 16 (Concluzii)</w:t>
+      </w:r>
+    </w:p>
+    <w:p>
+      <w:pPr>
+        <w:rPr>
+          <w:rFonts w:cstheme="minorHAnsi"/>
+        </w:rPr>
+      </w:pPr>
+      <w:r>
+        <w:rPr>
+          <w:rFonts w:cstheme="minorHAnsi"/>
+        </w:rPr>
+        <w:t>Implementarea demonstrează viabilitatea autentificării web fără transmiterea parolei către server. Protocolul satisface rigorile funcționale, de securitate și de performanță, iar integrarea în ecosistemul OAuth confirmă compatibilitatea cu standardele existente. Evaluarea comparativă cu SRP-6a și SPAKE2 poziționează soluția într-o zonă intermediară de performanță, confirmând competitivitatea sa cu protocoalele PAKE consacrate.</w:t>
+      </w:r>
+    </w:p>
+    <w:p>
+      <w:pPr>
+        <w:rPr>
+          <w:rFonts w:cstheme="minorHAnsi"/>
+        </w:rPr>
+      </w:pPr>
+      <w:r>
+        <w:rPr>
+          <w:rFonts w:cstheme="minorHAnsi"/>
+        </w:rPr>
+        <w:t>Ca limitări, parametrii actuali, precum G = 4 și scrypt cu n = 2^11, sunt adecvați exclusiv prototipului. Ca direcții viitoare, se impun tranziția către curbe eliptice, derivarea cheilor prin Argon2, externalizarea sesiunilor către Redis, semnături asimetrice pentru jetoane și implementarea obligatorie a HTTPS.</w:t>
+      </w:r>
+    </w:p>
+    <w:p>
+      <w:pPr>
+        <w:rPr>
+          <w:rFonts w:cstheme="minorHAnsi"/>
+        </w:rPr>
+      </w:pPr>
+      <w:r>
+        <w:rPr>
+          <w:rFonts w:cstheme="minorHAnsi"/>
+        </w:rPr>
         <w:lastRenderedPageBreak/>
-        <w:t>Slide 13 (Comparație ZKP față de OAuth 2.0)</w:t>
-      </w:r>
-    </w:p>
-    <w:p>
-      <w:pPr>
-        <w:rPr>
-          <w:rFonts w:cstheme="minorHAnsi"/>
-        </w:rPr>
-      </w:pPr>
-      <w:r>
-        <w:rPr>
-          <w:rFonts w:cstheme="minorHAnsi"/>
-        </w:rPr>
-        <w:t>În protocolul ZKP Schnorr, secretul nu traversează niciodată rețeaua. În fluxurile OAuth PKCE, simplificat și Authlib, parola este transmisă în faza de autentificare, chiar dacă restul fluxului beneficiază de protecție.</w:t>
-      </w:r>
-    </w:p>
-    <w:p>
-      <w:pPr>
-        <w:rPr>
-          <w:rFonts w:cstheme="minorHAnsi"/>
-        </w:rPr>
-      </w:pPr>
-      <w:r>
-        <w:rPr>
-          <w:rFonts w:cstheme="minorHAnsi"/>
-        </w:rPr>
-        <w:t>Din perspectiva costurilor, fluxul ZKP complet are o latență medie de 57,58 milisecunde, comparativ cu sub 1,05 milisecunde pentru fluxurile OAuth. Acest compromis este justificat de eliminarea completă a riscului de exfiltrare a parolei.</w:t>
-      </w:r>
-    </w:p>
-    <w:p>
-      <w:pPr>
-        <w:rPr>
-          <w:rFonts w:cstheme="minorHAnsi"/>
-        </w:rPr>
-      </w:pPr>
-      <w:r>
-        <w:rPr>
-          <w:rFonts w:cstheme="minorHAnsi"/>
-        </w:rPr>
-        <w:pict w14:anchorId="6AE6A3D9">
-          <v:rect id="_x0000_i1149" style="width:652.5pt;height:1.5pt" o:hrpct="0" o:hralign="center" o:hrstd="t" o:hr="t" fillcolor="#a0a0a0" stroked="f"/>
+        <w:pict w14:anchorId="632965AF">
+          <v:rect id="_x0000_i1039" style="width:652.5pt;height:1.5pt" o:hrpct="0" o:hralign="center" o:hrstd="t" o:hr="t" fillcolor="#a0a0a0" stroked="f"/>
         </w:pict>
       </w:r>
     </w:p>
@@ -868,169 +1044,6 @@
         <w:rPr>
           <w:rFonts w:cstheme="minorHAnsi"/>
         </w:rPr>
-        <w:t>Slide 14 (Comparație cu protocoalele PAKE: SRP-6a și SPAKE2)</w:t>
-      </w:r>
-    </w:p>
-    <w:p>
-      <w:pPr>
-        <w:rPr>
-          <w:rFonts w:cstheme="minorHAnsi"/>
-        </w:rPr>
-      </w:pPr>
-      <w:r>
-        <w:rPr>
-          <w:rFonts w:cstheme="minorHAnsi"/>
-        </w:rPr>
-        <w:t>Deoarece o comparație directă între protocolul ZKP și fluxurile OAuth 2.0 nu reflectă cu fidelitate poziționarea soluției în peisajul protocoalelor fără divulgare a secretului, s-a realizat o evaluare complementară față de SRP-6a, standardizat prin RFC 5054, și SPAKE2, bazat pe curba Ed25519.</w:t>
-      </w:r>
-    </w:p>
-    <w:p>
-      <w:pPr>
-        <w:rPr>
-          <w:rFonts w:cstheme="minorHAnsi"/>
-        </w:rPr>
-      </w:pPr>
-      <w:r>
-        <w:rPr>
-          <w:rFonts w:cstheme="minorHAnsi"/>
-        </w:rPr>
-        <w:t>Pentru echitatea comparației, implementarea Schnorr a fost adaptată pe curba eliptică secp256r1, cu verificare mutuală și derivarea unei chei de sesiune prin ECDH.</w:t>
-      </w:r>
-    </w:p>
-    <w:p>
-      <w:pPr>
-        <w:rPr>
-          <w:rFonts w:cstheme="minorHAnsi"/>
-        </w:rPr>
-      </w:pPr>
-      <w:r>
-        <w:rPr>
-          <w:rFonts w:cstheme="minorHAnsi"/>
-        </w:rPr>
-        <w:t>Rezultatele pe 100 de iterații indică: SPAKE2 înregistrează 13,55 milisecunde, SRP-6a prezintă 42,27 milisecunde pe grupul de 2048 de biți, iar Schnorr-EC se poziționează la 38,09 milisecunde. Toate cele trei protocoale asigură autentificare mutuală, derivarea unei chei de sesiune și netransmiterea parolei. SRP-6a și SPAKE2 oferă suplimentar rezistență la compromiterea bazei de date, proprietate pe care varianta Schnorr curentă nu o implementează nativ. Ca nivel de securitate, SRP-6a operează la aproximativ 112 biți, iar SPAKE2 și Schnorr-EC ating 128 de biți.</w:t>
-      </w:r>
-    </w:p>
-    <w:p>
-      <w:pPr>
-        <w:rPr>
-          <w:rFonts w:cstheme="minorHAnsi"/>
-        </w:rPr>
-      </w:pPr>
-      <w:r>
-        <w:rPr>
-          <w:rFonts w:cstheme="minorHAnsi"/>
-        </w:rPr>
-        <w:pict w14:anchorId="2D28BB70">
-          <v:rect id="_x0000_i1150" style="width:652.5pt;height:1.5pt" o:hrpct="0" o:hralign="center" o:hrstd="t" o:hr="t" fillcolor="#a0a0a0" stroked="f"/>
-        </w:pict>
-      </w:r>
-    </w:p>
-    <w:p>
-      <w:pPr>
-        <w:rPr>
-          <w:rFonts w:cstheme="minorHAnsi"/>
-        </w:rPr>
-      </w:pPr>
-      <w:r>
-        <w:rPr>
-          <w:rFonts w:cstheme="minorHAnsi"/>
-        </w:rPr>
-        <w:t>Slide 15 (Direcții de dezvoltare)</w:t>
-      </w:r>
-    </w:p>
-    <w:p>
-      <w:pPr>
-        <w:rPr>
-          <w:rFonts w:cstheme="minorHAnsi"/>
-        </w:rPr>
-      </w:pPr>
-      <w:r>
-        <w:rPr>
-          <w:rFonts w:cstheme="minorHAnsi"/>
-        </w:rPr>
-        <w:t>Ca direcții prioritare de dezvoltare se impun: maparea schemei Schnorr peste fluxul OAuth 2.0 nativ, în etapa în care clientul este redirecționat la pagina de autentificare și trebuie să introducă credențialele, înlocuind transmiterea parolei cu fazele de angajament și verificare. De asemenea, se propune utilizarea unor algoritmi post-cuantici pentru securizarea canalului de transport, ca protecție împotriva atacurilor de tip Store Now, Decrypt Later.</w:t>
-      </w:r>
-    </w:p>
-    <w:p>
-      <w:pPr>
-        <w:rPr>
-          <w:rFonts w:cstheme="minorHAnsi"/>
-        </w:rPr>
-      </w:pPr>
-      <w:r>
-        <w:rPr>
-          <w:rFonts w:cstheme="minorHAnsi"/>
-        </w:rPr>
-        <w:pict w14:anchorId="0EAB780E">
-          <v:rect id="_x0000_i1151" style="width:652.5pt;height:1.5pt" o:hrpct="0" o:hralign="center" o:hrstd="t" o:hr="t" fillcolor="#a0a0a0" stroked="f"/>
-        </w:pict>
-      </w:r>
-    </w:p>
-    <w:p>
-      <w:pPr>
-        <w:rPr>
-          <w:rFonts w:cstheme="minorHAnsi"/>
-        </w:rPr>
-      </w:pPr>
-      <w:r>
-        <w:rPr>
-          <w:rFonts w:cstheme="minorHAnsi"/>
-        </w:rPr>
-        <w:t>Slide 16 (Concluzii)</w:t>
-      </w:r>
-    </w:p>
-    <w:p>
-      <w:pPr>
-        <w:rPr>
-          <w:rFonts w:cstheme="minorHAnsi"/>
-        </w:rPr>
-      </w:pPr>
-      <w:r>
-        <w:rPr>
-          <w:rFonts w:cstheme="minorHAnsi"/>
-        </w:rPr>
-        <w:t>Implementarea demonstrează viabilitatea autentificării web fără transmiterea parolei către server. Protocolul satisface rigorile funcționale, de securitate și de performanță, iar integrarea în ecosistemul OAuth confirmă compatibilitatea cu standardele existente. Evaluarea comparativă cu SRP-6a și SPAKE2 poziționează soluția într-o zonă intermediară de performanță, confirmând competitivitatea sa cu protocoalele PAKE consacrate.</w:t>
-      </w:r>
-    </w:p>
-    <w:p>
-      <w:pPr>
-        <w:rPr>
-          <w:rFonts w:cstheme="minorHAnsi"/>
-        </w:rPr>
-      </w:pPr>
-      <w:r>
-        <w:rPr>
-          <w:rFonts w:cstheme="minorHAnsi"/>
-        </w:rPr>
-        <w:t>Ca limitări, parametrii actuali, precum G = 4 și scrypt cu n = 2^11, sunt adecvați exclusiv prototipului. Ca direcții viitoare, se impun tranziția către curbe eliptice, derivarea cheilor prin Argon2, externalizarea sesiunilor către Redis, semnături asimetrice pentru jetoane și implementarea obligatorie a HTTPS.</w:t>
-      </w:r>
-    </w:p>
-    <w:p>
-      <w:pPr>
-        <w:rPr>
-          <w:rFonts w:cstheme="minorHAnsi"/>
-        </w:rPr>
-      </w:pPr>
-      <w:r>
-        <w:rPr>
-          <w:rFonts w:cstheme="minorHAnsi"/>
-        </w:rPr>
-        <w:pict w14:anchorId="632965AF">
-          <v:rect id="_x0000_i1152" style="width:652.5pt;height:1.5pt" o:hrpct="0" o:hralign="center" o:hrstd="t" o:hr="t" fillcolor="#a0a0a0" stroked="f"/>
-        </w:pict>
-      </w:r>
-    </w:p>
-    <w:p>
-      <w:pPr>
-        <w:rPr>
-          <w:rFonts w:cstheme="minorHAnsi"/>
-        </w:rPr>
-      </w:pPr>
-      <w:r>
-        <w:rPr>
-          <w:rFonts w:cstheme="minorHAnsi"/>
-        </w:rPr>
-        <w:lastRenderedPageBreak/>
         <w:t>Slide 17 (Bibliografie selectivă)</w:t>
       </w:r>
     </w:p>
@@ -1058,7 +1071,7 @@
           <w:rFonts w:cstheme="minorHAnsi"/>
         </w:rPr>
         <w:pict w14:anchorId="462ED80B">
-          <v:rect id="_x0000_i1153" style="width:652.5pt;height:1.5pt" o:hrpct="0" o:hralign="center" o:hrstd="t" o:hr="t" fillcolor="#a0a0a0" stroked="f"/>
+          <v:rect id="_x0000_i1040" style="width:652.5pt;height:1.5pt" o:hrpct="0" o:hralign="center" o:hrstd="t" o:hr="t" fillcolor="#a0a0a0" stroked="f"/>
         </w:pict>
       </w:r>
     </w:p>
@@ -3084,6 +3097,7 @@
   <w:style w:type="character" w:default="1" w:styleId="DefaultParagraphFont">
     <w:name w:val="Default Paragraph Font"/>
     <w:uiPriority w:val="1"/>
+    <w:semiHidden/>
     <w:unhideWhenUsed/>
   </w:style>
   <w:style w:type="table" w:default="1" w:styleId="TableNormal">
